--- a/assets/spine-and-leaf/spine_and_leaf_whitepaper.docx
+++ b/assets/spine-and-leaf/spine_and_leaf_whitepaper.docx
@@ -294,7 +294,7 @@
           <w:b/>
           <w:bCs/>
         </w:rPr>
-        <w:t xml:space="preserve">1. Why This Chapter Exists: The Rediscovery</w:t>
+        <w:t xml:space="preserve">1. The Rediscovery</w:t>
       </w:r>
     </w:p>
     <w:p>
@@ -312,7 +312,7 @@
           <w:sz w:val="22"/>
           <w:szCs w:val="22"/>
         </w:rPr>
-        <w:t xml:space="preserve">Product management as a discipline was shaped by the constraints of an earlier era. Producing a high-fidelity prototype required engineering time. Producing a click-through demo required a designer and a build cycle. Producing an architecture diagram required pulling an architect into a meeting. Each of these artifacts was expensive, and so the role of the Product Manager evolved around producing the one artifact that wasn't expensive: the document. The PRD. The strategy memo. The roadmap. The market requirements doc.</w:t>
+        <w:t xml:space="preserve">Product management was shaped by an earlier era's constraints. Producing a coded prototype required engineering time. Producing a click-through demo required a designer. Producing an architecture diagram required pulling an architect into a meeting. Each artifact was expensive — so the role evolved around the one cheap artifact: the document. The PRD. The strategy memo. The roadmap.</w:t>
       </w:r>
     </w:p>
     <w:p>
@@ -330,7 +330,7 @@
           <w:sz w:val="22"/>
           <w:szCs w:val="22"/>
         </w:rPr>
-        <w:t xml:space="preserve">This worked, more or less, because the cost of every other artifact was high enough that documents were the rational unit of communication. They had a brutal failure mode — translation loss — but the alternative was even more expensive. So the discipline accepted the loss, and developed an entire vocabulary around mitigating it: stakeholder maps, RACI charts, alignment meetings, design reviews, dev kickoffs, demo days. Every one of these rituals exists to compensate for the fact that the Product Manager's primary medium — prose — is the wrong medium for almost every stakeholder consuming it.</w:t>
+        <w:t xml:space="preserve">Documents had a brutal failure mode — translation loss at every handoff — but the alternative was more expensive. The discipline accepted the loss and built an entire vocabulary to mitigate it: stakeholder maps, RACI charts, alignment meetings, design reviews, demo days. Every one of those rituals exists to compensate for prose being the wrong medium for almost every stakeholder consuming it.</w:t>
       </w:r>
     </w:p>
     <w:p>
@@ -348,7 +348,7 @@
           <w:sz w:val="22"/>
           <w:szCs w:val="22"/>
         </w:rPr>
-        <w:t xml:space="preserve">The constraint that produced this entire grammar has lifted. Generative tools have collapsed the cost of producing high-fidelity artifacts. A coded prototype that once required a frontend engineer for a week is now within reach of a Product Manager in an afternoon. An architecture diagram that once required pulling an architect into a meeting can be drafted, critiqued, and refined by the PM before the architect ever sees it. An interactive demo that once required a design build cycle can be produced as a working artifact at the same time as the strategy memo that proposes it.</w:t>
+        <w:t xml:space="preserve">The constraint has lifted. Generative tools have collapsed the cost of producing high-fidelity artifacts. A coded prototype that once required a frontend engineer for a week is within reach of a PM in an afternoon. An architecture diagram can be drafted by the PM before the architect sees it. An interactive demo can be authored alongside the strategy memo that proposes it.</w:t>
       </w:r>
     </w:p>
     <w:p>
@@ -384,7 +384,7 @@
           <w:sz w:val="22"/>
           <w:szCs w:val="22"/>
         </w:rPr>
-        <w:t xml:space="preserve">The PRD still goes out. The wireframes still get drawn. The tickets still get written. The translation chain is still in place. The result is that the new tools are being used to produce the old artifacts faster, rather than to produce different artifacts that obviate the chain. This is the predictable failure mode of any technology shift: organizations adopt the tool but not the practice, and the practice is where the value lives.</w:t>
+        <w:t xml:space="preserve">The clearest example of the failure mode is the team that uses an AI assistant to write a faster PRD. The PRD is unchanged — still prose, still consumed primarily by the PM and the lead designer, still filtered through every translation hop downstream. What changed is that the PM produces it in two hours instead of two days. The translation chain that consumes the next eight weeks is intact. The methodology did not move. Running yesterday's process with today's tools is the most expensive way to look productive.</w:t>
       </w:r>
     </w:p>
     <w:p>
@@ -402,7 +402,21 @@
           <w:sz w:val="22"/>
           <w:szCs w:val="22"/>
         </w:rPr>
-        <w:t xml:space="preserve">The clearest example of this failure mode is the team that uses an AI assistant to write a faster PRD. The PRD itself is unchanged — it is still prose, still consumed primarily by the PM and the lead designer, still filtered through every translation hop downstream. What has changed is that the PM produces it in two hours instead of two days. The team celebrates the time saved. The translation chain that consumes the next eight weeks is left intact. The tool delivered exactly what was asked of it. The methodology did not move. Running yesterday's process with today's tools is not the rediscovery; it is the most expensive way to look productive.</w:t>
+        <w:t xml:space="preserve">This paper asks the better question: what is the best outcome a Product Manager can bring to the table now that the cost curves have moved? The old answer was the document. The new answer needs to be different, because the constraint that produced the document has lifted.</w:t>
+      </w:r>
+    </w:p>
+    <w:p>
+      <w:pPr>
+        <w:pStyle w:val="Heading2"/>
+        <w:spacing w:after="140" w:before="280"/>
+      </w:pPr>
+      <w:r>
+        <w:rPr>
+          <w:rFonts w:ascii="Arial" w:cs="Arial" w:eastAsia="Arial" w:hAnsi="Arial"/>
+          <w:b/>
+          <w:bCs/>
+        </w:rPr>
+        <w:t xml:space="preserve">Translation loss is also time loss</w:t>
       </w:r>
     </w:p>
     <w:p>
@@ -420,7 +434,7 @@
           <w:sz w:val="22"/>
           <w:szCs w:val="22"/>
         </w:rPr>
-        <w:t xml:space="preserve">This paper is not about how to use AI tools. It is about what the new tools make possible — and the goal of the paper is to ask, plainly, what is the best outcome a Product Manager can bring to the table now that the cost curves have moved. The old answer was the document. The new answer needs to be different, because the constraint that produced the document has lifted, and continuing to produce documents faster is not the use of leverage the role deserves.</w:t>
+        <w:t xml:space="preserve">The cost of the old grammar is not only fidelity. It is time. Mark McDonald's keynote at Gartner CPO 2026 named the cycle: the Intelligence Supercycle — a period of durable growth driven by enterprise AI adoption — with the explicit caveat that "how we built IT products will not be how we build AI businesses." The window between idea and ship has compressed. Teams that produce all stakeholder artifacts from a single source ship inside that window. Teams still translating prose to wireframe to ticket to code to demo are running yesterday's clock. Field cases report 10× faster artifact creation, 33% lifts in deal velocity, and 28% reductions in customer acquisition cost when teams compress the artifact chain.</w:t>
       </w:r>
     </w:p>
     <w:p>
@@ -438,7 +452,7 @@
           <w:sz w:val="22"/>
           <w:szCs w:val="22"/>
         </w:rPr>
-        <w:t xml:space="preserve">This paper is a methodology for the practice. It is written for the Product Manager, the engineering leader, and the executive who has noticed that the time-to-aligned-team has not improved despite the new tools, and is ready to consider whether the unit of communication itself needs to change. The thesis is that customer empathy was always table stakes, and remains so; what is new is that technology depth is now the difference between PMs who lead AI delivery and PMs who watch it happen. The methodology is how that depth is exercised.</w:t>
+        <w:t xml:space="preserve">Translation loss is the meme; time loss is the bill. Every translation hop is a calendar week the team does not get back. The Spine and Leaf model is, at its core, a way to refuse those weeks.</w:t>
       </w:r>
     </w:p>
     <w:p>
@@ -589,7 +603,25 @@
           <w:sz w:val="22"/>
           <w:szCs w:val="22"/>
         </w:rPr>
-        <w:t xml:space="preserve">This is not a claim that PMs become engineers, designers, or architects. It is a claim that the PM is now the producer of the artifacts that used to require those functions to produce. The function still owns the final implementation. But the alignment phase — the part that consumes the first half of every sprint — is paid before the sprint begins, by the PM, in artifacts that aren't documents.</w:t>
+        <w:t xml:space="preserve">This is not a claim that PMs become engineers, designers, or architects. It is a claim that the PM is now the producer of the artifacts that used to require those functions to produce. The function still owns the final implementation. But the alignment phase — the part that consumes the first half of every sprint — is paid before the sprint begins, by the PM, in artifacts that aren't documents. As a Product Manager in this era it is no longer enough to define the problem. The PM produces artifacts that speed up each discipline by sharing the same story across functions at the right resolution for each. The PM does the initial hard work to keep the Spine — to shift left and establish a single source of truth — so the rest of the team can move in parallel rather than serially.</w:t>
+      </w:r>
+    </w:p>
+    <w:p>
+      <w:pPr>
+        <w:spacing w:after="120" w:before="60" w:line="320"/>
+        <w:jc w:val="left"/>
+      </w:pPr>
+      <w:r>
+        <w:rPr>
+          <w:rFonts w:ascii="Arial" w:cs="Arial" w:eastAsia="Arial" w:hAnsi="Arial"/>
+          <w:b w:val="false"/>
+          <w:bCs w:val="false"/>
+          <w:i w:val="false"/>
+          <w:iCs w:val="false"/>
+          <w:sz w:val="22"/>
+          <w:szCs w:val="22"/>
+        </w:rPr>
+        <w:t xml:space="preserve">And on the question that comes up in every workshop on this material: this is not a replacement for PM intuition. The traditional PM lives in the world of intuition — sensing what users want, what the team can ship, what the market will pay for. That world is not gone. It is amplified. The new tools do not replace the PM's intuition; they let the PM externalize it directly, in artifacts each stakeholder can interrogate. Intuition that used to live in a strategy memo now lives in a coded prototype, a tour, a diagram, a matrix. The PM is not relegated to a less-intuitive role; the PM is making intuition more visible to the team than ever before. That is amplification, not replacement.</w:t>
       </w:r>
     </w:p>
     <w:p>
@@ -707,7 +739,7 @@
           <w:b/>
           <w:bCs/>
         </w:rPr>
-        <w:t xml:space="preserve">3. The Spine: The Immutable Core Narrative</w:t>
+        <w:t xml:space="preserve">3. The Role Shift in RACI Form</w:t>
       </w:r>
     </w:p>
     <w:p>
@@ -725,7 +757,7 @@
           <w:sz w:val="22"/>
           <w:szCs w:val="22"/>
         </w:rPr>
-        <w:t xml:space="preserve">The Spine is the single document of record for a product initiative. It is the immutable referent — the place every other artifact returns to, the place every disagreement gets resolved, the place every new team member starts. When in doubt, return to the Spine. If the Spine doesn't say it, the artifact has no authority to say it either.</w:t>
+        <w:t xml:space="preserve">The paradigm shift in Section 2 is the argument. The RACI in this section is the argument's operational form — the same shift, expressed in the language every senior product organization already uses. RACI tells you who is Responsible, who is Accountable, who is Consulted, and who is Informed for each artifact. It is the question every team asks when a new methodology lands: but who actually does what?</w:t>
       </w:r>
     </w:p>
     <w:p>
@@ -743,7 +775,70 @@
           <w:sz w:val="22"/>
           <w:szCs w:val="22"/>
         </w:rPr>
-        <w:t xml:space="preserve">The Spine is short. It is plain language. It is in the user's voice wherever possible. It is not the spec, the wireframe, or the rollout plan. It is the story every other artifact must obey.</w:t>
+        <w:t xml:space="preserve">The before-and-after comparison is the load-bearing claim. In the old model the PM is Accountable on one artifact — the PRD — and Informed on most others. The PM coordinates handoffs and inherits the translation loss. In the Spine and Leaf model the PM is Accountable on every artifact, and each discipline is Responsible for refining the Leaf they consume. The PM has not taken on more meetings; the PM has taken on more authoring. The conversations the PM used to broker between functions now happen in front of artifacts the PM has already authored. The role is not bigger in hours; it is denser in leverage.</w:t>
+      </w:r>
+    </w:p>
+    <w:p>
+      <w:pPr>
+        <w:spacing w:after="80" w:before="200"/>
+        <w:jc w:val="center"/>
+      </w:pPr>
+      <w:r>
+        <w:drawing>
+          <wp:inline distT="0" distB="0" distL="0" distR="0">
+            <wp:extent cx="5715000" cy="3657600"/>
+            <wp:effectExtent t="0" r="0" b="0" l="0"/>
+            <wp:docPr id="1" name="Where the work shifts — RACI before and after Spine and Leaf" descr="The PM moves from accountable on one artifact to accountable on every artifact. Each discipline is Responsible for refining their Leaf." title="Where the work shifts — RACI before and after Spine and Leaf"/>
+            <wp:cNvGraphicFramePr>
+              <a:graphicFrameLocks xmlns:a="http://schemas.openxmlformats.org/drawingml/2006/main" noChangeAspect="1"/>
+            </wp:cNvGraphicFramePr>
+            <a:graphic xmlns:a="http://schemas.openxmlformats.org/drawingml/2006/main">
+              <a:graphicData uri="http://schemas.openxmlformats.org/drawingml/2006/picture">
+                <pic:pic xmlns:pic="http://schemas.openxmlformats.org/drawingml/2006/picture">
+                  <pic:nvPicPr>
+                    <pic:cNvPr id="0" name="" descr=""/>
+                    <pic:cNvPicPr>
+                      <a:picLocks noChangeAspect="1" noChangeArrowheads="1"/>
+                    </pic:cNvPicPr>
+                  </pic:nvPicPr>
+                  <pic:blipFill>
+                    <a:blip r:embed="rId9" cstate="none"/>
+                    <a:srcRect/>
+                    <a:stretch>
+                      <a:fillRect/>
+                    </a:stretch>
+                  </pic:blipFill>
+                  <pic:spPr bwMode="auto">
+                    <a:xfrm>
+                      <a:off x="0" y="0"/>
+                      <a:ext cx="5715000" cy="3657600"/>
+                    </a:xfrm>
+                    <a:prstGeom prst="rect">
+                      <a:avLst/>
+                    </a:prstGeom>
+                  </pic:spPr>
+                </pic:pic>
+              </a:graphicData>
+            </a:graphic>
+          </wp:inline>
+        </w:drawing>
+      </w:r>
+    </w:p>
+    <w:p>
+      <w:pPr>
+        <w:spacing w:after="240" w:before="0"/>
+        <w:jc w:val="center"/>
+      </w:pPr>
+      <w:r>
+        <w:rPr>
+          <w:rFonts w:ascii="Arial" w:cs="Arial" w:eastAsia="Arial" w:hAnsi="Arial"/>
+          <w:i/>
+          <w:iCs/>
+          <w:color w:val="666666"/>
+          <w:sz w:val="18"/>
+          <w:szCs w:val="18"/>
+        </w:rPr>
+        <w:t xml:space="preserve">Figure 2. The PM moves from accountable on one artifact to accountable on every artifact. Each discipline is Responsible for refining their Leaf.</w:t>
       </w:r>
     </w:p>
     <w:p>
@@ -757,7 +852,25 @@
           <w:b/>
           <w:bCs/>
         </w:rPr>
-        <w:t xml:space="preserve">What the Spine contains</w:t>
+        <w:t xml:space="preserve">Reading the chart</w:t>
+      </w:r>
+    </w:p>
+    <w:p>
+      <w:pPr>
+        <w:spacing w:after="120" w:before="60" w:line="320"/>
+        <w:jc w:val="left"/>
+      </w:pPr>
+      <w:r>
+        <w:rPr>
+          <w:rFonts w:ascii="Arial" w:cs="Arial" w:eastAsia="Arial" w:hAnsi="Arial"/>
+          <w:b w:val="false"/>
+          <w:bCs w:val="false"/>
+          <w:i w:val="false"/>
+          <w:iCs w:val="false"/>
+          <w:sz w:val="22"/>
+          <w:szCs w:val="22"/>
+        </w:rPr>
+        <w:t xml:space="preserve">Three patterns are worth naming because they will come up the first time a senior PM or CPO sees the methodology proposed:</w:t>
       </w:r>
     </w:p>
     <w:p>
@@ -779,19 +892,19 @@
           <w:sz w:val="22"/>
           <w:szCs w:val="22"/>
         </w:rPr>
-        <w:t xml:space="preserve">The problem</w:t>
-      </w:r>
-      <w:r>
-        <w:rPr>
-          <w:rFonts w:ascii="Arial" w:cs="Arial" w:eastAsia="Arial" w:hAnsi="Arial"/>
-          <w:b w:val="false"/>
-          <w:bCs w:val="false"/>
-          <w:i w:val="false"/>
-          <w:iCs w:val="false"/>
-          <w:sz w:val="22"/>
-          <w:szCs w:val="22"/>
-        </w:rPr>
-        <w:t xml:space="preserve"> — stated in the user's own language, with quotes from real customer conversations where possible. If you cannot describe the problem without invoking your solution, the problem is not yet understood.</w:t>
+        <w:t xml:space="preserve">The PM column compresses.</w:t>
+      </w:r>
+      <w:r>
+        <w:rPr>
+          <w:rFonts w:ascii="Arial" w:cs="Arial" w:eastAsia="Arial" w:hAnsi="Arial"/>
+          <w:b w:val="false"/>
+          <w:bCs w:val="false"/>
+          <w:i w:val="false"/>
+          <w:iCs w:val="false"/>
+          <w:sz w:val="22"/>
+          <w:szCs w:val="22"/>
+        </w:rPr>
+        <w:t xml:space="preserve"> In the old model, the PM is Accountable on the PRD and on daily routing — the rest is Informed or Consulted. In the new model, the PM is Accountable on the Spine and every Leaf. This is the central operational claim. If the PM does not take ownership of authoring at this level, the methodology does not work; if the PM does, the team's velocity transforms.</w:t>
       </w:r>
     </w:p>
     <w:p>
@@ -813,19 +926,19 @@
           <w:sz w:val="22"/>
           <w:szCs w:val="22"/>
         </w:rPr>
-        <w:t xml:space="preserve">The user</w:t>
-      </w:r>
-      <w:r>
-        <w:rPr>
-          <w:rFonts w:ascii="Arial" w:cs="Arial" w:eastAsia="Arial" w:hAnsi="Arial"/>
-          <w:b w:val="false"/>
-          <w:bCs w:val="false"/>
-          <w:i w:val="false"/>
-          <w:iCs w:val="false"/>
-          <w:sz w:val="22"/>
-          <w:szCs w:val="22"/>
-        </w:rPr>
-        <w:t xml:space="preserve"> — a specific persona, a specific job, a specific workflow. Generic users produce generic products. The Spine names a person.</w:t>
+        <w:t xml:space="preserve">Each discipline becomes Responsible on exactly one Leaf.</w:t>
+      </w:r>
+      <w:r>
+        <w:rPr>
+          <w:rFonts w:ascii="Arial" w:cs="Arial" w:eastAsia="Arial" w:hAnsi="Arial"/>
+          <w:b w:val="false"/>
+          <w:bCs w:val="false"/>
+          <w:i w:val="false"/>
+          <w:iCs w:val="false"/>
+          <w:sz w:val="22"/>
+          <w:szCs w:val="22"/>
+        </w:rPr>
+        <w:t xml:space="preserve"> The architect refines the Architecture Leaf. The engineer extends the Engineering Leaf. Sales runs the GTM Leaf. The designer refines the Design Leaf. QA verifies the Compliance Leaf. The Leaves don't take expertise away — they direct it at a halfway draft, which is where the discipline's expertise has the highest leverage.</w:t>
       </w:r>
     </w:p>
     <w:p>
@@ -847,19 +960,101 @@
           <w:sz w:val="22"/>
           <w:szCs w:val="22"/>
         </w:rPr>
-        <w:t xml:space="preserve">The proposed solution direction</w:t>
-      </w:r>
-      <w:r>
-        <w:rPr>
-          <w:rFonts w:ascii="Arial" w:cs="Arial" w:eastAsia="Arial" w:hAnsi="Arial"/>
-          <w:b w:val="false"/>
-          <w:bCs w:val="false"/>
-          <w:i w:val="false"/>
-          <w:iCs w:val="false"/>
-          <w:sz w:val="22"/>
-          <w:szCs w:val="22"/>
-        </w:rPr>
-        <w:t xml:space="preserve"> — the shape of the answer, not the spec. The spec belongs in the Leaves; the Spine commits to the direction the Leaves must serve.</w:t>
+        <w:t xml:space="preserve">The Sequencing Leaf inverts the routing pattern.</w:t>
+      </w:r>
+      <w:r>
+        <w:rPr>
+          <w:rFonts w:ascii="Arial" w:cs="Arial" w:eastAsia="Arial" w:hAnsi="Arial"/>
+          <w:b w:val="false"/>
+          <w:bCs w:val="false"/>
+          <w:i w:val="false"/>
+          <w:iCs w:val="false"/>
+          <w:sz w:val="22"/>
+          <w:szCs w:val="22"/>
+        </w:rPr>
+        <w:t xml:space="preserve"> On every other Leaf, one discipline is Responsible. On the Sequencing Leaf, every discipline is Responsible — they self-route from the same graph. This is the row that eliminates the daily 'what should I work on next?' Slack message. The PM authors the graph; the team routes from it.</w:t>
+      </w:r>
+    </w:p>
+    <w:p>
+      <w:pPr>
+        <w:spacing w:after="120" w:before="60" w:line="320"/>
+        <w:jc w:val="left"/>
+      </w:pPr>
+      <w:r>
+        <w:rPr>
+          <w:rFonts w:ascii="Arial" w:cs="Arial" w:eastAsia="Arial" w:hAnsi="Arial"/>
+          <w:b w:val="false"/>
+          <w:bCs w:val="false"/>
+          <w:i w:val="false"/>
+          <w:iCs w:val="false"/>
+          <w:sz w:val="22"/>
+          <w:szCs w:val="22"/>
+        </w:rPr>
+        <w:t xml:space="preserve">The translation of this RACI into practice is straightforward. The PM blocks calendar time at the start of each cycle to author the Spine and the first drafts of the Leaves. Disciplines block calendar time to refine their Leaf rather than to interpret a PRD. The standing alignment meeting that used to dominate the first half of every sprint is replaced by a single review session in front of the artifacts. The result is a flatter, faster operating model — and the RACI is what makes the flattening legible to a leadership team that has to fund it.</w:t>
+      </w:r>
+    </w:p>
+    <w:p>
+      <w:pPr>
+        <w:pStyle w:val="Heading1"/>
+        <w:spacing w:after="140" w:before="280"/>
+      </w:pPr>
+      <w:r>
+        <w:rPr>
+          <w:rFonts w:ascii="Arial" w:cs="Arial" w:eastAsia="Arial" w:hAnsi="Arial"/>
+          <w:b/>
+          <w:bCs/>
+        </w:rPr>
+        <w:t xml:space="preserve">4. The Spine: The Immutable Core Narrative</w:t>
+      </w:r>
+    </w:p>
+    <w:p>
+      <w:pPr>
+        <w:spacing w:after="120" w:before="60" w:line="320"/>
+        <w:jc w:val="left"/>
+      </w:pPr>
+      <w:r>
+        <w:rPr>
+          <w:rFonts w:ascii="Arial" w:cs="Arial" w:eastAsia="Arial" w:hAnsi="Arial"/>
+          <w:b w:val="false"/>
+          <w:bCs w:val="false"/>
+          <w:i w:val="false"/>
+          <w:iCs w:val="false"/>
+          <w:sz w:val="22"/>
+          <w:szCs w:val="22"/>
+        </w:rPr>
+        <w:t xml:space="preserve">The Spine is the single document of record for a product initiative. It is the immutable referent — the place every other artifact returns to, the place every disagreement gets resolved, the place every new team member starts. When in doubt, return to the Spine. If the Spine doesn't say it, the artifact has no authority to say it either.</w:t>
+      </w:r>
+    </w:p>
+    <w:p>
+      <w:pPr>
+        <w:spacing w:after="120" w:before="60" w:line="320"/>
+        <w:jc w:val="left"/>
+      </w:pPr>
+      <w:r>
+        <w:rPr>
+          <w:rFonts w:ascii="Arial" w:cs="Arial" w:eastAsia="Arial" w:hAnsi="Arial"/>
+          <w:b w:val="false"/>
+          <w:bCs w:val="false"/>
+          <w:i w:val="false"/>
+          <w:iCs w:val="false"/>
+          <w:sz w:val="22"/>
+          <w:szCs w:val="22"/>
+        </w:rPr>
+        <w:t xml:space="preserve">The Spine is short. It is plain language. It is in the user's voice wherever possible. It is not the spec, the wireframe, or the rollout plan. It is the story every other artifact must obey.</w:t>
+      </w:r>
+    </w:p>
+    <w:p>
+      <w:pPr>
+        <w:pStyle w:val="Heading2"/>
+        <w:spacing w:after="140" w:before="280"/>
+      </w:pPr>
+      <w:r>
+        <w:rPr>
+          <w:rFonts w:ascii="Arial" w:cs="Arial" w:eastAsia="Arial" w:hAnsi="Arial"/>
+          <w:b/>
+          <w:bCs/>
+        </w:rPr>
+        <w:t xml:space="preserve">What the Spine contains</w:t>
       </w:r>
     </w:p>
     <w:p>
@@ -881,19 +1076,19 @@
           <w:sz w:val="22"/>
           <w:szCs w:val="22"/>
         </w:rPr>
-        <w:t xml:space="preserve">Success metrics</w:t>
-      </w:r>
-      <w:r>
-        <w:rPr>
-          <w:rFonts w:ascii="Arial" w:cs="Arial" w:eastAsia="Arial" w:hAnsi="Arial"/>
-          <w:b w:val="false"/>
-          <w:bCs w:val="false"/>
-          <w:i w:val="false"/>
-          <w:iCs w:val="false"/>
-          <w:sz w:val="22"/>
-          <w:szCs w:val="22"/>
-        </w:rPr>
-        <w:t xml:space="preserve"> — measurable, time-bound, customer-anchored. Not vanity metrics. Not internal proxies. The numbers that, if they move, mean we did the work.</w:t>
+        <w:t xml:space="preserve">The problem</w:t>
+      </w:r>
+      <w:r>
+        <w:rPr>
+          <w:rFonts w:ascii="Arial" w:cs="Arial" w:eastAsia="Arial" w:hAnsi="Arial"/>
+          <w:b w:val="false"/>
+          <w:bCs w:val="false"/>
+          <w:i w:val="false"/>
+          <w:iCs w:val="false"/>
+          <w:sz w:val="22"/>
+          <w:szCs w:val="22"/>
+        </w:rPr>
+        <w:t xml:space="preserve"> — stated in the user's own language, with quotes from real customer conversations where possible. If you cannot describe the problem without invoking your solution, the problem is not yet understood.</w:t>
       </w:r>
     </w:p>
     <w:p>
@@ -915,19 +1110,19 @@
           <w:sz w:val="22"/>
           <w:szCs w:val="22"/>
         </w:rPr>
-        <w:t xml:space="preserve">Scope boundaries</w:t>
-      </w:r>
-      <w:r>
-        <w:rPr>
-          <w:rFonts w:ascii="Arial" w:cs="Arial" w:eastAsia="Arial" w:hAnsi="Arial"/>
-          <w:b w:val="false"/>
-          <w:bCs w:val="false"/>
-          <w:i w:val="false"/>
-          <w:iCs w:val="false"/>
-          <w:sz w:val="22"/>
-          <w:szCs w:val="22"/>
-        </w:rPr>
-        <w:t xml:space="preserve"> — what is in, what is out, what we are explicitly not doing. The strongest Spines are explicit about what they refuse, because every refusal is a commitment of focus.</w:t>
+        <w:t xml:space="preserve">The user</w:t>
+      </w:r>
+      <w:r>
+        <w:rPr>
+          <w:rFonts w:ascii="Arial" w:cs="Arial" w:eastAsia="Arial" w:hAnsi="Arial"/>
+          <w:b w:val="false"/>
+          <w:bCs w:val="false"/>
+          <w:i w:val="false"/>
+          <w:iCs w:val="false"/>
+          <w:sz w:val="22"/>
+          <w:szCs w:val="22"/>
+        </w:rPr>
+        <w:t xml:space="preserve"> — a specific persona, a specific job, a specific workflow. Generic users produce generic products. The Spine names a person.</w:t>
       </w:r>
     </w:p>
     <w:p>
@@ -949,6 +1144,108 @@
           <w:sz w:val="22"/>
           <w:szCs w:val="22"/>
         </w:rPr>
+        <w:t xml:space="preserve">The proposed solution direction</w:t>
+      </w:r>
+      <w:r>
+        <w:rPr>
+          <w:rFonts w:ascii="Arial" w:cs="Arial" w:eastAsia="Arial" w:hAnsi="Arial"/>
+          <w:b w:val="false"/>
+          <w:bCs w:val="false"/>
+          <w:i w:val="false"/>
+          <w:iCs w:val="false"/>
+          <w:sz w:val="22"/>
+          <w:szCs w:val="22"/>
+        </w:rPr>
+        <w:t xml:space="preserve"> — the shape of the answer, not the spec. The spec belongs in the Leaves; the Spine commits to the direction the Leaves must serve.</w:t>
+      </w:r>
+    </w:p>
+    <w:p>
+      <w:pPr>
+        <w:pStyle w:val="ListParagraph"/>
+        <w:numPr>
+          <w:ilvl w:val="0"/>
+          <w:numId w:val="2"/>
+        </w:numPr>
+        <w:spacing w:after="40" w:before="40" w:line="300"/>
+      </w:pPr>
+      <w:r>
+        <w:rPr>
+          <w:rFonts w:ascii="Arial" w:cs="Arial" w:eastAsia="Arial" w:hAnsi="Arial"/>
+          <w:b/>
+          <w:bCs/>
+          <w:i w:val="false"/>
+          <w:iCs w:val="false"/>
+          <w:sz w:val="22"/>
+          <w:szCs w:val="22"/>
+        </w:rPr>
+        <w:t xml:space="preserve">Success metrics</w:t>
+      </w:r>
+      <w:r>
+        <w:rPr>
+          <w:rFonts w:ascii="Arial" w:cs="Arial" w:eastAsia="Arial" w:hAnsi="Arial"/>
+          <w:b w:val="false"/>
+          <w:bCs w:val="false"/>
+          <w:i w:val="false"/>
+          <w:iCs w:val="false"/>
+          <w:sz w:val="22"/>
+          <w:szCs w:val="22"/>
+        </w:rPr>
+        <w:t xml:space="preserve"> — measurable, time-bound, customer-anchored. Not vanity metrics. Not internal proxies. The numbers that, if they move, mean we did the work.</w:t>
+      </w:r>
+    </w:p>
+    <w:p>
+      <w:pPr>
+        <w:pStyle w:val="ListParagraph"/>
+        <w:numPr>
+          <w:ilvl w:val="0"/>
+          <w:numId w:val="2"/>
+        </w:numPr>
+        <w:spacing w:after="40" w:before="40" w:line="300"/>
+      </w:pPr>
+      <w:r>
+        <w:rPr>
+          <w:rFonts w:ascii="Arial" w:cs="Arial" w:eastAsia="Arial" w:hAnsi="Arial"/>
+          <w:b/>
+          <w:bCs/>
+          <w:i w:val="false"/>
+          <w:iCs w:val="false"/>
+          <w:sz w:val="22"/>
+          <w:szCs w:val="22"/>
+        </w:rPr>
+        <w:t xml:space="preserve">Scope boundaries</w:t>
+      </w:r>
+      <w:r>
+        <w:rPr>
+          <w:rFonts w:ascii="Arial" w:cs="Arial" w:eastAsia="Arial" w:hAnsi="Arial"/>
+          <w:b w:val="false"/>
+          <w:bCs w:val="false"/>
+          <w:i w:val="false"/>
+          <w:iCs w:val="false"/>
+          <w:sz w:val="22"/>
+          <w:szCs w:val="22"/>
+        </w:rPr>
+        <w:t xml:space="preserve"> — what is in, what is out, what we are explicitly not doing. The strongest Spines are explicit about what they refuse, because every refusal is a commitment of focus.</w:t>
+      </w:r>
+    </w:p>
+    <w:p>
+      <w:pPr>
+        <w:pStyle w:val="ListParagraph"/>
+        <w:numPr>
+          <w:ilvl w:val="0"/>
+          <w:numId w:val="2"/>
+        </w:numPr>
+        <w:spacing w:after="40" w:before="40" w:line="300"/>
+      </w:pPr>
+      <w:r>
+        <w:rPr>
+          <w:rFonts w:ascii="Arial" w:cs="Arial" w:eastAsia="Arial" w:hAnsi="Arial"/>
+          <w:b/>
+          <w:bCs/>
+          <w:i w:val="false"/>
+          <w:iCs w:val="false"/>
+          <w:sz w:val="22"/>
+          <w:szCs w:val="22"/>
+        </w:rPr>
         <w:t xml:space="preserve">Traceability anchor</w:t>
       </w:r>
       <w:r>
@@ -1094,7 +1391,7 @@
           <w:b/>
           <w:bCs/>
         </w:rPr>
-        <w:t xml:space="preserve">4. The Leaves: High-Resolution Artifacts</w:t>
+        <w:t xml:space="preserve">5. The Leaves: High-Resolution Artifacts</w:t>
       </w:r>
     </w:p>
     <w:p>
@@ -1112,7 +1409,7 @@
           <w:sz w:val="22"/>
           <w:szCs w:val="22"/>
         </w:rPr>
-        <w:t xml:space="preserve">If the Spine is the idea, the Leaves are how the idea reaches different stakeholders at the resolution they actually need. A Spine without Leaves is an idea no one can use. A Leaf without a Spine is a feature without a reason.</w:t>
+        <w:t xml:space="preserve">If the Spine is the idea, the Leaves are how the idea reaches different stakeholders in the language each discipline already speaks. A Leaf is a high-resolution artifact rendered in the medium that discipline natively consumes — a Mermaid diagram (of varying granularity) for architects and engineering, a coded prototype for frontend, an interactive tour for sales, a state catalogue for designers, a traceability matrix for compliance and QA. The Leaf is not the PM's translation of the discipline's job. It is the artifact the PM produces so the discipline does not have to translate prose to start working.</w:t>
       </w:r>
     </w:p>
     <w:p>
@@ -1131,6 +1428,87 @@
           <w:szCs w:val="22"/>
         </w:rPr>
         <w:t xml:space="preserve">Each Leaf has three properties: a specific consumer, a specific format, and a specific job to do. The consumer is the function that will act on the Leaf. The format is the medium that function actually uses. The job is the translation loss this Leaf eliminates.</w:t>
+      </w:r>
+    </w:p>
+    <w:p>
+      <w:pPr>
+        <w:spacing w:after="120" w:before="60" w:line="320"/>
+        <w:jc w:val="left"/>
+      </w:pPr>
+      <w:r>
+        <w:rPr>
+          <w:rFonts w:ascii="Arial" w:cs="Arial" w:eastAsia="Arial" w:hAnsi="Arial"/>
+          <w:b w:val="false"/>
+          <w:bCs w:val="false"/>
+          <w:i w:val="false"/>
+          <w:iCs w:val="false"/>
+          <w:sz w:val="22"/>
+          <w:szCs w:val="22"/>
+        </w:rPr>
+        <w:t xml:space="preserve">A note that matters more than it sounds. The Leaves do not replace each discipline's expertise. They meet experts halfway. The Architecture Leaf is not the architect's deliverable; it is the proposal the architect refines. The Engineering Leaf is not the frontend engineer's commit; it is the scaffold the engineer extends. The GTM Leaf is not the sales team's pitch; it is the demo the salesperson runs from. Each discipline retains its expertise; the methodology bridges the gap that traditionally exists between a high-level PRD that no discipline can act on and the artifact each discipline actually produces. The model is not extractive — it is collaborative. It saves discipline experts from re-deriving the artifacts they would have produced anyway, by giving them a halfway draft to refine.</w:t>
+      </w:r>
+    </w:p>
+    <w:p>
+      <w:pPr>
+        <w:spacing w:after="80" w:before="200"/>
+        <w:jc w:val="center"/>
+      </w:pPr>
+      <w:r>
+        <w:drawing>
+          <wp:inline distT="0" distB="0" distL="0" distR="0">
+            <wp:extent cx="5715000" cy="3743325"/>
+            <wp:effectExtent t="0" r="0" b="0" l="0"/>
+            <wp:docPr id="1" name="The Spine and Five Leaves" descr="One immutable narrative, five high-resolution artifacts in the language each discipline already speaks. The Spine runs across the 14-day cycle; five Leaves branch off, each tuned to a specific consumer." title="The Spine and Five Leaves"/>
+            <wp:cNvGraphicFramePr>
+              <a:graphicFrameLocks xmlns:a="http://schemas.openxmlformats.org/drawingml/2006/main" noChangeAspect="1"/>
+            </wp:cNvGraphicFramePr>
+            <a:graphic xmlns:a="http://schemas.openxmlformats.org/drawingml/2006/main">
+              <a:graphicData uri="http://schemas.openxmlformats.org/drawingml/2006/picture">
+                <pic:pic xmlns:pic="http://schemas.openxmlformats.org/drawingml/2006/picture">
+                  <pic:nvPicPr>
+                    <pic:cNvPr id="0" name="" descr=""/>
+                    <pic:cNvPicPr>
+                      <a:picLocks noChangeAspect="1" noChangeArrowheads="1"/>
+                    </pic:cNvPicPr>
+                  </pic:nvPicPr>
+                  <pic:blipFill>
+                    <a:blip r:embed="rId10" cstate="none"/>
+                    <a:srcRect/>
+                    <a:stretch>
+                      <a:fillRect/>
+                    </a:stretch>
+                  </pic:blipFill>
+                  <pic:spPr bwMode="auto">
+                    <a:xfrm>
+                      <a:off x="0" y="0"/>
+                      <a:ext cx="5715000" cy="3743325"/>
+                    </a:xfrm>
+                    <a:prstGeom prst="rect">
+                      <a:avLst/>
+                    </a:prstGeom>
+                  </pic:spPr>
+                </pic:pic>
+              </a:graphicData>
+            </a:graphic>
+          </wp:inline>
+        </w:drawing>
+      </w:r>
+    </w:p>
+    <w:p>
+      <w:pPr>
+        <w:spacing w:after="240" w:before="0"/>
+        <w:jc w:val="center"/>
+      </w:pPr>
+      <w:r>
+        <w:rPr>
+          <w:rFonts w:ascii="Arial" w:cs="Arial" w:eastAsia="Arial" w:hAnsi="Arial"/>
+          <w:i/>
+          <w:iCs/>
+          <w:color w:val="666666"/>
+          <w:sz w:val="18"/>
+          <w:szCs w:val="18"/>
+        </w:rPr>
+        <w:t xml:space="preserve">Figure 1. The Spine and Five Leaves — one immutable narrative, five high-resolution artifacts in the language each discipline already speaks.</w:t>
       </w:r>
     </w:p>
     <w:p>
@@ -1144,7 +1522,25 @@
           <w:b/>
           <w:bCs/>
         </w:rPr>
-        <w:t xml:space="preserve">The five canonical Leaves</w:t>
+        <w:t xml:space="preserve">The canonical Leaves</w:t>
+      </w:r>
+    </w:p>
+    <w:p>
+      <w:pPr>
+        <w:spacing w:after="120" w:before="60" w:line="320"/>
+        <w:jc w:val="left"/>
+      </w:pPr>
+      <w:r>
+        <w:rPr>
+          <w:rFonts w:ascii="Arial" w:cs="Arial" w:eastAsia="Arial" w:hAnsi="Arial"/>
+          <w:b w:val="false"/>
+          <w:bCs w:val="false"/>
+          <w:i w:val="false"/>
+          <w:iCs w:val="false"/>
+          <w:sz w:val="22"/>
+          <w:szCs w:val="22"/>
+        </w:rPr>
+        <w:t xml:space="preserve">Five of the Leaves are disciplinary — each one is the artifact a specific function consumes. The sixth — the Sequencing Leaf — is a meta-Leaf: it doesn't serve a single discipline, it orchestrates the work that produces the others. The disciplinary five answer "what does each discipline get?" The sixth answers "in what order should we build them?"</w:t>
       </w:r>
     </w:p>
     <w:tbl>
@@ -2009,6 +2405,145 @@
           </w:p>
         </w:tc>
       </w:tr>
+      <w:tr>
+        <w:tc>
+          <w:tcPr>
+            <w:tcW w:type="dxa" w:w="2200"/>
+            <w:tcBorders>
+              <w:top w:val="single" w:color="CCCCCC" w:sz="4"/>
+              <w:left w:val="single" w:color="CCCCCC" w:sz="4"/>
+              <w:bottom w:val="single" w:color="CCCCCC" w:sz="4"/>
+              <w:right w:val="single" w:color="CCCCCC" w:sz="4"/>
+            </w:tcBorders>
+            <w:shd w:fill="F1F6FB" w:val="clear"/>
+            <w:tcMar>
+              <w:top w:type="dxa" w:w="100"/>
+              <w:left w:type="dxa" w:w="140"/>
+              <w:bottom w:type="dxa" w:w="100"/>
+              <w:right w:type="dxa" w:w="140"/>
+            </w:tcMar>
+          </w:tcPr>
+          <w:p>
+            <w:pPr>
+              <w:jc w:val="left"/>
+            </w:pPr>
+            <w:r>
+              <w:rPr>
+                <w:rFonts w:ascii="Arial" w:cs="Arial" w:eastAsia="Arial" w:hAnsi="Arial"/>
+                <w:b/>
+                <w:bCs/>
+                <w:i w:val="false"/>
+                <w:iCs w:val="false"/>
+                <w:sz w:val="20"/>
+                <w:szCs w:val="20"/>
+              </w:rPr>
+              <w:t xml:space="preserve">Sequencing</w:t>
+            </w:r>
+          </w:p>
+        </w:tc>
+        <w:tc>
+          <w:tcPr>
+            <w:tcW w:type="dxa" w:w="2200"/>
+            <w:tcBorders>
+              <w:top w:val="single" w:color="CCCCCC" w:sz="4"/>
+              <w:left w:val="single" w:color="CCCCCC" w:sz="4"/>
+              <w:bottom w:val="single" w:color="CCCCCC" w:sz="4"/>
+              <w:right w:val="single" w:color="CCCCCC" w:sz="4"/>
+            </w:tcBorders>
+            <w:tcMar>
+              <w:top w:type="dxa" w:w="100"/>
+              <w:left w:type="dxa" w:w="140"/>
+              <w:bottom w:type="dxa" w:w="100"/>
+              <w:right w:type="dxa" w:w="140"/>
+            </w:tcMar>
+          </w:tcPr>
+          <w:p>
+            <w:pPr>
+              <w:jc w:val="left"/>
+            </w:pPr>
+            <w:r>
+              <w:rPr>
+                <w:rFonts w:ascii="Arial" w:cs="Arial" w:eastAsia="Arial" w:hAnsi="Arial"/>
+                <w:b w:val="false"/>
+                <w:bCs w:val="false"/>
+                <w:i w:val="false"/>
+                <w:iCs w:val="false"/>
+                <w:sz w:val="20"/>
+                <w:szCs w:val="20"/>
+              </w:rPr>
+              <w:t xml:space="preserve">The dev team itself — engineers, designers, marketers self-routing</w:t>
+            </w:r>
+          </w:p>
+        </w:tc>
+        <w:tc>
+          <w:tcPr>
+            <w:tcW w:type="dxa" w:w="2480"/>
+            <w:tcBorders>
+              <w:top w:val="single" w:color="CCCCCC" w:sz="4"/>
+              <w:left w:val="single" w:color="CCCCCC" w:sz="4"/>
+              <w:bottom w:val="single" w:color="CCCCCC" w:sz="4"/>
+              <w:right w:val="single" w:color="CCCCCC" w:sz="4"/>
+            </w:tcBorders>
+            <w:tcMar>
+              <w:top w:type="dxa" w:w="100"/>
+              <w:left w:type="dxa" w:w="140"/>
+              <w:bottom w:type="dxa" w:w="100"/>
+              <w:right w:type="dxa" w:w="140"/>
+            </w:tcMar>
+          </w:tcPr>
+          <w:p>
+            <w:pPr>
+              <w:jc w:val="left"/>
+            </w:pPr>
+            <w:r>
+              <w:rPr>
+                <w:rFonts w:ascii="Arial" w:cs="Arial" w:eastAsia="Arial" w:hAnsi="Arial"/>
+                <w:b w:val="false"/>
+                <w:bCs w:val="false"/>
+                <w:i w:val="false"/>
+                <w:iCs w:val="false"/>
+                <w:sz w:val="20"/>
+                <w:szCs w:val="20"/>
+              </w:rPr>
+              <w:t xml:space="preserve">Work-item graph with slice memberships, status, and dependencies — filterable by slice and discipline</w:t>
+            </w:r>
+          </w:p>
+        </w:tc>
+        <w:tc>
+          <w:tcPr>
+            <w:tcW w:type="dxa" w:w="2480"/>
+            <w:tcBorders>
+              <w:top w:val="single" w:color="CCCCCC" w:sz="4"/>
+              <w:left w:val="single" w:color="CCCCCC" w:sz="4"/>
+              <w:bottom w:val="single" w:color="CCCCCC" w:sz="4"/>
+              <w:right w:val="single" w:color="CCCCCC" w:sz="4"/>
+            </w:tcBorders>
+            <w:tcMar>
+              <w:top w:type="dxa" w:w="100"/>
+              <w:left w:type="dxa" w:w="140"/>
+              <w:bottom w:type="dxa" w:w="100"/>
+              <w:right w:type="dxa" w:w="140"/>
+            </w:tcMar>
+          </w:tcPr>
+          <w:p>
+            <w:pPr>
+              <w:jc w:val="left"/>
+            </w:pPr>
+            <w:r>
+              <w:rPr>
+                <w:rFonts w:ascii="Arial" w:cs="Arial" w:eastAsia="Arial" w:hAnsi="Arial"/>
+                <w:b w:val="false"/>
+                <w:bCs w:val="false"/>
+                <w:i w:val="false"/>
+                <w:iCs w:val="false"/>
+                <w:sz w:val="20"/>
+                <w:szCs w:val="20"/>
+              </w:rPr>
+              <w:t xml:space="preserve">The 'what should I pick up next?' Slack message; PM-as-bottleneck for daily routing</w:t>
+            </w:r>
+          </w:p>
+        </w:tc>
+      </w:tr>
     </w:tbl>
     <w:p>
       <w:pPr>
@@ -2039,7 +2574,7 @@
           <w:b/>
           <w:bCs/>
         </w:rPr>
-        <w:t xml:space="preserve">4.1 The Architecture Leaf</w:t>
+        <w:t xml:space="preserve">5.1 The Architecture Leaf</w:t>
       </w:r>
     </w:p>
     <w:p>
@@ -2057,7 +2592,7 @@
           <w:sz w:val="22"/>
           <w:szCs w:val="22"/>
         </w:rPr>
-        <w:t xml:space="preserve">The Architecture Leaf is a system diagram with explicit Build versus Leverage decisions. It shows the major components, the data and control flow between them, the boundary between what the team is building and what it is composing from existing infrastructure, and the trust mechanisms that make the system safe to operate.</w:t>
+        <w:t xml:space="preserve">The Architecture Leaf is a system diagram with explicit Build versus Leverage decisions. It shows the major components, the data and control flow between them, the boundary between what the team is building and what it is composing from existing infrastructure, and the trust mechanisms that make the system safe to operate. The format is a Mermaid system diagram of varying granularity: high-level for the architect (subsystems and boundaries), component-level for engineering (module-by-module flow). The same source file renders at multiple resolutions; the audience determines which one is shown.</w:t>
       </w:r>
     </w:p>
     <w:p>
@@ -2107,7 +2642,7 @@
           <w:b/>
           <w:bCs/>
         </w:rPr>
-        <w:t xml:space="preserve">4.2 The Engineering Leaf</w:t>
+        <w:t xml:space="preserve">5.2 The Engineering Leaf</w:t>
       </w:r>
     </w:p>
     <w:p>
@@ -2125,7 +2660,7 @@
           <w:sz w:val="22"/>
           <w:szCs w:val="22"/>
         </w:rPr>
-        <w:t xml:space="preserve">The Engineering Leaf is a working coded prototype. It is not a screenshot, a Figma frame, or a description. It is a file the engineer can open, a DOM the engineer can inspect, a set of CSS variables the engineer can copy, a state machine the engineer can trace. It demonstrates the interactions, the loading states, the error states, the empty states, and the trust signals — at the resolution at which they will actually be implemented.</w:t>
+        <w:t xml:space="preserve">The Engineering Leaf is a working coded prototype, complemented by Mermaid sequence and component diagrams at module-level granularity. The prototype is not a screenshot, a Figma frame, or a description — it is a file the engineer can open, a DOM the engineer can inspect, a set of CSS variables the engineer can copy, a state machine the engineer can trace. It demonstrates the interactions, the loading states, the error states, the empty states, and the trust signals — at the resolution at which they will actually be implemented. The accompanying Mermaid diagrams give engineering the call graph and sequence flow that the prototype does not surface visually. Together, the two formats meet engineering exactly where engineering already works.</w:t>
       </w:r>
     </w:p>
     <w:p>
@@ -2175,7 +2710,7 @@
           <w:b/>
           <w:bCs/>
         </w:rPr>
-        <w:t xml:space="preserve">4.3 The Go-To-Market Leaf</w:t>
+        <w:t xml:space="preserve">5.3 The Go-To-Market Leaf</w:t>
       </w:r>
     </w:p>
     <w:p>
@@ -2243,7 +2778,7 @@
           <w:b/>
           <w:bCs/>
         </w:rPr>
-        <w:t xml:space="preserve">4.4 The Design Leaf</w:t>
+        <w:t xml:space="preserve">5.4 The Design Leaf</w:t>
       </w:r>
     </w:p>
     <w:p>
@@ -2311,7 +2846,7 @@
           <w:b/>
           <w:bCs/>
         </w:rPr>
-        <w:t xml:space="preserve">4.5 The Compliance Leaf</w:t>
+        <w:t xml:space="preserve">5.5 The Compliance Leaf</w:t>
       </w:r>
     </w:p>
     <w:p>
@@ -2379,7 +2914,93 @@
           <w:b/>
           <w:bCs/>
         </w:rPr>
-        <w:t xml:space="preserve">4.6 Why This Works: The Leaves Are Code</w:t>
+        <w:t xml:space="preserve">5.6 The Sequencing Leaf</w:t>
+      </w:r>
+    </w:p>
+    <w:p>
+      <w:pPr>
+        <w:spacing w:after="120" w:before="60" w:line="320"/>
+        <w:jc w:val="left"/>
+      </w:pPr>
+      <w:r>
+        <w:rPr>
+          <w:rFonts w:ascii="Arial" w:cs="Arial" w:eastAsia="Arial" w:hAnsi="Arial"/>
+          <w:b w:val="false"/>
+          <w:bCs w:val="false"/>
+          <w:i w:val="false"/>
+          <w:iCs w:val="false"/>
+          <w:sz w:val="22"/>
+          <w:szCs w:val="22"/>
+        </w:rPr>
+        <w:t xml:space="preserve">The Sequencing Leaf is a graph view of the project, rendered from the work items themselves. Nodes are work items — stories, tasks, epics. Edges are dependencies, typed as either blocks (the upstream item must complete before the downstream item can begin) or informs (the upstream item is preferable, but not strictly required). Each work item carries an effort estimate, a user-visible flag, the discipline that owns it, the Spine commitment it traces to, the slice memberships it belongs to (MVP1, Pilot, GA, etc.), and a live status (not started / in progress / done). The format is a YAML or JSON spec for the items and edges, alongside a Mermaid graph for visual reading. The two files share IDs so the graph and the data are always consistent.</w:t>
+      </w:r>
+    </w:p>
+    <w:p>
+      <w:pPr>
+        <w:spacing w:after="120" w:before="60" w:line="320"/>
+        <w:jc w:val="left"/>
+      </w:pPr>
+      <w:r>
+        <w:rPr>
+          <w:rFonts w:ascii="Arial" w:cs="Arial" w:eastAsia="Arial" w:hAnsi="Arial"/>
+          <w:b w:val="false"/>
+          <w:bCs w:val="false"/>
+          <w:i w:val="false"/>
+          <w:iCs w:val="false"/>
+          <w:sz w:val="22"/>
+          <w:szCs w:val="22"/>
+        </w:rPr>
+        <w:t xml:space="preserve">The point is not to be a strategy artifact the PM consults during planning. The point is to be a routing tool the dev team self-services from, so a fast team does not need to ping the PM every time someone wants to know what to pick up next. The PM authors and maintains the graph; the team filters by their slice and discipline, sees what's ready to start, and picks something up. The PM stops being a bottleneck for daily routing because the artifact answers it.</w:t>
+      </w:r>
+    </w:p>
+    <w:p>
+      <w:pPr>
+        <w:spacing w:after="120" w:before="60" w:line="320"/>
+        <w:jc w:val="left"/>
+      </w:pPr>
+      <w:r>
+        <w:rPr>
+          <w:rFonts w:ascii="Arial" w:cs="Arial" w:eastAsia="Arial" w:hAnsi="Arial"/>
+          <w:b w:val="false"/>
+          <w:bCs w:val="false"/>
+          <w:i w:val="false"/>
+          <w:iCs w:val="false"/>
+          <w:sz w:val="22"/>
+          <w:szCs w:val="22"/>
+        </w:rPr>
+        <w:t xml:space="preserve">Backlog tools surface dependencies as flat tabs, not topologies. Jira and Linear, GitHub Projects, Notion — none give the team a graph view of what runs in parallel and what is locked into a sequential chain. Story Mapping is the closest cultural precedent; PERT and CPM contain the graph math; Microsoft Project still offers network diagrams. None of these live where the modern backlog lives. The Sequencing Leaf is the synthesis: topology of CPM, slicing of Story Mapping, work-item data model of modern PM tooling, and the version-controllability of the other Leaves.</w:t>
+      </w:r>
+    </w:p>
+    <w:p>
+      <w:pPr>
+        <w:spacing w:after="120" w:before="60" w:line="320"/>
+        <w:jc w:val="left"/>
+      </w:pPr>
+      <w:r>
+        <w:rPr>
+          <w:rFonts w:ascii="Arial" w:cs="Arial" w:eastAsia="Arial" w:hAnsi="Arial"/>
+          <w:b w:val="false"/>
+          <w:bCs w:val="false"/>
+          <w:i w:val="false"/>
+          <w:iCs w:val="false"/>
+          <w:sz w:val="22"/>
+          <w:szCs w:val="22"/>
+        </w:rPr>
+        <w:t xml:space="preserve">What the team gets: a Ready Now queue (work items whose blockers are all done, filtered to slice + discipline), slice filtering (MVP / Pilot / GA), the critical path (longest sequential chain — the schedule's true bottleneck), bandwidth-aware calendar time (given N engineers, the minimum time to ship the slice), and unstated dependencies surfaced by the act of drawing the edges. The interactive demo published with this paper renders the graph for a generic save-and-resume feature with fifteen work items and three slices — toggling click-to-cycle status, a Monday-morning Ready Now queue, and live metrics. Try it before adopting; it is the smallest practical Sequencing Leaf.</w:t>
+      </w:r>
+    </w:p>
+    <w:p>
+      <w:pPr>
+        <w:pStyle w:val="Heading2"/>
+        <w:spacing w:after="140" w:before="280"/>
+      </w:pPr>
+      <w:r>
+        <w:rPr>
+          <w:rFonts w:ascii="Arial" w:cs="Arial" w:eastAsia="Arial" w:hAnsi="Arial"/>
+          <w:b/>
+          <w:bCs/>
+        </w:rPr>
+        <w:t xml:space="preserve">5.7 Why This Works: The Leaves Are Code</w:t>
       </w:r>
     </w:p>
     <w:p>
@@ -2493,6 +3114,228 @@
     </w:p>
     <w:p>
       <w:pPr>
+        <w:pStyle w:val="Heading2"/>
+        <w:spacing w:after="140" w:before="280"/>
+      </w:pPr>
+      <w:r>
+        <w:rPr>
+          <w:rFonts w:ascii="Arial" w:cs="Arial" w:eastAsia="Arial" w:hAnsi="Arial"/>
+          <w:b/>
+          <w:bCs/>
+        </w:rPr>
+        <w:t xml:space="preserve">5.8 What Happens When the Spine Changes</w:t>
+      </w:r>
+    </w:p>
+    <w:p>
+      <w:pPr>
+        <w:spacing w:after="120" w:before="60" w:line="320"/>
+        <w:jc w:val="left"/>
+      </w:pPr>
+      <w:r>
+        <w:rPr>
+          <w:rFonts w:ascii="Arial" w:cs="Arial" w:eastAsia="Arial" w:hAnsi="Arial"/>
+          <w:b w:val="false"/>
+          <w:bCs w:val="false"/>
+          <w:i w:val="false"/>
+          <w:iCs w:val="false"/>
+          <w:sz w:val="22"/>
+          <w:szCs w:val="22"/>
+        </w:rPr>
+        <w:t xml:space="preserve">The single most under-discussed property of any methodology is what it does when the core truth changes. The Spine is the immutable referent in this model — but immutable does not mean unchangeable. It means that when it changes, the change is deliberate and propagated. The methodology's value is not that the Spine never moves; it is that when the Spine moves, the rest of the team's resolution of the product moves with it, in a known sequence, with named owners notified.</w:t>
+      </w:r>
+    </w:p>
+    <w:p>
+      <w:pPr>
+        <w:spacing w:after="120" w:before="60" w:line="320"/>
+        <w:jc w:val="left"/>
+      </w:pPr>
+      <w:r>
+        <w:rPr>
+          <w:rFonts w:ascii="Arial" w:cs="Arial" w:eastAsia="Arial" w:hAnsi="Arial"/>
+          <w:b w:val="false"/>
+          <w:bCs w:val="false"/>
+          <w:i w:val="false"/>
+          <w:iCs w:val="false"/>
+          <w:sz w:val="22"/>
+          <w:szCs w:val="22"/>
+        </w:rPr>
+        <w:t xml:space="preserve">When the Spine changes, four things happen, in this order:</w:t>
+      </w:r>
+    </w:p>
+    <w:p>
+      <w:pPr>
+        <w:pStyle w:val="ListParagraph"/>
+        <w:numPr>
+          <w:ilvl w:val="0"/>
+          <w:numId w:val="2"/>
+        </w:numPr>
+        <w:spacing w:after="40" w:before="40" w:line="300"/>
+      </w:pPr>
+      <w:r>
+        <w:rPr>
+          <w:rFonts w:ascii="Arial" w:cs="Arial" w:eastAsia="Arial" w:hAnsi="Arial"/>
+          <w:b/>
+          <w:bCs/>
+          <w:i w:val="false"/>
+          <w:iCs w:val="false"/>
+          <w:sz w:val="22"/>
+          <w:szCs w:val="22"/>
+        </w:rPr>
+        <w:t xml:space="preserve">Step 1 — version + log.</w:t>
+      </w:r>
+      <w:r>
+        <w:rPr>
+          <w:rFonts w:ascii="Arial" w:cs="Arial" w:eastAsia="Arial" w:hAnsi="Arial"/>
+          <w:b w:val="false"/>
+          <w:bCs w:val="false"/>
+          <w:i w:val="false"/>
+          <w:iCs w:val="false"/>
+          <w:sz w:val="22"/>
+          <w:szCs w:val="22"/>
+        </w:rPr>
+        <w:t xml:space="preserve"> The Spine version is incremented (for example, spine_version: 0.1 → 0.2). A one-line entry is added at the top of the file: the date, what changed, and the reason. This is the audit trail; without it, propagation is invisible.</w:t>
+      </w:r>
+    </w:p>
+    <w:p>
+      <w:pPr>
+        <w:pStyle w:val="ListParagraph"/>
+        <w:numPr>
+          <w:ilvl w:val="0"/>
+          <w:numId w:val="2"/>
+        </w:numPr>
+        <w:spacing w:after="40" w:before="40" w:line="300"/>
+      </w:pPr>
+      <w:r>
+        <w:rPr>
+          <w:rFonts w:ascii="Arial" w:cs="Arial" w:eastAsia="Arial" w:hAnsi="Arial"/>
+          <w:b/>
+          <w:bCs/>
+          <w:i w:val="false"/>
+          <w:iCs w:val="false"/>
+          <w:sz w:val="22"/>
+          <w:szCs w:val="22"/>
+        </w:rPr>
+        <w:t xml:space="preserve">Step 2 — Architecture Leaf review.</w:t>
+      </w:r>
+      <w:r>
+        <w:rPr>
+          <w:rFonts w:ascii="Arial" w:cs="Arial" w:eastAsia="Arial" w:hAnsi="Arial"/>
+          <w:b w:val="false"/>
+          <w:bCs w:val="false"/>
+          <w:i w:val="false"/>
+          <w:iCs w:val="false"/>
+          <w:sz w:val="22"/>
+          <w:szCs w:val="22"/>
+        </w:rPr>
+        <w:t xml:space="preserve"> Walk the system diagram for any boundary that no longer holds — a Build/Leverage decision, a trust mechanism, a data flow. The architect is notified. If the change is structural, the Leaf is updated and re-circulated.</w:t>
+      </w:r>
+    </w:p>
+    <w:p>
+      <w:pPr>
+        <w:pStyle w:val="ListParagraph"/>
+        <w:numPr>
+          <w:ilvl w:val="0"/>
+          <w:numId w:val="2"/>
+        </w:numPr>
+        <w:spacing w:after="40" w:before="40" w:line="300"/>
+      </w:pPr>
+      <w:r>
+        <w:rPr>
+          <w:rFonts w:ascii="Arial" w:cs="Arial" w:eastAsia="Arial" w:hAnsi="Arial"/>
+          <w:b/>
+          <w:bCs/>
+          <w:i w:val="false"/>
+          <w:iCs w:val="false"/>
+          <w:sz w:val="22"/>
+          <w:szCs w:val="22"/>
+        </w:rPr>
+        <w:t xml:space="preserve">Step 3 — Engineering and Design Leaves review.</w:t>
+      </w:r>
+      <w:r>
+        <w:rPr>
+          <w:rFonts w:ascii="Arial" w:cs="Arial" w:eastAsia="Arial" w:hAnsi="Arial"/>
+          <w:b w:val="false"/>
+          <w:bCs w:val="false"/>
+          <w:i w:val="false"/>
+          <w:iCs w:val="false"/>
+          <w:sz w:val="22"/>
+          <w:szCs w:val="22"/>
+        </w:rPr>
+        <w:t xml:space="preserve"> Walk the prototype for any state, copy, or interaction that drifts from the new direction. Frontend, design system, and design leads are notified. The state catalogue is updated; the prototype is rebuilt; trust signals are reviewed.</w:t>
+      </w:r>
+    </w:p>
+    <w:p>
+      <w:pPr>
+        <w:pStyle w:val="ListParagraph"/>
+        <w:numPr>
+          <w:ilvl w:val="0"/>
+          <w:numId w:val="2"/>
+        </w:numPr>
+        <w:spacing w:after="40" w:before="40" w:line="300"/>
+      </w:pPr>
+      <w:r>
+        <w:rPr>
+          <w:rFonts w:ascii="Arial" w:cs="Arial" w:eastAsia="Arial" w:hAnsi="Arial"/>
+          <w:b/>
+          <w:bCs/>
+          <w:i w:val="false"/>
+          <w:iCs w:val="false"/>
+          <w:sz w:val="22"/>
+          <w:szCs w:val="22"/>
+        </w:rPr>
+        <w:t xml:space="preserve">Step 4 — GTM Leaf review and Compliance regeneration.</w:t>
+      </w:r>
+      <w:r>
+        <w:rPr>
+          <w:rFonts w:ascii="Arial" w:cs="Arial" w:eastAsia="Arial" w:hAnsi="Arial"/>
+          <w:b w:val="false"/>
+          <w:bCs w:val="false"/>
+          <w:i w:val="false"/>
+          <w:iCs w:val="false"/>
+          <w:sz w:val="22"/>
+          <w:szCs w:val="22"/>
+        </w:rPr>
+        <w:t xml:space="preserve"> The tour script is reviewed for any value claim that no longer reflects what is being built. Sales and marketing are notified. The Compliance Leaf — the traceability matrix — is regenerated automatically from the prototype's component tree. It is the Leaf that catches the rest if a propagation step is missed.</w:t>
+      </w:r>
+    </w:p>
+    <w:p>
+      <w:pPr>
+        <w:spacing w:after="120" w:before="60" w:line="320"/>
+        <w:jc w:val="left"/>
+      </w:pPr>
+      <w:r>
+        <w:rPr>
+          <w:rFonts w:ascii="Arial" w:cs="Arial" w:eastAsia="Arial" w:hAnsi="Arial"/>
+          <w:b w:val="false"/>
+          <w:bCs w:val="false"/>
+          <w:i w:val="false"/>
+          <w:iCs w:val="false"/>
+          <w:sz w:val="22"/>
+          <w:szCs w:val="22"/>
+        </w:rPr>
+        <w:t xml:space="preserve">The propagation is not optional and not slow. Because the Leaves are code (Section 5.7), regeneration is closer to a build step than a meeting. The role of the PM at this moment is to write the Spine update, run the propagation, and confirm the four notifications. That is the work the model produces value from — not a meeting that announces a change, but a deliberate update of the source of truth that all artifacts derive from. The methodology suggests, in code, who to inform and what to update so the entire project keeps a single source of truth.</w:t>
+      </w:r>
+    </w:p>
+    <w:p>
+      <w:pPr>
+        <w:spacing w:after="120" w:before="60" w:line="320"/>
+        <w:jc w:val="left"/>
+      </w:pPr>
+      <w:r>
+        <w:rPr>
+          <w:rFonts w:ascii="Arial" w:cs="Arial" w:eastAsia="Arial" w:hAnsi="Arial"/>
+          <w:b w:val="false"/>
+          <w:bCs w:val="false"/>
+          <w:i w:val="false"/>
+          <w:iCs w:val="false"/>
+          <w:sz w:val="22"/>
+          <w:szCs w:val="22"/>
+        </w:rPr>
+        <w:t xml:space="preserve">Stitched together, the five Leaves and the propagation discipline make the product immune to the drift that defines large-enterprise delivery — the drift produced when every discipline has its own pull or push, its own private artifact, its own version of the customer. In a Spine and Leaf system, every discipline has its own Leaf. None has its own Spine. That is what one source of truth means in practice.</w:t>
+      </w:r>
+    </w:p>
+    <w:p>
+      <w:pPr>
         <w:pStyle w:val="Heading1"/>
         <w:spacing w:after="140" w:before="280"/>
       </w:pPr>
@@ -2502,7 +3345,7 @@
           <w:b/>
           <w:bCs/>
         </w:rPr>
-        <w:t xml:space="preserve">5. Build vs. Leverage: The Strategic Layer</w:t>
+        <w:t xml:space="preserve">6. Build vs. Leverage: The Strategic Layer</w:t>
       </w:r>
     </w:p>
     <w:p>
@@ -3100,7 +3943,7 @@
           <w:b/>
           <w:bCs/>
         </w:rPr>
-        <w:t xml:space="preserve">6. The Operating Rhythm</w:t>
+        <w:t xml:space="preserve">7. The Operating Rhythm</w:t>
       </w:r>
     </w:p>
     <w:p>
@@ -3118,7 +3961,7 @@
           <w:sz w:val="22"/>
           <w:szCs w:val="22"/>
         </w:rPr>
-        <w:t xml:space="preserve">The methodology compresses the alignment phase that used to dominate the first half of every sprint. The cost of that compression is paid by the PM, in the form of the Spine and the first drafts of the Leaves, before the sprint begins. The benefit is that engineering, design, and go-to-market can run in parallel from day one rather than serially from day eight.</w:t>
+        <w:t xml:space="preserve">The Intelligence Supercycle is shrinking the window between idea and ship. The teams that win the next two years will not be the ones with the best four-week plan; they will be the ones who can run a credible two-week cycle inside a market that increasingly rewards weekly delivery. The methodology in this paper compresses the alignment phase that used to dominate the first half of every sprint. The cost of that compression is paid by the PM, in the form of the Spine and the first drafts of the Leaves, before the sprint begins. The benefit is that engineering, design, and go-to-market can run in parallel from day one rather than serially from day eight — and that parallelism is what lets the team ship inside the supercycle's compressed window rather than chasing it.</w:t>
       </w:r>
     </w:p>
     <w:tbl>
@@ -3824,7 +4667,595 @@
           <w:b/>
           <w:bCs/>
         </w:rPr>
-        <w:t xml:space="preserve">7. Customer Empathy: Still The Foundation</w:t>
+        <w:t xml:space="preserve">8. Benefits at a Glance</w:t>
+      </w:r>
+    </w:p>
+    <w:p>
+      <w:pPr>
+        <w:spacing w:after="120" w:before="60" w:line="320"/>
+        <w:jc w:val="left"/>
+      </w:pPr>
+      <w:r>
+        <w:rPr>
+          <w:rFonts w:ascii="Arial" w:cs="Arial" w:eastAsia="Arial" w:hAnsi="Arial"/>
+          <w:b w:val="false"/>
+          <w:bCs w:val="false"/>
+          <w:i w:val="false"/>
+          <w:iCs w:val="false"/>
+          <w:sz w:val="22"/>
+          <w:szCs w:val="22"/>
+        </w:rPr>
+        <w:t xml:space="preserve">The methodology earns its keep across multiple vectors. The summary below is the operational case — what changes when teams shift from document-and-deck grammar to Spine and Leaf grammar. Each row pairs to material elsewhere in the paper; the table is the index, not the argument.</w:t>
+      </w:r>
+    </w:p>
+    <w:tbl>
+      <w:tblPr>
+        <w:tblW w:type="dxa" w:w="9360"/>
+        <w:tblBorders>
+          <w:top w:val="single" w:color="auto" w:sz="4"/>
+          <w:left w:val="single" w:color="auto" w:sz="4"/>
+          <w:bottom w:val="single" w:color="auto" w:sz="4"/>
+          <w:right w:val="single" w:color="auto" w:sz="4"/>
+          <w:insideH w:val="single" w:color="auto" w:sz="4"/>
+          <w:insideV w:val="single" w:color="auto" w:sz="4"/>
+        </w:tblBorders>
+      </w:tblPr>
+      <w:tblGrid>
+        <w:gridCol w:w="2400"/>
+        <w:gridCol w:w="6960"/>
+      </w:tblGrid>
+      <w:tr>
+        <w:trPr>
+          <w:tblHeader/>
+        </w:trPr>
+        <w:tc>
+          <w:tcPr>
+            <w:tcW w:type="dxa" w:w="2400"/>
+            <w:tcBorders>
+              <w:top w:val="single" w:color="CCCCCC" w:sz="4"/>
+              <w:left w:val="single" w:color="CCCCCC" w:sz="4"/>
+              <w:bottom w:val="single" w:color="CCCCCC" w:sz="4"/>
+              <w:right w:val="single" w:color="CCCCCC" w:sz="4"/>
+            </w:tcBorders>
+            <w:shd w:fill="0B5FA5" w:val="clear"/>
+            <w:tcMar>
+              <w:top w:type="dxa" w:w="100"/>
+              <w:left w:type="dxa" w:w="140"/>
+              <w:bottom w:type="dxa" w:w="100"/>
+              <w:right w:type="dxa" w:w="140"/>
+            </w:tcMar>
+          </w:tcPr>
+          <w:p>
+            <w:pPr>
+              <w:jc w:val="left"/>
+            </w:pPr>
+            <w:r>
+              <w:rPr>
+                <w:rFonts w:ascii="Arial" w:cs="Arial" w:eastAsia="Arial" w:hAnsi="Arial"/>
+                <w:b/>
+                <w:bCs/>
+                <w:i w:val="false"/>
+                <w:iCs w:val="false"/>
+                <w:color w:val="FFFFFF"/>
+                <w:sz w:val="20"/>
+                <w:szCs w:val="20"/>
+              </w:rPr>
+              <w:t xml:space="preserve">Vector</w:t>
+            </w:r>
+          </w:p>
+        </w:tc>
+        <w:tc>
+          <w:tcPr>
+            <w:tcW w:type="dxa" w:w="6960"/>
+            <w:tcBorders>
+              <w:top w:val="single" w:color="CCCCCC" w:sz="4"/>
+              <w:left w:val="single" w:color="CCCCCC" w:sz="4"/>
+              <w:bottom w:val="single" w:color="CCCCCC" w:sz="4"/>
+              <w:right w:val="single" w:color="CCCCCC" w:sz="4"/>
+            </w:tcBorders>
+            <w:shd w:fill="0B5FA5" w:val="clear"/>
+            <w:tcMar>
+              <w:top w:type="dxa" w:w="100"/>
+              <w:left w:type="dxa" w:w="140"/>
+              <w:bottom w:type="dxa" w:w="100"/>
+              <w:right w:type="dxa" w:w="140"/>
+            </w:tcMar>
+          </w:tcPr>
+          <w:p>
+            <w:pPr>
+              <w:jc w:val="left"/>
+            </w:pPr>
+            <w:r>
+              <w:rPr>
+                <w:rFonts w:ascii="Arial" w:cs="Arial" w:eastAsia="Arial" w:hAnsi="Arial"/>
+                <w:b/>
+                <w:bCs/>
+                <w:i w:val="false"/>
+                <w:iCs w:val="false"/>
+                <w:color w:val="FFFFFF"/>
+                <w:sz w:val="20"/>
+                <w:szCs w:val="20"/>
+              </w:rPr>
+              <w:t xml:space="preserve">What changes</w:t>
+            </w:r>
+          </w:p>
+        </w:tc>
+      </w:tr>
+      <w:tr>
+        <w:tc>
+          <w:tcPr>
+            <w:tcW w:type="dxa" w:w="2400"/>
+            <w:tcBorders>
+              <w:top w:val="single" w:color="CCCCCC" w:sz="4"/>
+              <w:left w:val="single" w:color="CCCCCC" w:sz="4"/>
+              <w:bottom w:val="single" w:color="CCCCCC" w:sz="4"/>
+              <w:right w:val="single" w:color="CCCCCC" w:sz="4"/>
+            </w:tcBorders>
+            <w:shd w:fill="F1F6FB" w:val="clear"/>
+            <w:tcMar>
+              <w:top w:type="dxa" w:w="100"/>
+              <w:left w:type="dxa" w:w="140"/>
+              <w:bottom w:type="dxa" w:w="100"/>
+              <w:right w:type="dxa" w:w="140"/>
+            </w:tcMar>
+          </w:tcPr>
+          <w:p>
+            <w:pPr>
+              <w:jc w:val="left"/>
+            </w:pPr>
+            <w:r>
+              <w:rPr>
+                <w:rFonts w:ascii="Arial" w:cs="Arial" w:eastAsia="Arial" w:hAnsi="Arial"/>
+                <w:b/>
+                <w:bCs/>
+                <w:i w:val="false"/>
+                <w:iCs w:val="false"/>
+                <w:sz w:val="20"/>
+                <w:szCs w:val="20"/>
+              </w:rPr>
+              <w:t xml:space="preserve">Time to alignment</w:t>
+            </w:r>
+          </w:p>
+        </w:tc>
+        <w:tc>
+          <w:tcPr>
+            <w:tcW w:type="dxa" w:w="6960"/>
+            <w:tcBorders>
+              <w:top w:val="single" w:color="CCCCCC" w:sz="4"/>
+              <w:left w:val="single" w:color="CCCCCC" w:sz="4"/>
+              <w:bottom w:val="single" w:color="CCCCCC" w:sz="4"/>
+              <w:right w:val="single" w:color="CCCCCC" w:sz="4"/>
+            </w:tcBorders>
+            <w:tcMar>
+              <w:top w:type="dxa" w:w="100"/>
+              <w:left w:type="dxa" w:w="140"/>
+              <w:bottom w:type="dxa" w:w="100"/>
+              <w:right w:type="dxa" w:w="140"/>
+            </w:tcMar>
+          </w:tcPr>
+          <w:p>
+            <w:pPr>
+              <w:jc w:val="left"/>
+            </w:pPr>
+            <w:r>
+              <w:rPr>
+                <w:rFonts w:ascii="Arial" w:cs="Arial" w:eastAsia="Arial" w:hAnsi="Arial"/>
+                <w:b w:val="false"/>
+                <w:bCs w:val="false"/>
+                <w:i w:val="false"/>
+                <w:iCs w:val="false"/>
+                <w:sz w:val="20"/>
+                <w:szCs w:val="20"/>
+              </w:rPr>
+              <w:t xml:space="preserve">Hours, not weeks. Artifacts do the alignment work; the meeting confirms.</w:t>
+            </w:r>
+          </w:p>
+        </w:tc>
+      </w:tr>
+      <w:tr>
+        <w:tc>
+          <w:tcPr>
+            <w:tcW w:type="dxa" w:w="2400"/>
+            <w:tcBorders>
+              <w:top w:val="single" w:color="CCCCCC" w:sz="4"/>
+              <w:left w:val="single" w:color="CCCCCC" w:sz="4"/>
+              <w:bottom w:val="single" w:color="CCCCCC" w:sz="4"/>
+              <w:right w:val="single" w:color="CCCCCC" w:sz="4"/>
+            </w:tcBorders>
+            <w:shd w:fill="F1F6FB" w:val="clear"/>
+            <w:tcMar>
+              <w:top w:type="dxa" w:w="100"/>
+              <w:left w:type="dxa" w:w="140"/>
+              <w:bottom w:type="dxa" w:w="100"/>
+              <w:right w:type="dxa" w:w="140"/>
+            </w:tcMar>
+          </w:tcPr>
+          <w:p>
+            <w:pPr>
+              <w:jc w:val="left"/>
+            </w:pPr>
+            <w:r>
+              <w:rPr>
+                <w:rFonts w:ascii="Arial" w:cs="Arial" w:eastAsia="Arial" w:hAnsi="Arial"/>
+                <w:b/>
+                <w:bCs/>
+                <w:i w:val="false"/>
+                <w:iCs w:val="false"/>
+                <w:sz w:val="20"/>
+                <w:szCs w:val="20"/>
+              </w:rPr>
+              <w:t xml:space="preserve">Velocity</w:t>
+            </w:r>
+          </w:p>
+        </w:tc>
+        <w:tc>
+          <w:tcPr>
+            <w:tcW w:type="dxa" w:w="6960"/>
+            <w:tcBorders>
+              <w:top w:val="single" w:color="CCCCCC" w:sz="4"/>
+              <w:left w:val="single" w:color="CCCCCC" w:sz="4"/>
+              <w:bottom w:val="single" w:color="CCCCCC" w:sz="4"/>
+              <w:right w:val="single" w:color="CCCCCC" w:sz="4"/>
+            </w:tcBorders>
+            <w:tcMar>
+              <w:top w:type="dxa" w:w="100"/>
+              <w:left w:type="dxa" w:w="140"/>
+              <w:bottom w:type="dxa" w:w="100"/>
+              <w:right w:type="dxa" w:w="140"/>
+            </w:tcMar>
+          </w:tcPr>
+          <w:p>
+            <w:pPr>
+              <w:jc w:val="left"/>
+            </w:pPr>
+            <w:r>
+              <w:rPr>
+                <w:rFonts w:ascii="Arial" w:cs="Arial" w:eastAsia="Arial" w:hAnsi="Arial"/>
+                <w:b w:val="false"/>
+                <w:bCs w:val="false"/>
+                <w:i w:val="false"/>
+                <w:iCs w:val="false"/>
+                <w:sz w:val="20"/>
+                <w:szCs w:val="20"/>
+              </w:rPr>
+              <w:t xml:space="preserve">Teams ship inside the Supercycle's compressed window. Field cases: 10× faster artifact creation, 33% lifts in deal velocity, 28% reductions in CAC.</w:t>
+            </w:r>
+          </w:p>
+        </w:tc>
+      </w:tr>
+      <w:tr>
+        <w:tc>
+          <w:tcPr>
+            <w:tcW w:type="dxa" w:w="2400"/>
+            <w:tcBorders>
+              <w:top w:val="single" w:color="CCCCCC" w:sz="4"/>
+              <w:left w:val="single" w:color="CCCCCC" w:sz="4"/>
+              <w:bottom w:val="single" w:color="CCCCCC" w:sz="4"/>
+              <w:right w:val="single" w:color="CCCCCC" w:sz="4"/>
+            </w:tcBorders>
+            <w:shd w:fill="F1F6FB" w:val="clear"/>
+            <w:tcMar>
+              <w:top w:type="dxa" w:w="100"/>
+              <w:left w:type="dxa" w:w="140"/>
+              <w:bottom w:type="dxa" w:w="100"/>
+              <w:right w:type="dxa" w:w="140"/>
+            </w:tcMar>
+          </w:tcPr>
+          <w:p>
+            <w:pPr>
+              <w:jc w:val="left"/>
+            </w:pPr>
+            <w:r>
+              <w:rPr>
+                <w:rFonts w:ascii="Arial" w:cs="Arial" w:eastAsia="Arial" w:hAnsi="Arial"/>
+                <w:b/>
+                <w:bCs/>
+                <w:i w:val="false"/>
+                <w:iCs w:val="false"/>
+                <w:sz w:val="20"/>
+                <w:szCs w:val="20"/>
+              </w:rPr>
+              <w:t xml:space="preserve">Drift immunity</w:t>
+            </w:r>
+          </w:p>
+        </w:tc>
+        <w:tc>
+          <w:tcPr>
+            <w:tcW w:type="dxa" w:w="6960"/>
+            <w:tcBorders>
+              <w:top w:val="single" w:color="CCCCCC" w:sz="4"/>
+              <w:left w:val="single" w:color="CCCCCC" w:sz="4"/>
+              <w:bottom w:val="single" w:color="CCCCCC" w:sz="4"/>
+              <w:right w:val="single" w:color="CCCCCC" w:sz="4"/>
+            </w:tcBorders>
+            <w:tcMar>
+              <w:top w:type="dxa" w:w="100"/>
+              <w:left w:type="dxa" w:w="140"/>
+              <w:bottom w:type="dxa" w:w="100"/>
+              <w:right w:type="dxa" w:w="140"/>
+            </w:tcMar>
+          </w:tcPr>
+          <w:p>
+            <w:pPr>
+              <w:jc w:val="left"/>
+            </w:pPr>
+            <w:r>
+              <w:rPr>
+                <w:rFonts w:ascii="Arial" w:cs="Arial" w:eastAsia="Arial" w:hAnsi="Arial"/>
+                <w:b w:val="false"/>
+                <w:bCs w:val="false"/>
+                <w:i w:val="false"/>
+                <w:iCs w:val="false"/>
+                <w:sz w:val="20"/>
+                <w:szCs w:val="20"/>
+              </w:rPr>
+              <w:t xml:space="preserve">Every discipline has its own Leaf; none has its own Spine. Silos Gartner names as "competing trios of insight" collapse into a shared trio.</w:t>
+            </w:r>
+          </w:p>
+        </w:tc>
+      </w:tr>
+      <w:tr>
+        <w:tc>
+          <w:tcPr>
+            <w:tcW w:type="dxa" w:w="2400"/>
+            <w:tcBorders>
+              <w:top w:val="single" w:color="CCCCCC" w:sz="4"/>
+              <w:left w:val="single" w:color="CCCCCC" w:sz="4"/>
+              <w:bottom w:val="single" w:color="CCCCCC" w:sz="4"/>
+              <w:right w:val="single" w:color="CCCCCC" w:sz="4"/>
+            </w:tcBorders>
+            <w:shd w:fill="F1F6FB" w:val="clear"/>
+            <w:tcMar>
+              <w:top w:type="dxa" w:w="100"/>
+              <w:left w:type="dxa" w:w="140"/>
+              <w:bottom w:type="dxa" w:w="100"/>
+              <w:right w:type="dxa" w:w="140"/>
+            </w:tcMar>
+          </w:tcPr>
+          <w:p>
+            <w:pPr>
+              <w:jc w:val="left"/>
+            </w:pPr>
+            <w:r>
+              <w:rPr>
+                <w:rFonts w:ascii="Arial" w:cs="Arial" w:eastAsia="Arial" w:hAnsi="Arial"/>
+                <w:b/>
+                <w:bCs/>
+                <w:i w:val="false"/>
+                <w:iCs w:val="false"/>
+                <w:sz w:val="20"/>
+                <w:szCs w:val="20"/>
+              </w:rPr>
+              <w:t xml:space="preserve">Translation fidelity</w:t>
+            </w:r>
+          </w:p>
+        </w:tc>
+        <w:tc>
+          <w:tcPr>
+            <w:tcW w:type="dxa" w:w="6960"/>
+            <w:tcBorders>
+              <w:top w:val="single" w:color="CCCCCC" w:sz="4"/>
+              <w:left w:val="single" w:color="CCCCCC" w:sz="4"/>
+              <w:bottom w:val="single" w:color="CCCCCC" w:sz="4"/>
+              <w:right w:val="single" w:color="CCCCCC" w:sz="4"/>
+            </w:tcBorders>
+            <w:tcMar>
+              <w:top w:type="dxa" w:w="100"/>
+              <w:left w:type="dxa" w:w="140"/>
+              <w:bottom w:type="dxa" w:w="100"/>
+              <w:right w:type="dxa" w:w="140"/>
+            </w:tcMar>
+          </w:tcPr>
+          <w:p>
+            <w:pPr>
+              <w:jc w:val="left"/>
+            </w:pPr>
+            <w:r>
+              <w:rPr>
+                <w:rFonts w:ascii="Arial" w:cs="Arial" w:eastAsia="Arial" w:hAnsi="Arial"/>
+                <w:b w:val="false"/>
+                <w:bCs w:val="false"/>
+                <w:i w:val="false"/>
+                <w:iCs w:val="false"/>
+                <w:sz w:val="20"/>
+                <w:szCs w:val="20"/>
+              </w:rPr>
+              <w:t xml:space="preserve">Each discipline receives the artifact in the language it consumes. No prose-to-image-to-code chain.</w:t>
+            </w:r>
+          </w:p>
+        </w:tc>
+      </w:tr>
+      <w:tr>
+        <w:tc>
+          <w:tcPr>
+            <w:tcW w:type="dxa" w:w="2400"/>
+            <w:tcBorders>
+              <w:top w:val="single" w:color="CCCCCC" w:sz="4"/>
+              <w:left w:val="single" w:color="CCCCCC" w:sz="4"/>
+              <w:bottom w:val="single" w:color="CCCCCC" w:sz="4"/>
+              <w:right w:val="single" w:color="CCCCCC" w:sz="4"/>
+            </w:tcBorders>
+            <w:shd w:fill="F1F6FB" w:val="clear"/>
+            <w:tcMar>
+              <w:top w:type="dxa" w:w="100"/>
+              <w:left w:type="dxa" w:w="140"/>
+              <w:bottom w:type="dxa" w:w="100"/>
+              <w:right w:type="dxa" w:w="140"/>
+            </w:tcMar>
+          </w:tcPr>
+          <w:p>
+            <w:pPr>
+              <w:jc w:val="left"/>
+            </w:pPr>
+            <w:r>
+              <w:rPr>
+                <w:rFonts w:ascii="Arial" w:cs="Arial" w:eastAsia="Arial" w:hAnsi="Arial"/>
+                <w:b/>
+                <w:bCs/>
+                <w:i w:val="false"/>
+                <w:iCs w:val="false"/>
+                <w:sz w:val="20"/>
+                <w:szCs w:val="20"/>
+              </w:rPr>
+              <w:t xml:space="preserve">Pivot + compliance speed</w:t>
+            </w:r>
+          </w:p>
+        </w:tc>
+        <w:tc>
+          <w:tcPr>
+            <w:tcW w:type="dxa" w:w="6960"/>
+            <w:tcBorders>
+              <w:top w:val="single" w:color="CCCCCC" w:sz="4"/>
+              <w:left w:val="single" w:color="CCCCCC" w:sz="4"/>
+              <w:bottom w:val="single" w:color="CCCCCC" w:sz="4"/>
+              <w:right w:val="single" w:color="CCCCCC" w:sz="4"/>
+            </w:tcBorders>
+            <w:tcMar>
+              <w:top w:type="dxa" w:w="100"/>
+              <w:left w:type="dxa" w:w="140"/>
+              <w:bottom w:type="dxa" w:w="100"/>
+              <w:right w:type="dxa" w:w="140"/>
+            </w:tcMar>
+          </w:tcPr>
+          <w:p>
+            <w:pPr>
+              <w:jc w:val="left"/>
+            </w:pPr>
+            <w:r>
+              <w:rPr>
+                <w:rFonts w:ascii="Arial" w:cs="Arial" w:eastAsia="Arial" w:hAnsi="Arial"/>
+                <w:b w:val="false"/>
+                <w:bCs w:val="false"/>
+                <w:i w:val="false"/>
+                <w:iCs w:val="false"/>
+                <w:sz w:val="20"/>
+                <w:szCs w:val="20"/>
+              </w:rPr>
+              <w:t xml:space="preserve">Spine change propagates mechanically (Section 5.8). Traceability regenerates from the prototype. Scope drift surfaces continuously, not at week thirteen.</w:t>
+            </w:r>
+          </w:p>
+        </w:tc>
+      </w:tr>
+      <w:tr>
+        <w:tc>
+          <w:tcPr>
+            <w:tcW w:type="dxa" w:w="2400"/>
+            <w:tcBorders>
+              <w:top w:val="single" w:color="CCCCCC" w:sz="4"/>
+              <w:left w:val="single" w:color="CCCCCC" w:sz="4"/>
+              <w:bottom w:val="single" w:color="CCCCCC" w:sz="4"/>
+              <w:right w:val="single" w:color="CCCCCC" w:sz="4"/>
+            </w:tcBorders>
+            <w:shd w:fill="F1F6FB" w:val="clear"/>
+            <w:tcMar>
+              <w:top w:type="dxa" w:w="100"/>
+              <w:left w:type="dxa" w:w="140"/>
+              <w:bottom w:type="dxa" w:w="100"/>
+              <w:right w:type="dxa" w:w="140"/>
+            </w:tcMar>
+          </w:tcPr>
+          <w:p>
+            <w:pPr>
+              <w:jc w:val="left"/>
+            </w:pPr>
+            <w:r>
+              <w:rPr>
+                <w:rFonts w:ascii="Arial" w:cs="Arial" w:eastAsia="Arial" w:hAnsi="Arial"/>
+                <w:b/>
+                <w:bCs/>
+                <w:i w:val="false"/>
+                <w:iCs w:val="false"/>
+                <w:sz w:val="20"/>
+                <w:szCs w:val="20"/>
+              </w:rPr>
+              <w:t xml:space="preserve">Onboarding + retention</w:t>
+            </w:r>
+          </w:p>
+        </w:tc>
+        <w:tc>
+          <w:tcPr>
+            <w:tcW w:type="dxa" w:w="6960"/>
+            <w:tcBorders>
+              <w:top w:val="single" w:color="CCCCCC" w:sz="4"/>
+              <w:left w:val="single" w:color="CCCCCC" w:sz="4"/>
+              <w:bottom w:val="single" w:color="CCCCCC" w:sz="4"/>
+              <w:right w:val="single" w:color="CCCCCC" w:sz="4"/>
+            </w:tcBorders>
+            <w:tcMar>
+              <w:top w:type="dxa" w:w="100"/>
+              <w:left w:type="dxa" w:w="140"/>
+              <w:bottom w:type="dxa" w:w="100"/>
+              <w:right w:type="dxa" w:w="140"/>
+            </w:tcMar>
+          </w:tcPr>
+          <w:p>
+            <w:pPr>
+              <w:jc w:val="left"/>
+            </w:pPr>
+            <w:r>
+              <w:rPr>
+                <w:rFonts w:ascii="Arial" w:cs="Arial" w:eastAsia="Arial" w:hAnsi="Arial"/>
+                <w:b w:val="false"/>
+                <w:bCs w:val="false"/>
+                <w:i w:val="false"/>
+                <w:iCs w:val="false"/>
+                <w:sz w:val="20"/>
+                <w:szCs w:val="20"/>
+              </w:rPr>
+              <w:t xml:space="preserve">New team members read the Spine + one or two Leaves and are current. Engineers and designers refine halfway artifacts rather than re-deriving from PRDs.</w:t>
+            </w:r>
+          </w:p>
+        </w:tc>
+      </w:tr>
+    </w:tbl>
+    <w:p>
+      <w:pPr>
+        <w:spacing w:after="80" w:before="60" w:line="320"/>
+        <w:jc w:val="left"/>
+      </w:pPr>
+      <w:r>
+        <w:rPr>
+          <w:rFonts w:ascii="Arial" w:cs="Arial" w:eastAsia="Arial" w:hAnsi="Arial"/>
+          <w:b w:val="false"/>
+          <w:bCs w:val="false"/>
+          <w:i w:val="false"/>
+          <w:iCs w:val="false"/>
+          <w:sz w:val="22"/>
+          <w:szCs w:val="22"/>
+        </w:rPr>
+        <w:t xml:space="preserve"/>
+      </w:r>
+    </w:p>
+    <w:p>
+      <w:pPr>
+        <w:spacing w:after="120" w:before="60" w:line="320"/>
+        <w:jc w:val="left"/>
+      </w:pPr>
+      <w:r>
+        <w:rPr>
+          <w:rFonts w:ascii="Arial" w:cs="Arial" w:eastAsia="Arial" w:hAnsi="Arial"/>
+          <w:b w:val="false"/>
+          <w:bCs w:val="false"/>
+          <w:i w:val="false"/>
+          <w:iCs w:val="false"/>
+          <w:sz w:val="22"/>
+          <w:szCs w:val="22"/>
+        </w:rPr>
+        <w:t xml:space="preserve">The practice is where the value is. The principles are easy to nod at; the practice — actually producing the Leaves, actually propagating Spine changes, actually meeting each discipline halfway — is where the team learns whether the methodology fits the work. Teams that run it for three or more cycles describe the same thing: they will not go back. The translation chain feels expensive once you have stopped paying for it.</w:t>
+      </w:r>
+    </w:p>
+    <w:p>
+      <w:pPr>
+        <w:pStyle w:val="Heading1"/>
+        <w:spacing w:after="140" w:before="280"/>
+      </w:pPr>
+      <w:r>
+        <w:rPr>
+          <w:rFonts w:ascii="Arial" w:cs="Arial" w:eastAsia="Arial" w:hAnsi="Arial"/>
+          <w:b/>
+          <w:bCs/>
+        </w:rPr>
+        <w:t xml:space="preserve">9. Customer Empathy: Still The Foundation</w:t>
       </w:r>
     </w:p>
     <w:p>
@@ -3929,7 +5360,7 @@
           <w:b/>
           <w:bCs/>
         </w:rPr>
-        <w:t xml:space="preserve">8. Technology Depth: The New Ceiling</w:t>
+        <w:t xml:space="preserve">10. Technology Depth: The New Ceiling</w:t>
       </w:r>
     </w:p>
     <w:p>
@@ -3947,7 +5378,7 @@
           <w:sz w:val="22"/>
           <w:szCs w:val="22"/>
         </w:rPr>
-        <w:t xml:space="preserve">The PM who can read a system diagram, propose a Build versus Leverage split, sketch a data flow, and prototype an interaction in a coded artifact has a different career trajectory than the PM who cannot. This is not because the second PM is less capable in the abstract. It is because the first PM is now operating with a set of tools the second PM has not learned to use.</w:t>
+        <w:t xml:space="preserve">The PM who can read a system diagram, propose a Build versus Leverage split, sketch a data flow, and prototype an interaction has a different career trajectory than the PM who cannot — because the first is operating with tools the second hasn't learned to use. Depth doesn't mean becoming an engineer. It means understanding the cost curves, failure modes, and leverage points of the technology stack well enough to make the right tradeoffs before engineering is staffed: that a foundation model call costs less than a database query, that a vector retrieval is fast but a re-ranking step is slow, that an evaluation suite without adversarial cases lies.</w:t>
       </w:r>
     </w:p>
     <w:p>
@@ -3965,7 +5396,7 @@
           <w:sz w:val="22"/>
           <w:szCs w:val="22"/>
         </w:rPr>
-        <w:t xml:space="preserve">Depth in this context does not mean becoming an engineer. It means understanding the cost curves, the failure modes, and the leverage points of the technology stack well enough to make the right tradeoffs before the engineering team is staffed. It means knowing that a foundation model call costs less than a database query, that a vector retrieval is fast but a re-ranking step is slow, that a streaming response feels different than a batched response, that an evaluation suite needs adversarial cases or it lies.</w:t>
+        <w:t xml:space="preserve">These are not edge concerns. They are the strategic shape of the product. A PM without depth defaults to whatever the loudest engineer says — sometimes right, frequently optimized for the engineer's convenience rather than the user's experience. A PM with depth proposes the architecture and invites the engineer to refine it. The conversation is between peers.</w:t>
       </w:r>
     </w:p>
     <w:p>
@@ -3983,61 +5414,7 @@
           <w:sz w:val="22"/>
           <w:szCs w:val="22"/>
         </w:rPr>
-        <w:t xml:space="preserve">These are not edge concerns. They are the strategic shape of the product. A PM without depth defaults to whatever the loudest engineer says, which is sometimes right and frequently optimized for the engineer's convenience rather than the user's experience. A PM with depth proposes the architecture and invites the engineer to refine it. The conversation is between peers.</w:t>
-      </w:r>
-    </w:p>
-    <w:p>
-      <w:pPr>
-        <w:spacing w:after="120" w:before="60" w:line="320"/>
-        <w:jc w:val="left"/>
-      </w:pPr>
-      <w:r>
-        <w:rPr>
-          <w:rFonts w:ascii="Arial" w:cs="Arial" w:eastAsia="Arial" w:hAnsi="Arial"/>
-          <w:b w:val="false"/>
-          <w:bCs w:val="false"/>
-          <w:i w:val="false"/>
-          <w:iCs w:val="false"/>
-          <w:sz w:val="22"/>
-          <w:szCs w:val="22"/>
-        </w:rPr>
-        <w:t xml:space="preserve">Depth is also the precondition for technology rethinking. The methodology in this paper proposes a different way of organizing product delivery. That rethinking is only credible from a position of depth. A PM who proposes the methodology without the depth to back it up will be politely overruled the first time engineering pushes back. A PM with depth will be heard, debated, and — when the methodology proves itself — followed.</w:t>
-      </w:r>
-    </w:p>
-    <w:p>
-      <w:pPr>
-        <w:spacing w:after="120" w:before="60" w:line="320"/>
-        <w:jc w:val="left"/>
-      </w:pPr>
-      <w:r>
-        <w:rPr>
-          <w:rFonts w:ascii="Arial" w:cs="Arial" w:eastAsia="Arial" w:hAnsi="Arial"/>
-          <w:b w:val="false"/>
-          <w:bCs w:val="false"/>
-          <w:i w:val="false"/>
-          <w:iCs w:val="false"/>
-          <w:sz w:val="22"/>
-          <w:szCs w:val="22"/>
-        </w:rPr>
-        <w:t xml:space="preserve">The combination of empathy as floor and depth as ceiling is not a balance. It is a stack. Empathy comes first; without it, depth produces clever solutions to wrong problems. Depth comes second; without it, empathy produces correct problems with timid, derivative solutions. Together they produce the PM who leads delivery in this era — who sees the customer clearly, and proposes the system that serves them with technical authority.</w:t>
-      </w:r>
-    </w:p>
-    <w:p>
-      <w:pPr>
-        <w:spacing w:after="120" w:before="60" w:line="320"/>
-        <w:jc w:val="left"/>
-      </w:pPr>
-      <w:r>
-        <w:rPr>
-          <w:rFonts w:ascii="Arial" w:cs="Arial" w:eastAsia="Arial" w:hAnsi="Arial"/>
-          <w:b w:val="false"/>
-          <w:bCs w:val="false"/>
-          <w:i w:val="false"/>
-          <w:iCs w:val="false"/>
-          <w:sz w:val="22"/>
-          <w:szCs w:val="22"/>
-        </w:rPr>
-        <w:t xml:space="preserve">This is the rediscovery this chapter is named for. The discipline always wanted PMs to do this. The constraints around the role made it impossible. The constraints have lifted. The opportunity is to do the work the discipline always wanted, with the tools that finally make it possible.</w:t>
+        <w:t xml:space="preserve">Empathy as floor and depth as ceiling is not a balance — it is a stack. Empathy comes first; without it, depth produces clever solutions to wrong problems. Depth comes second; without it, empathy produces correct problems with timid solutions. Together they produce the PM who leads delivery in this era. The constraints around the role have lifted. The opportunity is to do the work the discipline always wanted, with the tools that finally make it possible.</w:t>
       </w:r>
     </w:p>
     <w:p>
@@ -4051,7 +5428,7 @@
           <w:b/>
           <w:bCs/>
         </w:rPr>
-        <w:t xml:space="preserve">9. Anti-Patterns</w:t>
+        <w:t xml:space="preserve">11. Anti-Patterns</w:t>
       </w:r>
     </w:p>
     <w:p>
@@ -4069,199 +5446,7 @@
           <w:sz w:val="22"/>
           <w:szCs w:val="22"/>
         </w:rPr>
-        <w:t xml:space="preserve">Every methodology has predictable failure modes. The Spine and Leaf model has five common ones, each of which is recognizable in the field by the symptom it produces.</w:t>
-      </w:r>
-    </w:p>
-    <w:p>
-      <w:pPr>
-        <w:pStyle w:val="Heading2"/>
-        <w:spacing w:after="140" w:before="280"/>
-      </w:pPr>
-      <w:r>
-        <w:rPr>
-          <w:rFonts w:ascii="Arial" w:cs="Arial" w:eastAsia="Arial" w:hAnsi="Arial"/>
-          <w:b/>
-          <w:bCs/>
-        </w:rPr>
-        <w:t xml:space="preserve">9.1 The PRD-and-pray loop</w:t>
-      </w:r>
-    </w:p>
-    <w:p>
-      <w:pPr>
-        <w:spacing w:after="120" w:before="60" w:line="320"/>
-        <w:jc w:val="left"/>
-      </w:pPr>
-      <w:r>
-        <w:rPr>
-          <w:rFonts w:ascii="Arial" w:cs="Arial" w:eastAsia="Arial" w:hAnsi="Arial"/>
-          <w:b w:val="false"/>
-          <w:bCs w:val="false"/>
-          <w:i w:val="false"/>
-          <w:iCs w:val="false"/>
-          <w:sz w:val="22"/>
-          <w:szCs w:val="22"/>
-        </w:rPr>
-        <w:t xml:space="preserve">Symptom: the PM writes a 30-page document and waits six weeks for engineering to translate it. Cause: the PM has not produced the Leaves; the document is doing the work that artifacts should be doing. Fix: produce the Engineering Leaf alongside the Spine, in week one, even if it is rough. The first version exists to be wrong; its job is to externalize the model so the team can disagree with something concrete.</w:t>
-      </w:r>
-    </w:p>
-    <w:p>
-      <w:pPr>
-        <w:pStyle w:val="Heading2"/>
-        <w:spacing w:after="140" w:before="280"/>
-      </w:pPr>
-      <w:r>
-        <w:rPr>
-          <w:rFonts w:ascii="Arial" w:cs="Arial" w:eastAsia="Arial" w:hAnsi="Arial"/>
-          <w:b/>
-          <w:bCs/>
-        </w:rPr>
-        <w:t xml:space="preserve">9.2 Mock without build</w:t>
-      </w:r>
-    </w:p>
-    <w:p>
-      <w:pPr>
-        <w:spacing w:after="120" w:before="60" w:line="320"/>
-        <w:jc w:val="left"/>
-      </w:pPr>
-      <w:r>
-        <w:rPr>
-          <w:rFonts w:ascii="Arial" w:cs="Arial" w:eastAsia="Arial" w:hAnsi="Arial"/>
-          <w:b w:val="false"/>
-          <w:bCs w:val="false"/>
-          <w:i w:val="false"/>
-          <w:iCs w:val="false"/>
-          <w:sz w:val="22"/>
-          <w:szCs w:val="22"/>
-        </w:rPr>
-        <w:t xml:space="preserve">Symptom: the team produces beautiful Figma frames, then re-derives them in code with substantial loss of fidelity. Cause: the design artifact is optimized for review, not for implementation. Fix: produce the Engineering Leaf as a coded prototype, not a frame. The frame can come later as a refinement; the coded prototype is the source of truth.</w:t>
-      </w:r>
-    </w:p>
-    <w:p>
-      <w:pPr>
-        <w:pStyle w:val="Heading2"/>
-        <w:spacing w:after="140" w:before="280"/>
-      </w:pPr>
-      <w:r>
-        <w:rPr>
-          <w:rFonts w:ascii="Arial" w:cs="Arial" w:eastAsia="Arial" w:hAnsi="Arial"/>
-          <w:b/>
-          <w:bCs/>
-        </w:rPr>
-        <w:t xml:space="preserve">9.3 Build without Spine</w:t>
-      </w:r>
-    </w:p>
-    <w:p>
-      <w:pPr>
-        <w:spacing w:after="120" w:before="60" w:line="320"/>
-        <w:jc w:val="left"/>
-      </w:pPr>
-      <w:r>
-        <w:rPr>
-          <w:rFonts w:ascii="Arial" w:cs="Arial" w:eastAsia="Arial" w:hAnsi="Arial"/>
-          <w:b w:val="false"/>
-          <w:bCs w:val="false"/>
-          <w:i w:val="false"/>
-          <w:iCs w:val="false"/>
-          <w:sz w:val="22"/>
-          <w:szCs w:val="22"/>
-        </w:rPr>
-        <w:t xml:space="preserve">Symptom: a working prototype exists, and the team begins optimizing it without a clear problem statement. The prototype quietly becomes the Spine, and the actual Spine becomes whatever the prototype implies. Cause: the PM produced the Engineering Leaf before the Spine was complete. Fix: this is the most common failure in the methodology, and the most damaging. The Spine must precede the Leaves. If you find yourself building without a Spine, stop and write the Spine first, even if it costs you a sprint.</w:t>
-      </w:r>
-    </w:p>
-    <w:p>
-      <w:pPr>
-        <w:pStyle w:val="Heading2"/>
-        <w:spacing w:after="140" w:before="280"/>
-      </w:pPr>
-      <w:r>
-        <w:rPr>
-          <w:rFonts w:ascii="Arial" w:cs="Arial" w:eastAsia="Arial" w:hAnsi="Arial"/>
-          <w:b/>
-          <w:bCs/>
-        </w:rPr>
-        <w:t xml:space="preserve">9.4 Leverage everything</w:t>
-      </w:r>
-    </w:p>
-    <w:p>
-      <w:pPr>
-        <w:spacing w:after="120" w:before="60" w:line="320"/>
-        <w:jc w:val="left"/>
-      </w:pPr>
-      <w:r>
-        <w:rPr>
-          <w:rFonts w:ascii="Arial" w:cs="Arial" w:eastAsia="Arial" w:hAnsi="Arial"/>
-          <w:b w:val="false"/>
-          <w:bCs w:val="false"/>
-          <w:i w:val="false"/>
-          <w:iCs w:val="false"/>
-          <w:sz w:val="22"/>
-          <w:szCs w:val="22"/>
-        </w:rPr>
-        <w:t xml:space="preserve">Symptom: the team ships fast and has no moat. A competitor ships the same product the next quarter. Cause: the Build versus Leverage decision was made by default; the team built nothing because building anything felt slow. Fix: the Architecture Leaf must explicitly identify the Build, even if the Build is small. A small, deliberate Build is differentiation. No Build is a feature.</w:t>
-      </w:r>
-    </w:p>
-    <w:p>
-      <w:pPr>
-        <w:pStyle w:val="Heading2"/>
-        <w:spacing w:after="140" w:before="280"/>
-      </w:pPr>
-      <w:r>
-        <w:rPr>
-          <w:rFonts w:ascii="Arial" w:cs="Arial" w:eastAsia="Arial" w:hAnsi="Arial"/>
-          <w:b/>
-          <w:bCs/>
-        </w:rPr>
-        <w:t xml:space="preserve">9.5 Build everything</w:t>
-      </w:r>
-    </w:p>
-    <w:p>
-      <w:pPr>
-        <w:spacing w:after="120" w:before="60" w:line="320"/>
-        <w:jc w:val="left"/>
-      </w:pPr>
-      <w:r>
-        <w:rPr>
-          <w:rFonts w:ascii="Arial" w:cs="Arial" w:eastAsia="Arial" w:hAnsi="Arial"/>
-          <w:b w:val="false"/>
-          <w:bCs w:val="false"/>
-          <w:i w:val="false"/>
-          <w:iCs w:val="false"/>
-          <w:sz w:val="22"/>
-          <w:szCs w:val="22"/>
-        </w:rPr>
-        <w:t xml:space="preserve">Symptom: the team ships slowly, runs out of runway, and never reaches the moment when the moat would have mattered. Cause: the Build versus Leverage decision was made in reverse; the team built infrastructure the market already commoditized. Fix: the heuristic is unforgiving — if a competitor can also use it tomorrow, leverage it. The team's job is not to build technology; it is to ship the system that encodes the user's domain.</w:t>
-      </w:r>
-    </w:p>
-    <w:p>
-      <w:pPr>
-        <w:pStyle w:val="Heading1"/>
-        <w:spacing w:after="140" w:before="280"/>
-      </w:pPr>
-      <w:r>
-        <w:rPr>
-          <w:rFonts w:ascii="Arial" w:cs="Arial" w:eastAsia="Arial" w:hAnsi="Arial"/>
-          <w:b/>
-          <w:bCs/>
-        </w:rPr>
-        <w:t xml:space="preserve">10. How To Adopt: Starting Tomorrow</w:t>
-      </w:r>
-    </w:p>
-    <w:p>
-      <w:pPr>
-        <w:spacing w:after="120" w:before="60" w:line="320"/>
-        <w:jc w:val="left"/>
-      </w:pPr>
-      <w:r>
-        <w:rPr>
-          <w:rFonts w:ascii="Arial" w:cs="Arial" w:eastAsia="Arial" w:hAnsi="Arial"/>
-          <w:b w:val="false"/>
-          <w:bCs w:val="false"/>
-          <w:i w:val="false"/>
-          <w:iCs w:val="false"/>
-          <w:sz w:val="22"/>
-          <w:szCs w:val="22"/>
-        </w:rPr>
-        <w:t xml:space="preserve">The methodology does not require permission, a reorganization, or a tool migration. It requires the PM to start producing different artifacts. The adoption path below is the one I recommend for teams that have not run this model before.</w:t>
+        <w:t xml:space="preserve">Every methodology has predictable failure modes. The Spine and Leaf model has five, each recognizable by the symptom it produces.</w:t>
       </w:r>
     </w:p>
     <w:p>
@@ -4283,19 +5468,19 @@
           <w:sz w:val="22"/>
           <w:szCs w:val="22"/>
         </w:rPr>
-        <w:t xml:space="preserve">Step 1 — Pick a small in-flight project.</w:t>
-      </w:r>
-      <w:r>
-        <w:rPr>
-          <w:rFonts w:ascii="Arial" w:cs="Arial" w:eastAsia="Arial" w:hAnsi="Arial"/>
-          <w:b w:val="false"/>
-          <w:bCs w:val="false"/>
-          <w:i w:val="false"/>
-          <w:iCs w:val="false"/>
-          <w:sz w:val="22"/>
-          <w:szCs w:val="22"/>
-        </w:rPr>
-        <w:t xml:space="preserve"> Not the largest one. Not the most political one. Choose a project where the Spine is reasonably clear and the team is willing to try a different sequence.</w:t>
+        <w:t xml:space="preserve">PRD-and-pray. </w:t>
+      </w:r>
+      <w:r>
+        <w:rPr>
+          <w:rFonts w:ascii="Arial" w:cs="Arial" w:eastAsia="Arial" w:hAnsi="Arial"/>
+          <w:b w:val="false"/>
+          <w:bCs w:val="false"/>
+          <w:i w:val="false"/>
+          <w:iCs w:val="false"/>
+          <w:sz w:val="22"/>
+          <w:szCs w:val="22"/>
+        </w:rPr>
+        <w:t xml:space="preserve">Symptom: PM writes a 30-page doc and waits six weeks. Cause: no Leaves. Fix: produce the Engineering Leaf alongside the Spine in week one, even if rough — its job is to externalize the model so the team can disagree with something concrete.</w:t>
       </w:r>
     </w:p>
     <w:p>
@@ -4317,19 +5502,19 @@
           <w:sz w:val="22"/>
           <w:szCs w:val="22"/>
         </w:rPr>
-        <w:t xml:space="preserve">Step 2 — Write the Spine in plain language.</w:t>
-      </w:r>
-      <w:r>
-        <w:rPr>
-          <w:rFonts w:ascii="Arial" w:cs="Arial" w:eastAsia="Arial" w:hAnsi="Arial"/>
-          <w:b w:val="false"/>
-          <w:bCs w:val="false"/>
-          <w:i w:val="false"/>
-          <w:iCs w:val="false"/>
-          <w:sz w:val="22"/>
-          <w:szCs w:val="22"/>
-        </w:rPr>
-        <w:t xml:space="preserve"> Two to four pages. Problem, user, direction, success metrics, scope, what we are not doing. Circulate it. Solicit pushback. Update it once. Then freeze it.</w:t>
+        <w:t xml:space="preserve">Mock without build. </w:t>
+      </w:r>
+      <w:r>
+        <w:rPr>
+          <w:rFonts w:ascii="Arial" w:cs="Arial" w:eastAsia="Arial" w:hAnsi="Arial"/>
+          <w:b w:val="false"/>
+          <w:bCs w:val="false"/>
+          <w:i w:val="false"/>
+          <w:iCs w:val="false"/>
+          <w:sz w:val="22"/>
+          <w:szCs w:val="22"/>
+        </w:rPr>
+        <w:t xml:space="preserve">Symptom: beautiful Figma frames re-derived in code with loss of fidelity. Cause: the design artifact is optimized for review, not implementation. Fix: produce the Engineering Leaf as a coded prototype, not a frame.</w:t>
       </w:r>
     </w:p>
     <w:p>
@@ -4351,19 +5536,19 @@
           <w:sz w:val="22"/>
           <w:szCs w:val="22"/>
         </w:rPr>
-        <w:t xml:space="preserve">Step 3 — Add one Leaf this sprint.</w:t>
-      </w:r>
-      <w:r>
-        <w:rPr>
-          <w:rFonts w:ascii="Arial" w:cs="Arial" w:eastAsia="Arial" w:hAnsi="Arial"/>
-          <w:b w:val="false"/>
-          <w:bCs w:val="false"/>
-          <w:i w:val="false"/>
-          <w:iCs w:val="false"/>
-          <w:sz w:val="22"/>
-          <w:szCs w:val="22"/>
-        </w:rPr>
-        <w:t xml:space="preserve"> For most teams, the Engineering Leaf is the right place to start, because it is the artifact whose absence is felt most acutely. A coded prototype, even rough, will reset every conversation with engineering.</w:t>
+        <w:t xml:space="preserve">Build without Spine. </w:t>
+      </w:r>
+      <w:r>
+        <w:rPr>
+          <w:rFonts w:ascii="Arial" w:cs="Arial" w:eastAsia="Arial" w:hAnsi="Arial"/>
+          <w:b w:val="false"/>
+          <w:bCs w:val="false"/>
+          <w:i w:val="false"/>
+          <w:iCs w:val="false"/>
+          <w:sz w:val="22"/>
+          <w:szCs w:val="22"/>
+        </w:rPr>
+        <w:t xml:space="preserve">Symptom: a working prototype exists; the team optimizes it without a problem statement; the prototype quietly becomes the Spine. Cause: Engineering Leaf produced before the Spine. Fix: the Spine must precede the Leaves. The most common failure in this model, and the most damaging.</w:t>
       </w:r>
     </w:p>
     <w:p>
@@ -4385,19 +5570,19 @@
           <w:sz w:val="22"/>
           <w:szCs w:val="22"/>
         </w:rPr>
-        <w:t xml:space="preserve">Step 4 — Add a second Leaf next sprint.</w:t>
-      </w:r>
-      <w:r>
-        <w:rPr>
-          <w:rFonts w:ascii="Arial" w:cs="Arial" w:eastAsia="Arial" w:hAnsi="Arial"/>
-          <w:b w:val="false"/>
-          <w:bCs w:val="false"/>
-          <w:i w:val="false"/>
-          <w:iCs w:val="false"/>
-          <w:sz w:val="22"/>
-          <w:szCs w:val="22"/>
-        </w:rPr>
-        <w:t xml:space="preserve"> Usually the GTM Leaf or the Architecture Leaf. The choice depends on which audience is most under-served by the current process. If sales is repeatedly mis-pitching the product, start with GTM. If engineering is repeatedly rediscovering scope, start with Architecture.</w:t>
+        <w:t xml:space="preserve">Leverage everything. </w:t>
+      </w:r>
+      <w:r>
+        <w:rPr>
+          <w:rFonts w:ascii="Arial" w:cs="Arial" w:eastAsia="Arial" w:hAnsi="Arial"/>
+          <w:b w:val="false"/>
+          <w:bCs w:val="false"/>
+          <w:i w:val="false"/>
+          <w:iCs w:val="false"/>
+          <w:sz w:val="22"/>
+          <w:szCs w:val="22"/>
+        </w:rPr>
+        <w:t xml:space="preserve">Symptom: ships fast, has no moat; a competitor ships the same product next quarter. Fix: the Architecture Leaf must identify a Build, even a small one. A small deliberate Build is differentiation; no Build is a feature.</w:t>
       </w:r>
     </w:p>
     <w:p>
@@ -4419,19 +5604,51 @@
           <w:sz w:val="22"/>
           <w:szCs w:val="22"/>
         </w:rPr>
-        <w:t xml:space="preserve">Step 5 — Add the Compliance Leaf in cycle three.</w:t>
-      </w:r>
-      <w:r>
-        <w:rPr>
-          <w:rFonts w:ascii="Arial" w:cs="Arial" w:eastAsia="Arial" w:hAnsi="Arial"/>
-          <w:b w:val="false"/>
-          <w:bCs w:val="false"/>
-          <w:i w:val="false"/>
-          <w:iCs w:val="false"/>
-          <w:sz w:val="22"/>
-          <w:szCs w:val="22"/>
-        </w:rPr>
-        <w:t xml:space="preserve"> The traceability matrix is most useful once the team has produced enough other Leaves to need traceability. It will feel premature in cycle one and overdue in cycle four. Aim for cycle three.</w:t>
+        <w:t xml:space="preserve">Build everything. </w:t>
+      </w:r>
+      <w:r>
+        <w:rPr>
+          <w:rFonts w:ascii="Arial" w:cs="Arial" w:eastAsia="Arial" w:hAnsi="Arial"/>
+          <w:b w:val="false"/>
+          <w:bCs w:val="false"/>
+          <w:i w:val="false"/>
+          <w:iCs w:val="false"/>
+          <w:sz w:val="22"/>
+          <w:szCs w:val="22"/>
+        </w:rPr>
+        <w:t xml:space="preserve">Symptom: ships slowly, runs out of runway. Fix: if a competitor can use it tomorrow, leverage it. The team's job is not to build technology; it is to ship the system that encodes the user's domain.</w:t>
+      </w:r>
+    </w:p>
+    <w:p>
+      <w:pPr>
+        <w:pStyle w:val="Heading1"/>
+        <w:spacing w:after="140" w:before="280"/>
+      </w:pPr>
+      <w:r>
+        <w:rPr>
+          <w:rFonts w:ascii="Arial" w:cs="Arial" w:eastAsia="Arial" w:hAnsi="Arial"/>
+          <w:b/>
+          <w:bCs/>
+        </w:rPr>
+        <w:t xml:space="preserve">12. How To Adopt: Starting Tomorrow</w:t>
+      </w:r>
+    </w:p>
+    <w:p>
+      <w:pPr>
+        <w:spacing w:after="120" w:before="60" w:line="320"/>
+        <w:jc w:val="left"/>
+      </w:pPr>
+      <w:r>
+        <w:rPr>
+          <w:rFonts w:ascii="Arial" w:cs="Arial" w:eastAsia="Arial" w:hAnsi="Arial"/>
+          <w:b w:val="false"/>
+          <w:bCs w:val="false"/>
+          <w:i w:val="false"/>
+          <w:iCs w:val="false"/>
+          <w:sz w:val="22"/>
+          <w:szCs w:val="22"/>
+        </w:rPr>
+        <w:t xml:space="preserve">The methodology does not require permission, a reorganization, or a tool migration. It requires the PM to start producing different artifacts. The adoption path below is the one I recommend for teams that have not run this model before.</w:t>
       </w:r>
     </w:p>
     <w:p>
@@ -4453,6 +5670,176 @@
           <w:sz w:val="22"/>
           <w:szCs w:val="22"/>
         </w:rPr>
+        <w:t xml:space="preserve">Step 1 — Pick a small in-flight project.</w:t>
+      </w:r>
+      <w:r>
+        <w:rPr>
+          <w:rFonts w:ascii="Arial" w:cs="Arial" w:eastAsia="Arial" w:hAnsi="Arial"/>
+          <w:b w:val="false"/>
+          <w:bCs w:val="false"/>
+          <w:i w:val="false"/>
+          <w:iCs w:val="false"/>
+          <w:sz w:val="22"/>
+          <w:szCs w:val="22"/>
+        </w:rPr>
+        <w:t xml:space="preserve"> Not the largest one. Not the most political one. Choose a project where the Spine is reasonably clear and the team is willing to try a different sequence.</w:t>
+      </w:r>
+    </w:p>
+    <w:p>
+      <w:pPr>
+        <w:pStyle w:val="ListParagraph"/>
+        <w:numPr>
+          <w:ilvl w:val="0"/>
+          <w:numId w:val="2"/>
+        </w:numPr>
+        <w:spacing w:after="40" w:before="40" w:line="300"/>
+      </w:pPr>
+      <w:r>
+        <w:rPr>
+          <w:rFonts w:ascii="Arial" w:cs="Arial" w:eastAsia="Arial" w:hAnsi="Arial"/>
+          <w:b/>
+          <w:bCs/>
+          <w:i w:val="false"/>
+          <w:iCs w:val="false"/>
+          <w:sz w:val="22"/>
+          <w:szCs w:val="22"/>
+        </w:rPr>
+        <w:t xml:space="preserve">Step 2 — Write the Spine in plain language.</w:t>
+      </w:r>
+      <w:r>
+        <w:rPr>
+          <w:rFonts w:ascii="Arial" w:cs="Arial" w:eastAsia="Arial" w:hAnsi="Arial"/>
+          <w:b w:val="false"/>
+          <w:bCs w:val="false"/>
+          <w:i w:val="false"/>
+          <w:iCs w:val="false"/>
+          <w:sz w:val="22"/>
+          <w:szCs w:val="22"/>
+        </w:rPr>
+        <w:t xml:space="preserve"> Two to four pages. Problem, user, direction, success metrics, scope, what we are not doing. Circulate it. Solicit pushback. Update it once. Then freeze it.</w:t>
+      </w:r>
+    </w:p>
+    <w:p>
+      <w:pPr>
+        <w:pStyle w:val="ListParagraph"/>
+        <w:numPr>
+          <w:ilvl w:val="0"/>
+          <w:numId w:val="2"/>
+        </w:numPr>
+        <w:spacing w:after="40" w:before="40" w:line="300"/>
+      </w:pPr>
+      <w:r>
+        <w:rPr>
+          <w:rFonts w:ascii="Arial" w:cs="Arial" w:eastAsia="Arial" w:hAnsi="Arial"/>
+          <w:b/>
+          <w:bCs/>
+          <w:i w:val="false"/>
+          <w:iCs w:val="false"/>
+          <w:sz w:val="22"/>
+          <w:szCs w:val="22"/>
+        </w:rPr>
+        <w:t xml:space="preserve">Step 3 — Add one Leaf this sprint.</w:t>
+      </w:r>
+      <w:r>
+        <w:rPr>
+          <w:rFonts w:ascii="Arial" w:cs="Arial" w:eastAsia="Arial" w:hAnsi="Arial"/>
+          <w:b w:val="false"/>
+          <w:bCs w:val="false"/>
+          <w:i w:val="false"/>
+          <w:iCs w:val="false"/>
+          <w:sz w:val="22"/>
+          <w:szCs w:val="22"/>
+        </w:rPr>
+        <w:t xml:space="preserve"> For most teams, the Engineering Leaf is the right place to start, because it is the artifact whose absence is felt most acutely. A coded prototype, even rough, will reset every conversation with engineering.</w:t>
+      </w:r>
+    </w:p>
+    <w:p>
+      <w:pPr>
+        <w:pStyle w:val="ListParagraph"/>
+        <w:numPr>
+          <w:ilvl w:val="0"/>
+          <w:numId w:val="2"/>
+        </w:numPr>
+        <w:spacing w:after="40" w:before="40" w:line="300"/>
+      </w:pPr>
+      <w:r>
+        <w:rPr>
+          <w:rFonts w:ascii="Arial" w:cs="Arial" w:eastAsia="Arial" w:hAnsi="Arial"/>
+          <w:b/>
+          <w:bCs/>
+          <w:i w:val="false"/>
+          <w:iCs w:val="false"/>
+          <w:sz w:val="22"/>
+          <w:szCs w:val="22"/>
+        </w:rPr>
+        <w:t xml:space="preserve">Step 4 — Add a second Leaf next sprint.</w:t>
+      </w:r>
+      <w:r>
+        <w:rPr>
+          <w:rFonts w:ascii="Arial" w:cs="Arial" w:eastAsia="Arial" w:hAnsi="Arial"/>
+          <w:b w:val="false"/>
+          <w:bCs w:val="false"/>
+          <w:i w:val="false"/>
+          <w:iCs w:val="false"/>
+          <w:sz w:val="22"/>
+          <w:szCs w:val="22"/>
+        </w:rPr>
+        <w:t xml:space="preserve"> Usually the GTM Leaf or the Architecture Leaf. The choice depends on which audience is most under-served by the current process. If sales is repeatedly mis-pitching the product, start with GTM. If engineering is repeatedly rediscovering scope, start with Architecture.</w:t>
+      </w:r>
+    </w:p>
+    <w:p>
+      <w:pPr>
+        <w:pStyle w:val="ListParagraph"/>
+        <w:numPr>
+          <w:ilvl w:val="0"/>
+          <w:numId w:val="2"/>
+        </w:numPr>
+        <w:spacing w:after="40" w:before="40" w:line="300"/>
+      </w:pPr>
+      <w:r>
+        <w:rPr>
+          <w:rFonts w:ascii="Arial" w:cs="Arial" w:eastAsia="Arial" w:hAnsi="Arial"/>
+          <w:b/>
+          <w:bCs/>
+          <w:i w:val="false"/>
+          <w:iCs w:val="false"/>
+          <w:sz w:val="22"/>
+          <w:szCs w:val="22"/>
+        </w:rPr>
+        <w:t xml:space="preserve">Step 5 — Add the Compliance Leaf in cycle three.</w:t>
+      </w:r>
+      <w:r>
+        <w:rPr>
+          <w:rFonts w:ascii="Arial" w:cs="Arial" w:eastAsia="Arial" w:hAnsi="Arial"/>
+          <w:b w:val="false"/>
+          <w:bCs w:val="false"/>
+          <w:i w:val="false"/>
+          <w:iCs w:val="false"/>
+          <w:sz w:val="22"/>
+          <w:szCs w:val="22"/>
+        </w:rPr>
+        <w:t xml:space="preserve"> The traceability matrix is most useful once the team has produced enough other Leaves to need traceability. It will feel premature in cycle one and overdue in cycle four. Aim for cycle three.</w:t>
+      </w:r>
+    </w:p>
+    <w:p>
+      <w:pPr>
+        <w:pStyle w:val="ListParagraph"/>
+        <w:numPr>
+          <w:ilvl w:val="0"/>
+          <w:numId w:val="2"/>
+        </w:numPr>
+        <w:spacing w:after="40" w:before="40" w:line="300"/>
+      </w:pPr>
+      <w:r>
+        <w:rPr>
+          <w:rFonts w:ascii="Arial" w:cs="Arial" w:eastAsia="Arial" w:hAnsi="Arial"/>
+          <w:b/>
+          <w:bCs/>
+          <w:i w:val="false"/>
+          <w:iCs w:val="false"/>
+          <w:sz w:val="22"/>
+          <w:szCs w:val="22"/>
+        </w:rPr>
         <w:t xml:space="preserve">Step 6 — Audit after three cycles.</w:t>
       </w:r>
       <w:r>
@@ -4497,7 +5884,7 @@
           <w:b/>
           <w:bCs/>
         </w:rPr>
-        <w:t xml:space="preserve">11. Closing: Rediscovery</w:t>
+        <w:t xml:space="preserve">13. Closing: Rediscovery</w:t>
       </w:r>
     </w:p>
     <w:p>
@@ -4515,43 +5902,7 @@
           <w:sz w:val="22"/>
           <w:szCs w:val="22"/>
         </w:rPr>
-        <w:t xml:space="preserve">The Product Manager role was not broken. The constraints around it changed.</w:t>
-      </w:r>
-    </w:p>
-    <w:p>
-      <w:pPr>
-        <w:spacing w:after="120" w:before="60" w:line="320"/>
-        <w:jc w:val="left"/>
-      </w:pPr>
-      <w:r>
-        <w:rPr>
-          <w:rFonts w:ascii="Arial" w:cs="Arial" w:eastAsia="Arial" w:hAnsi="Arial"/>
-          <w:b w:val="false"/>
-          <w:bCs w:val="false"/>
-          <w:i w:val="false"/>
-          <w:iCs w:val="false"/>
-          <w:sz w:val="22"/>
-          <w:szCs w:val="22"/>
-        </w:rPr>
-        <w:t xml:space="preserve">For most of the discipline's history, the cost of producing a high-fidelity artifact was high enough that the PM had no choice but to communicate in prose. The role evolved around prose, the rituals evolved around prose, and the failure modes — translation loss, alignment latency, scope drift — evolved as predictable consequences of prose as a primary medium. We accepted those failure modes because the alternative was unaffordable.</w:t>
-      </w:r>
-    </w:p>
-    <w:p>
-      <w:pPr>
-        <w:spacing w:after="120" w:before="60" w:line="320"/>
-        <w:jc w:val="left"/>
-      </w:pPr>
-      <w:r>
-        <w:rPr>
-          <w:rFonts w:ascii="Arial" w:cs="Arial" w:eastAsia="Arial" w:hAnsi="Arial"/>
-          <w:b w:val="false"/>
-          <w:bCs w:val="false"/>
-          <w:i w:val="false"/>
-          <w:iCs w:val="false"/>
-          <w:sz w:val="22"/>
-          <w:szCs w:val="22"/>
-        </w:rPr>
-        <w:t xml:space="preserve">The alternative is now affordable. Generative tools have collapsed the cost of producing coded prototypes, interactive demos, system diagrams, and traceability matrices to a level a single PM can sustain. The opportunity is not to use those tools to write better PRDs. The opportunity is to retire the PRD as the primary artifact and replace it with a Spine and a set of Leaves that each stakeholder can use directly, without translation.</w:t>
+        <w:t xml:space="preserve">The Product Manager role was not broken. The constraints around it changed. For most of the discipline's history, producing a high-fidelity artifact was expensive — so the PM had no choice but to communicate in prose. The role, the rituals, and the failure modes all evolved around that constraint. The constraint has now lifted. The opportunity is not to use the new tools to write better PRDs. The opportunity is to retire the PRD as the primary artifact and replace it with a Spine and a set of Leaves that each stakeholder can use directly, without translation.</w:t>
       </w:r>
     </w:p>
     <w:p>
@@ -4601,7 +5952,7 @@
           <w:sz w:val="22"/>
           <w:szCs w:val="22"/>
         </w:rPr>
-        <w:t xml:space="preserve">There is one final point worth making, because it is the one most often skipped. The new tools are not failing to deliver value. They are delivering exactly the value we ask of them. If a team uses a coding assistant to write a faster PRD, they get a faster PRD; the tool did its job. If a team uses an architecture-generation tool to produce a slightly nicer system diagram for the same waterfall process, they get a slightly nicer diagram; the tool did its job. The tool's output is shaped by the work the team asks it to do.</w:t>
+        <w:t xml:space="preserve">One final point. The new tools are not failing to deliver value — they are delivering exactly what we ask of them. If a team uses an AI assistant to write a faster PRD, they get a faster PRD. The tool did its job. The methodology did not move. The disappointment organizations express about generative tooling is, in most cases, an honest description of the tooling's failure to compensate for an unchanged process. The tools cannot do that. Only we can. The methodology is what we choose to ask the tools to produce.</w:t>
       </w:r>
     </w:p>
     <w:p>
@@ -4619,25 +5970,7 @@
           <w:sz w:val="22"/>
           <w:szCs w:val="22"/>
         </w:rPr>
-        <w:t xml:space="preserve">This is the part that is in our hands. The methodology is not the tools' achievement; it is what we choose to ask the tools to produce. If we keep asking for faster PRDs, we will keep getting faster PRDs, and we will continue to wonder why the AI investment has not changed how the team delivers. The disappointment that organizations express about generative tooling is, in most cases, an honest description of the tooling's failure to compensate for an unchanged process. The tools cannot do that. Only we can.</w:t>
-      </w:r>
-    </w:p>
-    <w:p>
-      <w:pPr>
-        <w:spacing w:after="120" w:before="60" w:line="320"/>
-        <w:jc w:val="left"/>
-      </w:pPr>
-      <w:r>
-        <w:rPr>
-          <w:rFonts w:ascii="Arial" w:cs="Arial" w:eastAsia="Arial" w:hAnsi="Arial"/>
-          <w:b w:val="false"/>
-          <w:bCs w:val="false"/>
-          <w:i w:val="false"/>
-          <w:iCs w:val="false"/>
-          <w:sz w:val="22"/>
-          <w:szCs w:val="22"/>
-        </w:rPr>
-        <w:t xml:space="preserve">The question to ask, every time a new tool lands on the desk, is not "can I produce my old artifacts faster?" but "can I produce a different artifact that obviates one of my old workflows?" That question is the methodology, in compressed form. The Spine and the Leaves are the answer this paper proposes; the better answers will come from the practitioners who run the methodology, find its limits, and replace its parts. The point is to start asking the right question.</w:t>
+        <w:t xml:space="preserve">The question to ask, every time a new tool lands on the desk, is not "can I produce my old artifacts faster?" but "can I produce a different artifact that obviates one of my old workflows?" That question is the methodology, in compressed form.</w:t>
       </w:r>
     </w:p>
     <w:p>
@@ -4669,7 +6002,7 @@
           <w:sz w:val="22"/>
           <w:szCs w:val="22"/>
         </w:rPr>
-        <w:t xml:space="preserve"> Until that day arrives, we have to raise our baseline based on the ecosystem we have. Using the ecosystem without raising your baseline is a recipe for failure. The ecosystem is generous; the baseline is the part that is on us. The methodology in this paper is one specific way to raise it — replace the document with the Spine, replace the wireframe with the Engineering Leaf, replace the slide deck with the GTM Leaf, replace the back-and-forth with code under version control. Every Leaf is a baseline raised. Every refusal to raise it is a baseline ceded.</w:t>
+        <w:t xml:space="preserve"> Until that day, the ecosystem is generous; the baseline is on us. Every Leaf is a baseline raised. Every refusal to raise it is a baseline ceded.</w:t>
       </w:r>
     </w:p>
     <w:p>
@@ -4688,6 +6021,3667 @@
           <w:szCs w:val="22"/>
         </w:rPr>
         <w:t xml:space="preserve">The wave is here. The methodology is the surfboard. The PM who picks it up will deliver in this era. The PM who does not will be coordinating, while someone else builds.</w:t>
+      </w:r>
+    </w:p>
+    <w:p>
+      <w:r>
+        <w:br w:type="page"/>
+      </w:r>
+    </w:p>
+    <w:p>
+      <w:pPr>
+        <w:pStyle w:val="Heading1"/>
+        <w:spacing w:after="140" w:before="280"/>
+      </w:pPr>
+      <w:r>
+        <w:rPr>
+          <w:rFonts w:ascii="Arial" w:cs="Arial" w:eastAsia="Arial" w:hAnsi="Arial"/>
+          <w:b/>
+          <w:bCs/>
+        </w:rPr>
+        <w:t xml:space="preserve">Appendix A: Starter Templates</w:t>
+      </w:r>
+    </w:p>
+    <w:p>
+      <w:pPr>
+        <w:spacing w:after="120" w:before="60" w:line="320"/>
+        <w:jc w:val="left"/>
+      </w:pPr>
+      <w:r>
+        <w:rPr>
+          <w:rFonts w:ascii="Arial" w:cs="Arial" w:eastAsia="Arial" w:hAnsi="Arial"/>
+          <w:b w:val="false"/>
+          <w:bCs w:val="false"/>
+          <w:i w:val="false"/>
+          <w:iCs w:val="false"/>
+          <w:sz w:val="22"/>
+          <w:szCs w:val="22"/>
+        </w:rPr>
+        <w:t xml:space="preserve">These templates are the smallest workable starting point for each Leaf. They are deliberately generic — copy them, replace the angle-bracket placeholders with your project's specifics, and run them. The first version of every artifact should exist within an hour of starting; the templates exist to make that one-hour goal possible. Place all five files in a single repository so the artifacts share a substrate (the property described in Section 5.7) and a change to the Spine propagates through the rest.</w:t>
+      </w:r>
+    </w:p>
+    <w:p>
+      <w:pPr>
+        <w:spacing w:after="120" w:before="60" w:line="320"/>
+        <w:jc w:val="left"/>
+      </w:pPr>
+      <w:r>
+        <w:rPr>
+          <w:rFonts w:ascii="Arial" w:cs="Arial" w:eastAsia="Arial" w:hAnsi="Arial"/>
+          <w:b w:val="false"/>
+          <w:bCs w:val="false"/>
+          <w:i w:val="false"/>
+          <w:iCs w:val="false"/>
+          <w:sz w:val="22"/>
+          <w:szCs w:val="22"/>
+        </w:rPr>
+        <w:t xml:space="preserve">A short note for aspiring PMs: if you do not yet own the project, run these templates at the scale you do own — a feature, a workflow, a single screen. The methodology compounds at any scale. The hard part is not authoring the templates; it is committing to update them when the world changes. Do that, and the artifacts become trustworthy. Do not, and they become decoration.</w:t>
+      </w:r>
+    </w:p>
+    <w:p>
+      <w:pPr>
+        <w:pStyle w:val="Heading2"/>
+        <w:spacing w:after="140" w:before="280"/>
+      </w:pPr>
+      <w:r>
+        <w:rPr>
+          <w:rFonts w:ascii="Arial" w:cs="Arial" w:eastAsia="Arial" w:hAnsi="Arial"/>
+          <w:b/>
+          <w:bCs/>
+        </w:rPr>
+        <w:t xml:space="preserve">A.1 The Spine — spine.md</w:t>
+      </w:r>
+    </w:p>
+    <w:p>
+      <w:pPr>
+        <w:spacing w:after="120" w:before="60" w:line="320"/>
+        <w:jc w:val="left"/>
+      </w:pPr>
+      <w:r>
+        <w:rPr>
+          <w:rFonts w:ascii="Arial" w:cs="Arial" w:eastAsia="Arial" w:hAnsi="Arial"/>
+          <w:b w:val="false"/>
+          <w:bCs w:val="false"/>
+          <w:i w:val="false"/>
+          <w:iCs w:val="false"/>
+          <w:sz w:val="22"/>
+          <w:szCs w:val="22"/>
+        </w:rPr>
+        <w:t xml:space="preserve">Plain Markdown, two to four pages when filled in. Frontmatter for status and version. Body sections for problem, user, direction, success metrics, scope, and traceable commitments. Every Leaf must trace back to a numbered commitment in the final section.</w:t>
+      </w:r>
+    </w:p>
+    <w:tbl>
+      <w:tblPr>
+        <w:tblW w:type="dxa" w:w="9360"/>
+        <w:tblBorders>
+          <w:top w:val="single" w:color="auto" w:sz="4"/>
+          <w:left w:val="single" w:color="auto" w:sz="4"/>
+          <w:bottom w:val="single" w:color="auto" w:sz="4"/>
+          <w:right w:val="single" w:color="auto" w:sz="4"/>
+          <w:insideH w:val="single" w:color="auto" w:sz="4"/>
+          <w:insideV w:val="single" w:color="auto" w:sz="4"/>
+        </w:tblBorders>
+      </w:tblPr>
+      <w:tblGrid>
+        <w:gridCol w:w="9360"/>
+      </w:tblGrid>
+      <w:tr>
+        <w:tc>
+          <w:tcPr>
+            <w:tcW w:type="dxa" w:w="9360"/>
+            <w:tcBorders>
+              <w:top w:val="single" w:color="D7DBE3" w:sz="4"/>
+              <w:left w:val="single" w:color="0B5FA5" w:sz="8"/>
+              <w:bottom w:val="single" w:color="D7DBE3" w:sz="4"/>
+              <w:right w:val="single" w:color="D7DBE3" w:sz="4"/>
+            </w:tcBorders>
+            <w:shd w:fill="F5F6FA" w:val="clear"/>
+            <w:tcMar>
+              <w:top w:type="dxa" w:w="160"/>
+              <w:left w:type="dxa" w:w="240"/>
+              <w:bottom w:type="dxa" w:w="160"/>
+              <w:right w:type="dxa" w:w="240"/>
+            </w:tcMar>
+          </w:tcPr>
+          <w:p>
+            <w:pPr>
+              <w:spacing w:after="0" w:before="0" w:line="240"/>
+            </w:pPr>
+            <w:r>
+              <w:rPr>
+                <w:rFonts w:ascii="Consolas" w:cs="Consolas" w:eastAsia="Consolas" w:hAnsi="Consolas"/>
+                <w:color w:val="1A1A1A"/>
+                <w:sz w:val="18"/>
+                <w:szCs w:val="18"/>
+              </w:rPr>
+              <w:t xml:space="preserve">---</w:t>
+            </w:r>
+          </w:p>
+          <w:p>
+            <w:pPr>
+              <w:spacing w:after="0" w:before="0" w:line="240"/>
+            </w:pPr>
+            <w:r>
+              <w:rPr>
+                <w:rFonts w:ascii="Consolas" w:cs="Consolas" w:eastAsia="Consolas" w:hAnsi="Consolas"/>
+                <w:color w:val="1A1A1A"/>
+                <w:sz w:val="18"/>
+                <w:szCs w:val="18"/>
+              </w:rPr>
+              <w:t xml:space="preserve">title: &lt;project name&gt;</w:t>
+            </w:r>
+          </w:p>
+          <w:p>
+            <w:pPr>
+              <w:spacing w:after="0" w:before="0" w:line="240"/>
+            </w:pPr>
+            <w:r>
+              <w:rPr>
+                <w:rFonts w:ascii="Consolas" w:cs="Consolas" w:eastAsia="Consolas" w:hAnsi="Consolas"/>
+                <w:color w:val="1A1A1A"/>
+                <w:sz w:val="18"/>
+                <w:szCs w:val="18"/>
+              </w:rPr>
+              <w:t xml:space="preserve">status: draft           # draft | aligned | shipped</w:t>
+            </w:r>
+          </w:p>
+          <w:p>
+            <w:pPr>
+              <w:spacing w:after="0" w:before="0" w:line="240"/>
+            </w:pPr>
+            <w:r>
+              <w:rPr>
+                <w:rFonts w:ascii="Consolas" w:cs="Consolas" w:eastAsia="Consolas" w:hAnsi="Consolas"/>
+                <w:color w:val="1A1A1A"/>
+                <w:sz w:val="18"/>
+                <w:szCs w:val="18"/>
+              </w:rPr>
+              <w:t xml:space="preserve">owner: &lt;PM name&gt;</w:t>
+            </w:r>
+          </w:p>
+          <w:p>
+            <w:pPr>
+              <w:spacing w:after="0" w:before="0" w:line="240"/>
+            </w:pPr>
+            <w:r>
+              <w:rPr>
+                <w:rFonts w:ascii="Consolas" w:cs="Consolas" w:eastAsia="Consolas" w:hAnsi="Consolas"/>
+                <w:color w:val="1A1A1A"/>
+                <w:sz w:val="18"/>
+                <w:szCs w:val="18"/>
+              </w:rPr>
+              <w:t xml:space="preserve">spine_version: 0.1</w:t>
+            </w:r>
+          </w:p>
+          <w:p>
+            <w:pPr>
+              <w:spacing w:after="0" w:before="0" w:line="240"/>
+            </w:pPr>
+            <w:r>
+              <w:rPr>
+                <w:rFonts w:ascii="Consolas" w:cs="Consolas" w:eastAsia="Consolas" w:hAnsi="Consolas"/>
+                <w:color w:val="1A1A1A"/>
+                <w:sz w:val="18"/>
+                <w:szCs w:val="18"/>
+              </w:rPr>
+              <w:t xml:space="preserve">last_updated: 2026-XX-XX</w:t>
+            </w:r>
+          </w:p>
+          <w:p>
+            <w:pPr>
+              <w:spacing w:after="0" w:before="0" w:line="240"/>
+            </w:pPr>
+            <w:r>
+              <w:rPr>
+                <w:rFonts w:ascii="Consolas" w:cs="Consolas" w:eastAsia="Consolas" w:hAnsi="Consolas"/>
+                <w:color w:val="1A1A1A"/>
+                <w:sz w:val="18"/>
+                <w:szCs w:val="18"/>
+              </w:rPr>
+              <w:t xml:space="preserve">---</w:t>
+            </w:r>
+          </w:p>
+          <w:p>
+            <w:pPr>
+              <w:spacing w:after="0" w:before="0" w:line="240"/>
+            </w:pPr>
+            <w:r>
+              <w:rPr>
+                <w:rFonts w:ascii="Consolas" w:cs="Consolas" w:eastAsia="Consolas" w:hAnsi="Consolas"/>
+                <w:color w:val="1A1A1A"/>
+                <w:sz w:val="18"/>
+                <w:szCs w:val="18"/>
+              </w:rPr>
+              <w:t xml:space="preserve"> </w:t>
+            </w:r>
+          </w:p>
+          <w:p>
+            <w:pPr>
+              <w:spacing w:after="0" w:before="0" w:line="240"/>
+            </w:pPr>
+            <w:r>
+              <w:rPr>
+                <w:rFonts w:ascii="Consolas" w:cs="Consolas" w:eastAsia="Consolas" w:hAnsi="Consolas"/>
+                <w:color w:val="1A1A1A"/>
+                <w:sz w:val="18"/>
+                <w:szCs w:val="18"/>
+              </w:rPr>
+              <w:t xml:space="preserve"># Problem</w:t>
+            </w:r>
+          </w:p>
+          <w:p>
+            <w:pPr>
+              <w:spacing w:after="0" w:before="0" w:line="240"/>
+            </w:pPr>
+            <w:r>
+              <w:rPr>
+                <w:rFonts w:ascii="Consolas" w:cs="Consolas" w:eastAsia="Consolas" w:hAnsi="Consolas"/>
+                <w:color w:val="1A1A1A"/>
+                <w:sz w:val="18"/>
+                <w:szCs w:val="18"/>
+              </w:rPr>
+              <w:t xml:space="preserve">&lt;In the user's own words. Use a real quote if you have one.</w:t>
+            </w:r>
+          </w:p>
+          <w:p>
+            <w:pPr>
+              <w:spacing w:after="0" w:before="0" w:line="240"/>
+            </w:pPr>
+            <w:r>
+              <w:rPr>
+                <w:rFonts w:ascii="Consolas" w:cs="Consolas" w:eastAsia="Consolas" w:hAnsi="Consolas"/>
+                <w:color w:val="1A1A1A"/>
+                <w:sz w:val="18"/>
+                <w:szCs w:val="18"/>
+              </w:rPr>
+              <w:t xml:space="preserve"> What is the user trying to do, and what makes it expensive today?&gt;</w:t>
+            </w:r>
+          </w:p>
+          <w:p>
+            <w:pPr>
+              <w:spacing w:after="0" w:before="0" w:line="240"/>
+            </w:pPr>
+            <w:r>
+              <w:rPr>
+                <w:rFonts w:ascii="Consolas" w:cs="Consolas" w:eastAsia="Consolas" w:hAnsi="Consolas"/>
+                <w:color w:val="1A1A1A"/>
+                <w:sz w:val="18"/>
+                <w:szCs w:val="18"/>
+              </w:rPr>
+              <w:t xml:space="preserve"> </w:t>
+            </w:r>
+          </w:p>
+          <w:p>
+            <w:pPr>
+              <w:spacing w:after="0" w:before="0" w:line="240"/>
+            </w:pPr>
+            <w:r>
+              <w:rPr>
+                <w:rFonts w:ascii="Consolas" w:cs="Consolas" w:eastAsia="Consolas" w:hAnsi="Consolas"/>
+                <w:color w:val="1A1A1A"/>
+                <w:sz w:val="18"/>
+                <w:szCs w:val="18"/>
+              </w:rPr>
+              <w:t xml:space="preserve"># User</w:t>
+            </w:r>
+          </w:p>
+          <w:p>
+            <w:pPr>
+              <w:spacing w:after="0" w:before="0" w:line="240"/>
+            </w:pPr>
+            <w:r>
+              <w:rPr>
+                <w:rFonts w:ascii="Consolas" w:cs="Consolas" w:eastAsia="Consolas" w:hAnsi="Consolas"/>
+                <w:color w:val="1A1A1A"/>
+                <w:sz w:val="18"/>
+                <w:szCs w:val="18"/>
+              </w:rPr>
+              <w:t xml:space="preserve">&lt;A specific persona. Name them. Describe their day, their tools,</w:t>
+            </w:r>
+          </w:p>
+          <w:p>
+            <w:pPr>
+              <w:spacing w:after="0" w:before="0" w:line="240"/>
+            </w:pPr>
+            <w:r>
+              <w:rPr>
+                <w:rFonts w:ascii="Consolas" w:cs="Consolas" w:eastAsia="Consolas" w:hAnsi="Consolas"/>
+                <w:color w:val="1A1A1A"/>
+                <w:sz w:val="18"/>
+                <w:szCs w:val="18"/>
+              </w:rPr>
+              <w:t xml:space="preserve"> their pain points. Generic users produce generic products.&gt;</w:t>
+            </w:r>
+          </w:p>
+          <w:p>
+            <w:pPr>
+              <w:spacing w:after="0" w:before="0" w:line="240"/>
+            </w:pPr>
+            <w:r>
+              <w:rPr>
+                <w:rFonts w:ascii="Consolas" w:cs="Consolas" w:eastAsia="Consolas" w:hAnsi="Consolas"/>
+                <w:color w:val="1A1A1A"/>
+                <w:sz w:val="18"/>
+                <w:szCs w:val="18"/>
+              </w:rPr>
+              <w:t xml:space="preserve"> </w:t>
+            </w:r>
+          </w:p>
+          <w:p>
+            <w:pPr>
+              <w:spacing w:after="0" w:before="0" w:line="240"/>
+            </w:pPr>
+            <w:r>
+              <w:rPr>
+                <w:rFonts w:ascii="Consolas" w:cs="Consolas" w:eastAsia="Consolas" w:hAnsi="Consolas"/>
+                <w:color w:val="1A1A1A"/>
+                <w:sz w:val="18"/>
+                <w:szCs w:val="18"/>
+              </w:rPr>
+              <w:t xml:space="preserve"># Proposed solution direction</w:t>
+            </w:r>
+          </w:p>
+          <w:p>
+            <w:pPr>
+              <w:spacing w:after="0" w:before="0" w:line="240"/>
+            </w:pPr>
+            <w:r>
+              <w:rPr>
+                <w:rFonts w:ascii="Consolas" w:cs="Consolas" w:eastAsia="Consolas" w:hAnsi="Consolas"/>
+                <w:color w:val="1A1A1A"/>
+                <w:sz w:val="18"/>
+                <w:szCs w:val="18"/>
+              </w:rPr>
+              <w:t xml:space="preserve">&lt;The shape of the answer, not the spec. One paragraph.</w:t>
+            </w:r>
+          </w:p>
+          <w:p>
+            <w:pPr>
+              <w:spacing w:after="0" w:before="0" w:line="240"/>
+            </w:pPr>
+            <w:r>
+              <w:rPr>
+                <w:rFonts w:ascii="Consolas" w:cs="Consolas" w:eastAsia="Consolas" w:hAnsi="Consolas"/>
+                <w:color w:val="1A1A1A"/>
+                <w:sz w:val="18"/>
+                <w:szCs w:val="18"/>
+              </w:rPr>
+              <w:t xml:space="preserve"> Constraint: should be readable in 90 seconds.&gt;</w:t>
+            </w:r>
+          </w:p>
+          <w:p>
+            <w:pPr>
+              <w:spacing w:after="0" w:before="0" w:line="240"/>
+            </w:pPr>
+            <w:r>
+              <w:rPr>
+                <w:rFonts w:ascii="Consolas" w:cs="Consolas" w:eastAsia="Consolas" w:hAnsi="Consolas"/>
+                <w:color w:val="1A1A1A"/>
+                <w:sz w:val="18"/>
+                <w:szCs w:val="18"/>
+              </w:rPr>
+              <w:t xml:space="preserve"> </w:t>
+            </w:r>
+          </w:p>
+          <w:p>
+            <w:pPr>
+              <w:spacing w:after="0" w:before="0" w:line="240"/>
+            </w:pPr>
+            <w:r>
+              <w:rPr>
+                <w:rFonts w:ascii="Consolas" w:cs="Consolas" w:eastAsia="Consolas" w:hAnsi="Consolas"/>
+                <w:color w:val="1A1A1A"/>
+                <w:sz w:val="18"/>
+                <w:szCs w:val="18"/>
+              </w:rPr>
+              <w:t xml:space="preserve"># Success metrics</w:t>
+            </w:r>
+          </w:p>
+          <w:p>
+            <w:pPr>
+              <w:spacing w:after="0" w:before="0" w:line="240"/>
+            </w:pPr>
+            <w:r>
+              <w:rPr>
+                <w:rFonts w:ascii="Consolas" w:cs="Consolas" w:eastAsia="Consolas" w:hAnsi="Consolas"/>
+                <w:color w:val="1A1A1A"/>
+                <w:sz w:val="18"/>
+                <w:szCs w:val="18"/>
+              </w:rPr>
+              <w:t xml:space="preserve">&lt;Measurable, time-bound, customer-anchored. 2–4 metrics maximum.&gt;</w:t>
+            </w:r>
+          </w:p>
+          <w:p>
+            <w:pPr>
+              <w:spacing w:after="0" w:before="0" w:line="240"/>
+            </w:pPr>
+            <w:r>
+              <w:rPr>
+                <w:rFonts w:ascii="Consolas" w:cs="Consolas" w:eastAsia="Consolas" w:hAnsi="Consolas"/>
+                <w:color w:val="1A1A1A"/>
+                <w:sz w:val="18"/>
+                <w:szCs w:val="18"/>
+              </w:rPr>
+              <w:t xml:space="preserve">- M1: &lt;metric&gt;</w:t>
+            </w:r>
+          </w:p>
+          <w:p>
+            <w:pPr>
+              <w:spacing w:after="0" w:before="0" w:line="240"/>
+            </w:pPr>
+            <w:r>
+              <w:rPr>
+                <w:rFonts w:ascii="Consolas" w:cs="Consolas" w:eastAsia="Consolas" w:hAnsi="Consolas"/>
+                <w:color w:val="1A1A1A"/>
+                <w:sz w:val="18"/>
+                <w:szCs w:val="18"/>
+              </w:rPr>
+              <w:t xml:space="preserve">- M2: &lt;metric&gt;</w:t>
+            </w:r>
+          </w:p>
+          <w:p>
+            <w:pPr>
+              <w:spacing w:after="0" w:before="0" w:line="240"/>
+            </w:pPr>
+            <w:r>
+              <w:rPr>
+                <w:rFonts w:ascii="Consolas" w:cs="Consolas" w:eastAsia="Consolas" w:hAnsi="Consolas"/>
+                <w:color w:val="1A1A1A"/>
+                <w:sz w:val="18"/>
+                <w:szCs w:val="18"/>
+              </w:rPr>
+              <w:t xml:space="preserve"> </w:t>
+            </w:r>
+          </w:p>
+          <w:p>
+            <w:pPr>
+              <w:spacing w:after="0" w:before="0" w:line="240"/>
+            </w:pPr>
+            <w:r>
+              <w:rPr>
+                <w:rFonts w:ascii="Consolas" w:cs="Consolas" w:eastAsia="Consolas" w:hAnsi="Consolas"/>
+                <w:color w:val="1A1A1A"/>
+                <w:sz w:val="18"/>
+                <w:szCs w:val="18"/>
+              </w:rPr>
+              <w:t xml:space="preserve"># Scope</w:t>
+            </w:r>
+          </w:p>
+          <w:p>
+            <w:pPr>
+              <w:spacing w:after="0" w:before="0" w:line="240"/>
+            </w:pPr>
+            <w:r>
+              <w:rPr>
+                <w:rFonts w:ascii="Consolas" w:cs="Consolas" w:eastAsia="Consolas" w:hAnsi="Consolas"/>
+                <w:color w:val="1A1A1A"/>
+                <w:sz w:val="18"/>
+                <w:szCs w:val="18"/>
+              </w:rPr>
+              <w:t xml:space="preserve">**In:**  &lt;what we are committing to ship&gt;</w:t>
+            </w:r>
+          </w:p>
+          <w:p>
+            <w:pPr>
+              <w:spacing w:after="0" w:before="0" w:line="240"/>
+            </w:pPr>
+            <w:r>
+              <w:rPr>
+                <w:rFonts w:ascii="Consolas" w:cs="Consolas" w:eastAsia="Consolas" w:hAnsi="Consolas"/>
+                <w:color w:val="1A1A1A"/>
+                <w:sz w:val="18"/>
+                <w:szCs w:val="18"/>
+              </w:rPr>
+              <w:t xml:space="preserve">**Out:** &lt;what we are explicitly not doing&gt;</w:t>
+            </w:r>
+          </w:p>
+          <w:p>
+            <w:pPr>
+              <w:spacing w:after="0" w:before="0" w:line="240"/>
+            </w:pPr>
+            <w:r>
+              <w:rPr>
+                <w:rFonts w:ascii="Consolas" w:cs="Consolas" w:eastAsia="Consolas" w:hAnsi="Consolas"/>
+                <w:color w:val="1A1A1A"/>
+                <w:sz w:val="18"/>
+                <w:szCs w:val="18"/>
+              </w:rPr>
+              <w:t xml:space="preserve"> </w:t>
+            </w:r>
+          </w:p>
+          <w:p>
+            <w:pPr>
+              <w:spacing w:after="0" w:before="0" w:line="240"/>
+            </w:pPr>
+            <w:r>
+              <w:rPr>
+                <w:rFonts w:ascii="Consolas" w:cs="Consolas" w:eastAsia="Consolas" w:hAnsi="Consolas"/>
+                <w:color w:val="1A1A1A"/>
+                <w:sz w:val="18"/>
+                <w:szCs w:val="18"/>
+              </w:rPr>
+              <w:t xml:space="preserve"># Commitments (traceability anchor)</w:t>
+            </w:r>
+          </w:p>
+          <w:p>
+            <w:pPr>
+              <w:spacing w:after="0" w:before="0" w:line="240"/>
+            </w:pPr>
+            <w:r>
+              <w:rPr>
+                <w:rFonts w:ascii="Consolas" w:cs="Consolas" w:eastAsia="Consolas" w:hAnsi="Consolas"/>
+                <w:color w:val="1A1A1A"/>
+                <w:sz w:val="18"/>
+                <w:szCs w:val="18"/>
+              </w:rPr>
+              <w:t xml:space="preserve">Every Leaf must trace back to a numbered commitment here.</w:t>
+            </w:r>
+          </w:p>
+          <w:p>
+            <w:pPr>
+              <w:spacing w:after="0" w:before="0" w:line="240"/>
+            </w:pPr>
+            <w:r>
+              <w:rPr>
+                <w:rFonts w:ascii="Consolas" w:cs="Consolas" w:eastAsia="Consolas" w:hAnsi="Consolas"/>
+                <w:color w:val="1A1A1A"/>
+                <w:sz w:val="18"/>
+                <w:szCs w:val="18"/>
+              </w:rPr>
+              <w:t xml:space="preserve">- C1: &lt;commitment&gt;</w:t>
+            </w:r>
+          </w:p>
+          <w:p>
+            <w:pPr>
+              <w:spacing w:after="0" w:before="0" w:line="240"/>
+            </w:pPr>
+            <w:r>
+              <w:rPr>
+                <w:rFonts w:ascii="Consolas" w:cs="Consolas" w:eastAsia="Consolas" w:hAnsi="Consolas"/>
+                <w:color w:val="1A1A1A"/>
+                <w:sz w:val="18"/>
+                <w:szCs w:val="18"/>
+              </w:rPr>
+              <w:t xml:space="preserve">- C2: &lt;commitment&gt;</w:t>
+            </w:r>
+          </w:p>
+          <w:p>
+            <w:pPr>
+              <w:spacing w:after="0" w:before="0" w:line="240"/>
+            </w:pPr>
+            <w:r>
+              <w:rPr>
+                <w:rFonts w:ascii="Consolas" w:cs="Consolas" w:eastAsia="Consolas" w:hAnsi="Consolas"/>
+                <w:color w:val="1A1A1A"/>
+                <w:sz w:val="18"/>
+                <w:szCs w:val="18"/>
+              </w:rPr>
+              <w:t xml:space="preserve">- C3: &lt;commitment&gt;</w:t>
+            </w:r>
+          </w:p>
+        </w:tc>
+      </w:tr>
+    </w:tbl>
+    <w:p>
+      <w:pPr>
+        <w:spacing w:after="120" w:before="60" w:line="320"/>
+        <w:jc w:val="left"/>
+      </w:pPr>
+      <w:r>
+        <w:rPr>
+          <w:rFonts w:ascii="Arial" w:cs="Arial" w:eastAsia="Arial" w:hAnsi="Arial"/>
+          <w:b w:val="false"/>
+          <w:bCs w:val="false"/>
+          <w:i w:val="false"/>
+          <w:iCs w:val="false"/>
+          <w:sz w:val="22"/>
+          <w:szCs w:val="22"/>
+        </w:rPr>
+        <w:t xml:space="preserve">Common mistakes: writing the Problem in the team's language; smuggling the solution into the Problem; omitting the Out-of-scope list; numbering more than seven commitments.</w:t>
+      </w:r>
+    </w:p>
+    <w:p>
+      <w:pPr>
+        <w:pStyle w:val="Heading2"/>
+        <w:spacing w:after="140" w:before="280"/>
+      </w:pPr>
+      <w:r>
+        <w:rPr>
+          <w:rFonts w:ascii="Arial" w:cs="Arial" w:eastAsia="Arial" w:hAnsi="Arial"/>
+          <w:b/>
+          <w:bCs/>
+        </w:rPr>
+        <w:t xml:space="preserve">A.2 The Architecture Leaf — architecture.mmd (Mermaid)</w:t>
+      </w:r>
+    </w:p>
+    <w:p>
+      <w:pPr>
+        <w:spacing w:after="120" w:before="60" w:line="320"/>
+        <w:jc w:val="left"/>
+      </w:pPr>
+      <w:r>
+        <w:rPr>
+          <w:rFonts w:ascii="Arial" w:cs="Arial" w:eastAsia="Arial" w:hAnsi="Arial"/>
+          <w:b w:val="false"/>
+          <w:bCs w:val="false"/>
+          <w:i w:val="false"/>
+          <w:iCs w:val="false"/>
+          <w:sz w:val="22"/>
+          <w:szCs w:val="22"/>
+        </w:rPr>
+        <w:t xml:space="preserve">Single Mermaid file. Two subgraphs — BUILD and LEVERAGE — make the strategic split visible. Renders in any Markdown viewer that supports Mermaid (GitHub, VS Code, Obsidian, modern docs platforms). The diagram is the proposal; the architect refines it.</w:t>
+      </w:r>
+    </w:p>
+    <w:tbl>
+      <w:tblPr>
+        <w:tblW w:type="dxa" w:w="9360"/>
+        <w:tblBorders>
+          <w:top w:val="single" w:color="auto" w:sz="4"/>
+          <w:left w:val="single" w:color="auto" w:sz="4"/>
+          <w:bottom w:val="single" w:color="auto" w:sz="4"/>
+          <w:right w:val="single" w:color="auto" w:sz="4"/>
+          <w:insideH w:val="single" w:color="auto" w:sz="4"/>
+          <w:insideV w:val="single" w:color="auto" w:sz="4"/>
+        </w:tblBorders>
+      </w:tblPr>
+      <w:tblGrid>
+        <w:gridCol w:w="9360"/>
+      </w:tblGrid>
+      <w:tr>
+        <w:tc>
+          <w:tcPr>
+            <w:tcW w:type="dxa" w:w="9360"/>
+            <w:tcBorders>
+              <w:top w:val="single" w:color="D7DBE3" w:sz="4"/>
+              <w:left w:val="single" w:color="0B5FA5" w:sz="8"/>
+              <w:bottom w:val="single" w:color="D7DBE3" w:sz="4"/>
+              <w:right w:val="single" w:color="D7DBE3" w:sz="4"/>
+            </w:tcBorders>
+            <w:shd w:fill="F5F6FA" w:val="clear"/>
+            <w:tcMar>
+              <w:top w:type="dxa" w:w="160"/>
+              <w:left w:type="dxa" w:w="240"/>
+              <w:bottom w:type="dxa" w:w="160"/>
+              <w:right w:type="dxa" w:w="240"/>
+            </w:tcMar>
+          </w:tcPr>
+          <w:p>
+            <w:pPr>
+              <w:spacing w:after="0" w:before="0" w:line="240"/>
+            </w:pPr>
+            <w:r>
+              <w:rPr>
+                <w:rFonts w:ascii="Consolas" w:cs="Consolas" w:eastAsia="Consolas" w:hAnsi="Consolas"/>
+                <w:color w:val="1A1A1A"/>
+                <w:sz w:val="18"/>
+                <w:szCs w:val="18"/>
+              </w:rPr>
+              <w:t xml:space="preserve">graph TD</w:t>
+            </w:r>
+          </w:p>
+          <w:p>
+            <w:pPr>
+              <w:spacing w:after="0" w:before="0" w:line="240"/>
+            </w:pPr>
+            <w:r>
+              <w:rPr>
+                <w:rFonts w:ascii="Consolas" w:cs="Consolas" w:eastAsia="Consolas" w:hAnsi="Consolas"/>
+                <w:color w:val="1A1A1A"/>
+                <w:sz w:val="18"/>
+                <w:szCs w:val="18"/>
+              </w:rPr>
+              <w:t xml:space="preserve">    User[&lt;User Persona&gt;]</w:t>
+            </w:r>
+          </w:p>
+          <w:p>
+            <w:pPr>
+              <w:spacing w:after="0" w:before="0" w:line="240"/>
+            </w:pPr>
+            <w:r>
+              <w:rPr>
+                <w:rFonts w:ascii="Consolas" w:cs="Consolas" w:eastAsia="Consolas" w:hAnsi="Consolas"/>
+                <w:color w:val="1A1A1A"/>
+                <w:sz w:val="18"/>
+                <w:szCs w:val="18"/>
+              </w:rPr>
+              <w:t xml:space="preserve">    UI[UI Surface]</w:t>
+            </w:r>
+          </w:p>
+          <w:p>
+            <w:pPr>
+              <w:spacing w:after="0" w:before="0" w:line="240"/>
+            </w:pPr>
+            <w:r>
+              <w:rPr>
+                <w:rFonts w:ascii="Consolas" w:cs="Consolas" w:eastAsia="Consolas" w:hAnsi="Consolas"/>
+                <w:color w:val="1A1A1A"/>
+                <w:sz w:val="18"/>
+                <w:szCs w:val="18"/>
+              </w:rPr>
+              <w:t xml:space="preserve">    User --&gt;|Intent| UI</w:t>
+            </w:r>
+          </w:p>
+          <w:p>
+            <w:pPr>
+              <w:spacing w:after="0" w:before="0" w:line="240"/>
+            </w:pPr>
+            <w:r>
+              <w:rPr>
+                <w:rFonts w:ascii="Consolas" w:cs="Consolas" w:eastAsia="Consolas" w:hAnsi="Consolas"/>
+                <w:color w:val="1A1A1A"/>
+                <w:sz w:val="18"/>
+                <w:szCs w:val="18"/>
+              </w:rPr>
+              <w:t xml:space="preserve"> </w:t>
+            </w:r>
+          </w:p>
+          <w:p>
+            <w:pPr>
+              <w:spacing w:after="0" w:before="0" w:line="240"/>
+            </w:pPr>
+            <w:r>
+              <w:rPr>
+                <w:rFonts w:ascii="Consolas" w:cs="Consolas" w:eastAsia="Consolas" w:hAnsi="Consolas"/>
+                <w:color w:val="1A1A1A"/>
+                <w:sz w:val="18"/>
+                <w:szCs w:val="18"/>
+              </w:rPr>
+              <w:t xml:space="preserve">    subgraph "BUILD — Your Moat"</w:t>
+            </w:r>
+          </w:p>
+          <w:p>
+            <w:pPr>
+              <w:spacing w:after="0" w:before="0" w:line="240"/>
+            </w:pPr>
+            <w:r>
+              <w:rPr>
+                <w:rFonts w:ascii="Consolas" w:cs="Consolas" w:eastAsia="Consolas" w:hAnsi="Consolas"/>
+                <w:color w:val="1A1A1A"/>
+                <w:sz w:val="18"/>
+                <w:szCs w:val="18"/>
+              </w:rPr>
+              <w:t xml:space="preserve">        UI --&gt; Router[Domain Orchestrator]</w:t>
+            </w:r>
+          </w:p>
+          <w:p>
+            <w:pPr>
+              <w:spacing w:after="0" w:before="0" w:line="240"/>
+            </w:pPr>
+            <w:r>
+              <w:rPr>
+                <w:rFonts w:ascii="Consolas" w:cs="Consolas" w:eastAsia="Consolas" w:hAnsi="Consolas"/>
+                <w:color w:val="1A1A1A"/>
+                <w:sz w:val="18"/>
+                <w:szCs w:val="18"/>
+              </w:rPr>
+              <w:t xml:space="preserve">        Router --&gt;|Workflow A| WorkflowA[&lt;Domain Workflow&gt;]</w:t>
+            </w:r>
+          </w:p>
+          <w:p>
+            <w:pPr>
+              <w:spacing w:after="0" w:before="0" w:line="240"/>
+            </w:pPr>
+            <w:r>
+              <w:rPr>
+                <w:rFonts w:ascii="Consolas" w:cs="Consolas" w:eastAsia="Consolas" w:hAnsi="Consolas"/>
+                <w:color w:val="1A1A1A"/>
+                <w:sz w:val="18"/>
+                <w:szCs w:val="18"/>
+              </w:rPr>
+              <w:t xml:space="preserve">        Router --&gt;|Workflow B| WorkflowB[&lt;Domain Workflow&gt;]</w:t>
+            </w:r>
+          </w:p>
+          <w:p>
+            <w:pPr>
+              <w:spacing w:after="0" w:before="0" w:line="240"/>
+            </w:pPr>
+            <w:r>
+              <w:rPr>
+                <w:rFonts w:ascii="Consolas" w:cs="Consolas" w:eastAsia="Consolas" w:hAnsi="Consolas"/>
+                <w:color w:val="1A1A1A"/>
+                <w:sz w:val="18"/>
+                <w:szCs w:val="18"/>
+              </w:rPr>
+              <w:t xml:space="preserve">        Router --&gt; Trust[Trust + Verification UI]</w:t>
+            </w:r>
+          </w:p>
+          <w:p>
+            <w:pPr>
+              <w:spacing w:after="0" w:before="0" w:line="240"/>
+            </w:pPr>
+            <w:r>
+              <w:rPr>
+                <w:rFonts w:ascii="Consolas" w:cs="Consolas" w:eastAsia="Consolas" w:hAnsi="Consolas"/>
+                <w:color w:val="1A1A1A"/>
+                <w:sz w:val="18"/>
+                <w:szCs w:val="18"/>
+              </w:rPr>
+              <w:t xml:space="preserve">    end</w:t>
+            </w:r>
+          </w:p>
+          <w:p>
+            <w:pPr>
+              <w:spacing w:after="0" w:before="0" w:line="240"/>
+            </w:pPr>
+            <w:r>
+              <w:rPr>
+                <w:rFonts w:ascii="Consolas" w:cs="Consolas" w:eastAsia="Consolas" w:hAnsi="Consolas"/>
+                <w:color w:val="1A1A1A"/>
+                <w:sz w:val="18"/>
+                <w:szCs w:val="18"/>
+              </w:rPr>
+              <w:t xml:space="preserve"> </w:t>
+            </w:r>
+          </w:p>
+          <w:p>
+            <w:pPr>
+              <w:spacing w:after="0" w:before="0" w:line="240"/>
+            </w:pPr>
+            <w:r>
+              <w:rPr>
+                <w:rFonts w:ascii="Consolas" w:cs="Consolas" w:eastAsia="Consolas" w:hAnsi="Consolas"/>
+                <w:color w:val="1A1A1A"/>
+                <w:sz w:val="18"/>
+                <w:szCs w:val="18"/>
+              </w:rPr>
+              <w:t xml:space="preserve">    subgraph "LEVERAGE — Commodity"</w:t>
+            </w:r>
+          </w:p>
+          <w:p>
+            <w:pPr>
+              <w:spacing w:after="0" w:before="0" w:line="240"/>
+            </w:pPr>
+            <w:r>
+              <w:rPr>
+                <w:rFonts w:ascii="Consolas" w:cs="Consolas" w:eastAsia="Consolas" w:hAnsi="Consolas"/>
+                <w:color w:val="1A1A1A"/>
+                <w:sz w:val="18"/>
+                <w:szCs w:val="18"/>
+              </w:rPr>
+              <w:t xml:space="preserve">        WorkflowA &lt;--&gt;|Reasoning| LLM[Foundation LLM]</w:t>
+            </w:r>
+          </w:p>
+          <w:p>
+            <w:pPr>
+              <w:spacing w:after="0" w:before="0" w:line="240"/>
+            </w:pPr>
+            <w:r>
+              <w:rPr>
+                <w:rFonts w:ascii="Consolas" w:cs="Consolas" w:eastAsia="Consolas" w:hAnsi="Consolas"/>
+                <w:color w:val="1A1A1A"/>
+                <w:sz w:val="18"/>
+                <w:szCs w:val="18"/>
+              </w:rPr>
+              <w:t xml:space="preserve">        WorkflowB &lt;--&gt;|Retrieval| RAG[Vector Store + RAG]</w:t>
+            </w:r>
+          </w:p>
+          <w:p>
+            <w:pPr>
+              <w:spacing w:after="0" w:before="0" w:line="240"/>
+            </w:pPr>
+            <w:r>
+              <w:rPr>
+                <w:rFonts w:ascii="Consolas" w:cs="Consolas" w:eastAsia="Consolas" w:hAnsi="Consolas"/>
+                <w:color w:val="1A1A1A"/>
+                <w:sz w:val="18"/>
+                <w:szCs w:val="18"/>
+              </w:rPr>
+              <w:t xml:space="preserve">        Router    &lt;--&gt;|Integration| External[Standard APIs]</w:t>
+            </w:r>
+          </w:p>
+          <w:p>
+            <w:pPr>
+              <w:spacing w:after="0" w:before="0" w:line="240"/>
+            </w:pPr>
+            <w:r>
+              <w:rPr>
+                <w:rFonts w:ascii="Consolas" w:cs="Consolas" w:eastAsia="Consolas" w:hAnsi="Consolas"/>
+                <w:color w:val="1A1A1A"/>
+                <w:sz w:val="18"/>
+                <w:szCs w:val="18"/>
+              </w:rPr>
+              <w:t xml:space="preserve">        Router    &lt;--&gt;|Tracing| Eval[Evaluation Infra]</w:t>
+            </w:r>
+          </w:p>
+          <w:p>
+            <w:pPr>
+              <w:spacing w:after="0" w:before="0" w:line="240"/>
+            </w:pPr>
+            <w:r>
+              <w:rPr>
+                <w:rFonts w:ascii="Consolas" w:cs="Consolas" w:eastAsia="Consolas" w:hAnsi="Consolas"/>
+                <w:color w:val="1A1A1A"/>
+                <w:sz w:val="18"/>
+                <w:szCs w:val="18"/>
+              </w:rPr>
+              <w:t xml:space="preserve">    end</w:t>
+            </w:r>
+          </w:p>
+          <w:p>
+            <w:pPr>
+              <w:spacing w:after="0" w:before="0" w:line="240"/>
+            </w:pPr>
+            <w:r>
+              <w:rPr>
+                <w:rFonts w:ascii="Consolas" w:cs="Consolas" w:eastAsia="Consolas" w:hAnsi="Consolas"/>
+                <w:color w:val="1A1A1A"/>
+                <w:sz w:val="18"/>
+                <w:szCs w:val="18"/>
+              </w:rPr>
+              <w:t xml:space="preserve"> </w:t>
+            </w:r>
+          </w:p>
+          <w:p>
+            <w:pPr>
+              <w:spacing w:after="0" w:before="0" w:line="240"/>
+            </w:pPr>
+            <w:r>
+              <w:rPr>
+                <w:rFonts w:ascii="Consolas" w:cs="Consolas" w:eastAsia="Consolas" w:hAnsi="Consolas"/>
+                <w:color w:val="1A1A1A"/>
+                <w:sz w:val="18"/>
+                <w:szCs w:val="18"/>
+              </w:rPr>
+              <w:t xml:space="preserve">    classDef build    fill:#0B5FA5,stroke:#fff,color:#fff;</w:t>
+            </w:r>
+          </w:p>
+          <w:p>
+            <w:pPr>
+              <w:spacing w:after="0" w:before="0" w:line="240"/>
+            </w:pPr>
+            <w:r>
+              <w:rPr>
+                <w:rFonts w:ascii="Consolas" w:cs="Consolas" w:eastAsia="Consolas" w:hAnsi="Consolas"/>
+                <w:color w:val="1A1A1A"/>
+                <w:sz w:val="18"/>
+                <w:szCs w:val="18"/>
+              </w:rPr>
+              <w:t xml:space="preserve">    classDef leverage fill:#5C6770,stroke:#fff,color:#fff;</w:t>
+            </w:r>
+          </w:p>
+          <w:p>
+            <w:pPr>
+              <w:spacing w:after="0" w:before="0" w:line="240"/>
+            </w:pPr>
+            <w:r>
+              <w:rPr>
+                <w:rFonts w:ascii="Consolas" w:cs="Consolas" w:eastAsia="Consolas" w:hAnsi="Consolas"/>
+                <w:color w:val="1A1A1A"/>
+                <w:sz w:val="18"/>
+                <w:szCs w:val="18"/>
+              </w:rPr>
+              <w:t xml:space="preserve">    class Router,WorkflowA,WorkflowB,Trust,UI build;</w:t>
+            </w:r>
+          </w:p>
+          <w:p>
+            <w:pPr>
+              <w:spacing w:after="0" w:before="0" w:line="240"/>
+            </w:pPr>
+            <w:r>
+              <w:rPr>
+                <w:rFonts w:ascii="Consolas" w:cs="Consolas" w:eastAsia="Consolas" w:hAnsi="Consolas"/>
+                <w:color w:val="1A1A1A"/>
+                <w:sz w:val="18"/>
+                <w:szCs w:val="18"/>
+              </w:rPr>
+              <w:t xml:space="preserve">    class LLM,RAG,External,Eval leverage;</w:t>
+            </w:r>
+          </w:p>
+        </w:tc>
+      </w:tr>
+    </w:tbl>
+    <w:p>
+      <w:pPr>
+        <w:spacing w:after="120" w:before="60" w:line="320"/>
+        <w:jc w:val="left"/>
+      </w:pPr>
+      <w:r>
+        <w:rPr>
+          <w:rFonts w:ascii="Arial" w:cs="Arial" w:eastAsia="Arial" w:hAnsi="Arial"/>
+          <w:b w:val="false"/>
+          <w:bCs w:val="false"/>
+          <w:i w:val="false"/>
+          <w:iCs w:val="false"/>
+          <w:sz w:val="22"/>
+          <w:szCs w:val="22"/>
+        </w:rPr>
+        <w:t xml:space="preserve">Common mistakes: putting infrastructure inside BUILD; not labeling edges (the value is in the data flow); leaving Trust as an afterthought.</w:t>
+      </w:r>
+    </w:p>
+    <w:p>
+      <w:pPr>
+        <w:pStyle w:val="Heading2"/>
+        <w:spacing w:after="140" w:before="280"/>
+      </w:pPr>
+      <w:r>
+        <w:rPr>
+          <w:rFonts w:ascii="Arial" w:cs="Arial" w:eastAsia="Arial" w:hAnsi="Arial"/>
+          <w:b/>
+          <w:bCs/>
+        </w:rPr>
+        <w:t xml:space="preserve">A.3 The Engineering Leaf — index.html (scaffold)</w:t>
+      </w:r>
+    </w:p>
+    <w:p>
+      <w:pPr>
+        <w:spacing w:after="120" w:before="60" w:line="320"/>
+        <w:jc w:val="left"/>
+      </w:pPr>
+      <w:r>
+        <w:rPr>
+          <w:rFonts w:ascii="Arial" w:cs="Arial" w:eastAsia="Arial" w:hAnsi="Arial"/>
+          <w:b w:val="false"/>
+          <w:bCs w:val="false"/>
+          <w:i w:val="false"/>
+          <w:iCs w:val="false"/>
+          <w:sz w:val="22"/>
+          <w:szCs w:val="22"/>
+        </w:rPr>
+        <w:t xml:space="preserve">A self-contained HTML page with CSS variables, a state container, and explicit slots for empty / loading / error / success states. Open it in a browser; the engineer can copy the DOM and bind it to real state. This scaffold is the smallest version that still demonstrates the four states every interface needs.</w:t>
+      </w:r>
+    </w:p>
+    <w:tbl>
+      <w:tblPr>
+        <w:tblW w:type="dxa" w:w="9360"/>
+        <w:tblBorders>
+          <w:top w:val="single" w:color="auto" w:sz="4"/>
+          <w:left w:val="single" w:color="auto" w:sz="4"/>
+          <w:bottom w:val="single" w:color="auto" w:sz="4"/>
+          <w:right w:val="single" w:color="auto" w:sz="4"/>
+          <w:insideH w:val="single" w:color="auto" w:sz="4"/>
+          <w:insideV w:val="single" w:color="auto" w:sz="4"/>
+        </w:tblBorders>
+      </w:tblPr>
+      <w:tblGrid>
+        <w:gridCol w:w="9360"/>
+      </w:tblGrid>
+      <w:tr>
+        <w:tc>
+          <w:tcPr>
+            <w:tcW w:type="dxa" w:w="9360"/>
+            <w:tcBorders>
+              <w:top w:val="single" w:color="D7DBE3" w:sz="4"/>
+              <w:left w:val="single" w:color="0B5FA5" w:sz="8"/>
+              <w:bottom w:val="single" w:color="D7DBE3" w:sz="4"/>
+              <w:right w:val="single" w:color="D7DBE3" w:sz="4"/>
+            </w:tcBorders>
+            <w:shd w:fill="F5F6FA" w:val="clear"/>
+            <w:tcMar>
+              <w:top w:type="dxa" w:w="160"/>
+              <w:left w:type="dxa" w:w="240"/>
+              <w:bottom w:type="dxa" w:w="160"/>
+              <w:right w:type="dxa" w:w="240"/>
+            </w:tcMar>
+          </w:tcPr>
+          <w:p>
+            <w:pPr>
+              <w:spacing w:after="0" w:before="0" w:line="240"/>
+            </w:pPr>
+            <w:r>
+              <w:rPr>
+                <w:rFonts w:ascii="Consolas" w:cs="Consolas" w:eastAsia="Consolas" w:hAnsi="Consolas"/>
+                <w:color w:val="1A1A1A"/>
+                <w:sz w:val="18"/>
+                <w:szCs w:val="18"/>
+              </w:rPr>
+              <w:t xml:space="preserve">&lt;!doctype html&gt;</w:t>
+            </w:r>
+          </w:p>
+          <w:p>
+            <w:pPr>
+              <w:spacing w:after="0" w:before="0" w:line="240"/>
+            </w:pPr>
+            <w:r>
+              <w:rPr>
+                <w:rFonts w:ascii="Consolas" w:cs="Consolas" w:eastAsia="Consolas" w:hAnsi="Consolas"/>
+                <w:color w:val="1A1A1A"/>
+                <w:sz w:val="18"/>
+                <w:szCs w:val="18"/>
+              </w:rPr>
+              <w:t xml:space="preserve">&lt;html lang="en"&gt;</w:t>
+            </w:r>
+          </w:p>
+          <w:p>
+            <w:pPr>
+              <w:spacing w:after="0" w:before="0" w:line="240"/>
+            </w:pPr>
+            <w:r>
+              <w:rPr>
+                <w:rFonts w:ascii="Consolas" w:cs="Consolas" w:eastAsia="Consolas" w:hAnsi="Consolas"/>
+                <w:color w:val="1A1A1A"/>
+                <w:sz w:val="18"/>
+                <w:szCs w:val="18"/>
+              </w:rPr>
+              <w:t xml:space="preserve">&lt;head&gt;</w:t>
+            </w:r>
+          </w:p>
+          <w:p>
+            <w:pPr>
+              <w:spacing w:after="0" w:before="0" w:line="240"/>
+            </w:pPr>
+            <w:r>
+              <w:rPr>
+                <w:rFonts w:ascii="Consolas" w:cs="Consolas" w:eastAsia="Consolas" w:hAnsi="Consolas"/>
+                <w:color w:val="1A1A1A"/>
+                <w:sz w:val="18"/>
+                <w:szCs w:val="18"/>
+              </w:rPr>
+              <w:t xml:space="preserve">&lt;meta charset="utf-8" /&gt;</w:t>
+            </w:r>
+          </w:p>
+          <w:p>
+            <w:pPr>
+              <w:spacing w:after="0" w:before="0" w:line="240"/>
+            </w:pPr>
+            <w:r>
+              <w:rPr>
+                <w:rFonts w:ascii="Consolas" w:cs="Consolas" w:eastAsia="Consolas" w:hAnsi="Consolas"/>
+                <w:color w:val="1A1A1A"/>
+                <w:sz w:val="18"/>
+                <w:szCs w:val="18"/>
+              </w:rPr>
+              <w:t xml:space="preserve">&lt;title&gt;&lt;Project Name&gt;&lt;/title&gt;</w:t>
+            </w:r>
+          </w:p>
+          <w:p>
+            <w:pPr>
+              <w:spacing w:after="0" w:before="0" w:line="240"/>
+            </w:pPr>
+            <w:r>
+              <w:rPr>
+                <w:rFonts w:ascii="Consolas" w:cs="Consolas" w:eastAsia="Consolas" w:hAnsi="Consolas"/>
+                <w:color w:val="1A1A1A"/>
+                <w:sz w:val="18"/>
+                <w:szCs w:val="18"/>
+              </w:rPr>
+              <w:t xml:space="preserve">&lt;style&gt;</w:t>
+            </w:r>
+          </w:p>
+          <w:p>
+            <w:pPr>
+              <w:spacing w:after="0" w:before="0" w:line="240"/>
+            </w:pPr>
+            <w:r>
+              <w:rPr>
+                <w:rFonts w:ascii="Consolas" w:cs="Consolas" w:eastAsia="Consolas" w:hAnsi="Consolas"/>
+                <w:color w:val="1A1A1A"/>
+                <w:sz w:val="18"/>
+                <w:szCs w:val="18"/>
+              </w:rPr>
+              <w:t xml:space="preserve">  :root {</w:t>
+            </w:r>
+          </w:p>
+          <w:p>
+            <w:pPr>
+              <w:spacing w:after="0" w:before="0" w:line="240"/>
+            </w:pPr>
+            <w:r>
+              <w:rPr>
+                <w:rFonts w:ascii="Consolas" w:cs="Consolas" w:eastAsia="Consolas" w:hAnsi="Consolas"/>
+                <w:color w:val="1A1A1A"/>
+                <w:sz w:val="18"/>
+                <w:szCs w:val="18"/>
+              </w:rPr>
+              <w:t xml:space="preserve">    --bg: #ffffff; --fg: #1a1a1a; --muted: #6b7280;</w:t>
+            </w:r>
+          </w:p>
+          <w:p>
+            <w:pPr>
+              <w:spacing w:after="0" w:before="0" w:line="240"/>
+            </w:pPr>
+            <w:r>
+              <w:rPr>
+                <w:rFonts w:ascii="Consolas" w:cs="Consolas" w:eastAsia="Consolas" w:hAnsi="Consolas"/>
+                <w:color w:val="1A1A1A"/>
+                <w:sz w:val="18"/>
+                <w:szCs w:val="18"/>
+              </w:rPr>
+              <w:t xml:space="preserve">    --accent: #2563eb; --good: #059669;</w:t>
+            </w:r>
+          </w:p>
+          <w:p>
+            <w:pPr>
+              <w:spacing w:after="0" w:before="0" w:line="240"/>
+            </w:pPr>
+            <w:r>
+              <w:rPr>
+                <w:rFonts w:ascii="Consolas" w:cs="Consolas" w:eastAsia="Consolas" w:hAnsi="Consolas"/>
+                <w:color w:val="1A1A1A"/>
+                <w:sz w:val="18"/>
+                <w:szCs w:val="18"/>
+              </w:rPr>
+              <w:t xml:space="preserve">    --warn: #d97706; --error: #dc2626;</w:t>
+            </w:r>
+          </w:p>
+          <w:p>
+            <w:pPr>
+              <w:spacing w:after="0" w:before="0" w:line="240"/>
+            </w:pPr>
+            <w:r>
+              <w:rPr>
+                <w:rFonts w:ascii="Consolas" w:cs="Consolas" w:eastAsia="Consolas" w:hAnsi="Consolas"/>
+                <w:color w:val="1A1A1A"/>
+                <w:sz w:val="18"/>
+                <w:szCs w:val="18"/>
+              </w:rPr>
+              <w:t xml:space="preserve">    --rule: #e5e7eb; --surface: #f9fafb;</w:t>
+            </w:r>
+          </w:p>
+          <w:p>
+            <w:pPr>
+              <w:spacing w:after="0" w:before="0" w:line="240"/>
+            </w:pPr>
+            <w:r>
+              <w:rPr>
+                <w:rFonts w:ascii="Consolas" w:cs="Consolas" w:eastAsia="Consolas" w:hAnsi="Consolas"/>
+                <w:color w:val="1A1A1A"/>
+                <w:sz w:val="18"/>
+                <w:szCs w:val="18"/>
+              </w:rPr>
+              <w:t xml:space="preserve">    --font-body: system-ui, -apple-system, sans-serif;</w:t>
+            </w:r>
+          </w:p>
+          <w:p>
+            <w:pPr>
+              <w:spacing w:after="0" w:before="0" w:line="240"/>
+            </w:pPr>
+            <w:r>
+              <w:rPr>
+                <w:rFonts w:ascii="Consolas" w:cs="Consolas" w:eastAsia="Consolas" w:hAnsi="Consolas"/>
+                <w:color w:val="1A1A1A"/>
+                <w:sz w:val="18"/>
+                <w:szCs w:val="18"/>
+              </w:rPr>
+              <w:t xml:space="preserve">    --font-mono: ui-monospace, SFMono-Regular, monospace;</w:t>
+            </w:r>
+          </w:p>
+          <w:p>
+            <w:pPr>
+              <w:spacing w:after="0" w:before="0" w:line="240"/>
+            </w:pPr>
+            <w:r>
+              <w:rPr>
+                <w:rFonts w:ascii="Consolas" w:cs="Consolas" w:eastAsia="Consolas" w:hAnsi="Consolas"/>
+                <w:color w:val="1A1A1A"/>
+                <w:sz w:val="18"/>
+                <w:szCs w:val="18"/>
+              </w:rPr>
+              <w:t xml:space="preserve">  }</w:t>
+            </w:r>
+          </w:p>
+          <w:p>
+            <w:pPr>
+              <w:spacing w:after="0" w:before="0" w:line="240"/>
+            </w:pPr>
+            <w:r>
+              <w:rPr>
+                <w:rFonts w:ascii="Consolas" w:cs="Consolas" w:eastAsia="Consolas" w:hAnsi="Consolas"/>
+                <w:color w:val="1A1A1A"/>
+                <w:sz w:val="18"/>
+                <w:szCs w:val="18"/>
+              </w:rPr>
+              <w:t xml:space="preserve">  body { margin: 0; font-family: var(--font-body);</w:t>
+            </w:r>
+          </w:p>
+          <w:p>
+            <w:pPr>
+              <w:spacing w:after="0" w:before="0" w:line="240"/>
+            </w:pPr>
+            <w:r>
+              <w:rPr>
+                <w:rFonts w:ascii="Consolas" w:cs="Consolas" w:eastAsia="Consolas" w:hAnsi="Consolas"/>
+                <w:color w:val="1A1A1A"/>
+                <w:sz w:val="18"/>
+                <w:szCs w:val="18"/>
+              </w:rPr>
+              <w:t xml:space="preserve">    color: var(--fg); background: var(--bg); }</w:t>
+            </w:r>
+          </w:p>
+          <w:p>
+            <w:pPr>
+              <w:spacing w:after="0" w:before="0" w:line="240"/>
+            </w:pPr>
+            <w:r>
+              <w:rPr>
+                <w:rFonts w:ascii="Consolas" w:cs="Consolas" w:eastAsia="Consolas" w:hAnsi="Consolas"/>
+                <w:color w:val="1A1A1A"/>
+                <w:sz w:val="18"/>
+                <w:szCs w:val="18"/>
+              </w:rPr>
+              <w:t xml:space="preserve">  .app { display: grid; grid-template-rows: auto 1fr auto;</w:t>
+            </w:r>
+          </w:p>
+          <w:p>
+            <w:pPr>
+              <w:spacing w:after="0" w:before="0" w:line="240"/>
+            </w:pPr>
+            <w:r>
+              <w:rPr>
+                <w:rFonts w:ascii="Consolas" w:cs="Consolas" w:eastAsia="Consolas" w:hAnsi="Consolas"/>
+                <w:color w:val="1A1A1A"/>
+                <w:sz w:val="18"/>
+                <w:szCs w:val="18"/>
+              </w:rPr>
+              <w:t xml:space="preserve">    min-height: 100vh; }</w:t>
+            </w:r>
+          </w:p>
+          <w:p>
+            <w:pPr>
+              <w:spacing w:after="0" w:before="0" w:line="240"/>
+            </w:pPr>
+            <w:r>
+              <w:rPr>
+                <w:rFonts w:ascii="Consolas" w:cs="Consolas" w:eastAsia="Consolas" w:hAnsi="Consolas"/>
+                <w:color w:val="1A1A1A"/>
+                <w:sz w:val="18"/>
+                <w:szCs w:val="18"/>
+              </w:rPr>
+              <w:t xml:space="preserve">  header { padding: 1rem 1.5rem;</w:t>
+            </w:r>
+          </w:p>
+          <w:p>
+            <w:pPr>
+              <w:spacing w:after="0" w:before="0" w:line="240"/>
+            </w:pPr>
+            <w:r>
+              <w:rPr>
+                <w:rFonts w:ascii="Consolas" w:cs="Consolas" w:eastAsia="Consolas" w:hAnsi="Consolas"/>
+                <w:color w:val="1A1A1A"/>
+                <w:sz w:val="18"/>
+                <w:szCs w:val="18"/>
+              </w:rPr>
+              <w:t xml:space="preserve">    border-bottom: 1px solid var(--rule); }</w:t>
+            </w:r>
+          </w:p>
+          <w:p>
+            <w:pPr>
+              <w:spacing w:after="0" w:before="0" w:line="240"/>
+            </w:pPr>
+            <w:r>
+              <w:rPr>
+                <w:rFonts w:ascii="Consolas" w:cs="Consolas" w:eastAsia="Consolas" w:hAnsi="Consolas"/>
+                <w:color w:val="1A1A1A"/>
+                <w:sz w:val="18"/>
+                <w:szCs w:val="18"/>
+              </w:rPr>
+              <w:t xml:space="preserve">  main { padding: 1.5rem; }</w:t>
+            </w:r>
+          </w:p>
+          <w:p>
+            <w:pPr>
+              <w:spacing w:after="0" w:before="0" w:line="240"/>
+            </w:pPr>
+            <w:r>
+              <w:rPr>
+                <w:rFonts w:ascii="Consolas" w:cs="Consolas" w:eastAsia="Consolas" w:hAnsi="Consolas"/>
+                <w:color w:val="1A1A1A"/>
+                <w:sz w:val="18"/>
+                <w:szCs w:val="18"/>
+              </w:rPr>
+              <w:t xml:space="preserve">  .state-empty, .state-loading, .state-error {</w:t>
+            </w:r>
+          </w:p>
+          <w:p>
+            <w:pPr>
+              <w:spacing w:after="0" w:before="0" w:line="240"/>
+            </w:pPr>
+            <w:r>
+              <w:rPr>
+                <w:rFonts w:ascii="Consolas" w:cs="Consolas" w:eastAsia="Consolas" w:hAnsi="Consolas"/>
+                <w:color w:val="1A1A1A"/>
+                <w:sz w:val="18"/>
+                <w:szCs w:val="18"/>
+              </w:rPr>
+              <w:t xml:space="preserve">    padding: 2rem; text-align: center; color: var(--muted); }</w:t>
+            </w:r>
+          </w:p>
+          <w:p>
+            <w:pPr>
+              <w:spacing w:after="0" w:before="0" w:line="240"/>
+            </w:pPr>
+            <w:r>
+              <w:rPr>
+                <w:rFonts w:ascii="Consolas" w:cs="Consolas" w:eastAsia="Consolas" w:hAnsi="Consolas"/>
+                <w:color w:val="1A1A1A"/>
+                <w:sz w:val="18"/>
+                <w:szCs w:val="18"/>
+              </w:rPr>
+              <w:t xml:space="preserve">  .state-loading { color: var(--accent); }</w:t>
+            </w:r>
+          </w:p>
+          <w:p>
+            <w:pPr>
+              <w:spacing w:after="0" w:before="0" w:line="240"/>
+            </w:pPr>
+            <w:r>
+              <w:rPr>
+                <w:rFonts w:ascii="Consolas" w:cs="Consolas" w:eastAsia="Consolas" w:hAnsi="Consolas"/>
+                <w:color w:val="1A1A1A"/>
+                <w:sz w:val="18"/>
+                <w:szCs w:val="18"/>
+              </w:rPr>
+              <w:t xml:space="preserve">  .state-error { color: var(--error); }</w:t>
+            </w:r>
+          </w:p>
+          <w:p>
+            <w:pPr>
+              <w:spacing w:after="0" w:before="0" w:line="240"/>
+            </w:pPr>
+            <w:r>
+              <w:rPr>
+                <w:rFonts w:ascii="Consolas" w:cs="Consolas" w:eastAsia="Consolas" w:hAnsi="Consolas"/>
+                <w:color w:val="1A1A1A"/>
+                <w:sz w:val="18"/>
+                <w:szCs w:val="18"/>
+              </w:rPr>
+              <w:t xml:space="preserve">  .confidence { display: inline-flex; padding: 2px 8px;</w:t>
+            </w:r>
+          </w:p>
+          <w:p>
+            <w:pPr>
+              <w:spacing w:after="0" w:before="0" w:line="240"/>
+            </w:pPr>
+            <w:r>
+              <w:rPr>
+                <w:rFonts w:ascii="Consolas" w:cs="Consolas" w:eastAsia="Consolas" w:hAnsi="Consolas"/>
+                <w:color w:val="1A1A1A"/>
+                <w:sz w:val="18"/>
+                <w:szCs w:val="18"/>
+              </w:rPr>
+              <w:t xml:space="preserve">    border-radius: 999px; font-family: var(--font-mono);</w:t>
+            </w:r>
+          </w:p>
+          <w:p>
+            <w:pPr>
+              <w:spacing w:after="0" w:before="0" w:line="240"/>
+            </w:pPr>
+            <w:r>
+              <w:rPr>
+                <w:rFonts w:ascii="Consolas" w:cs="Consolas" w:eastAsia="Consolas" w:hAnsi="Consolas"/>
+                <w:color w:val="1A1A1A"/>
+                <w:sz w:val="18"/>
+                <w:szCs w:val="18"/>
+              </w:rPr>
+              <w:t xml:space="preserve">    font-size: 12px; background: var(--surface); }</w:t>
+            </w:r>
+          </w:p>
+          <w:p>
+            <w:pPr>
+              <w:spacing w:after="0" w:before="0" w:line="240"/>
+            </w:pPr>
+            <w:r>
+              <w:rPr>
+                <w:rFonts w:ascii="Consolas" w:cs="Consolas" w:eastAsia="Consolas" w:hAnsi="Consolas"/>
+                <w:color w:val="1A1A1A"/>
+                <w:sz w:val="18"/>
+                <w:szCs w:val="18"/>
+              </w:rPr>
+              <w:t xml:space="preserve">&lt;/style&gt;</w:t>
+            </w:r>
+          </w:p>
+          <w:p>
+            <w:pPr>
+              <w:spacing w:after="0" w:before="0" w:line="240"/>
+            </w:pPr>
+            <w:r>
+              <w:rPr>
+                <w:rFonts w:ascii="Consolas" w:cs="Consolas" w:eastAsia="Consolas" w:hAnsi="Consolas"/>
+                <w:color w:val="1A1A1A"/>
+                <w:sz w:val="18"/>
+                <w:szCs w:val="18"/>
+              </w:rPr>
+              <w:t xml:space="preserve">&lt;/head&gt;</w:t>
+            </w:r>
+          </w:p>
+          <w:p>
+            <w:pPr>
+              <w:spacing w:after="0" w:before="0" w:line="240"/>
+            </w:pPr>
+            <w:r>
+              <w:rPr>
+                <w:rFonts w:ascii="Consolas" w:cs="Consolas" w:eastAsia="Consolas" w:hAnsi="Consolas"/>
+                <w:color w:val="1A1A1A"/>
+                <w:sz w:val="18"/>
+                <w:szCs w:val="18"/>
+              </w:rPr>
+              <w:t xml:space="preserve">&lt;body&gt;</w:t>
+            </w:r>
+          </w:p>
+          <w:p>
+            <w:pPr>
+              <w:spacing w:after="0" w:before="0" w:line="240"/>
+            </w:pPr>
+            <w:r>
+              <w:rPr>
+                <w:rFonts w:ascii="Consolas" w:cs="Consolas" w:eastAsia="Consolas" w:hAnsi="Consolas"/>
+                <w:color w:val="1A1A1A"/>
+                <w:sz w:val="18"/>
+                <w:szCs w:val="18"/>
+              </w:rPr>
+              <w:t xml:space="preserve">  &lt;div class="app"&gt;</w:t>
+            </w:r>
+          </w:p>
+          <w:p>
+            <w:pPr>
+              <w:spacing w:after="0" w:before="0" w:line="240"/>
+            </w:pPr>
+            <w:r>
+              <w:rPr>
+                <w:rFonts w:ascii="Consolas" w:cs="Consolas" w:eastAsia="Consolas" w:hAnsi="Consolas"/>
+                <w:color w:val="1A1A1A"/>
+                <w:sz w:val="18"/>
+                <w:szCs w:val="18"/>
+              </w:rPr>
+              <w:t xml:space="preserve">    &lt;header&gt;&lt;h1&gt;&lt;Product Name&gt;&lt;/h1&gt;&lt;/header&gt;</w:t>
+            </w:r>
+          </w:p>
+          <w:p>
+            <w:pPr>
+              <w:spacing w:after="0" w:before="0" w:line="240"/>
+            </w:pPr>
+            <w:r>
+              <w:rPr>
+                <w:rFonts w:ascii="Consolas" w:cs="Consolas" w:eastAsia="Consolas" w:hAnsi="Consolas"/>
+                <w:color w:val="1A1A1A"/>
+                <w:sz w:val="18"/>
+                <w:szCs w:val="18"/>
+              </w:rPr>
+              <w:t xml:space="preserve">    &lt;main id="root"&gt;</w:t>
+            </w:r>
+          </w:p>
+          <w:p>
+            <w:pPr>
+              <w:spacing w:after="0" w:before="0" w:line="240"/>
+            </w:pPr>
+            <w:r>
+              <w:rPr>
+                <w:rFonts w:ascii="Consolas" w:cs="Consolas" w:eastAsia="Consolas" w:hAnsi="Consolas"/>
+                <w:color w:val="1A1A1A"/>
+                <w:sz w:val="18"/>
+                <w:szCs w:val="18"/>
+              </w:rPr>
+              <w:t xml:space="preserve">      &lt;!-- Replace with your domain components.</w:t>
+            </w:r>
+          </w:p>
+          <w:p>
+            <w:pPr>
+              <w:spacing w:after="0" w:before="0" w:line="240"/>
+            </w:pPr>
+            <w:r>
+              <w:rPr>
+                <w:rFonts w:ascii="Consolas" w:cs="Consolas" w:eastAsia="Consolas" w:hAnsi="Consolas"/>
+                <w:color w:val="1A1A1A"/>
+                <w:sz w:val="18"/>
+                <w:szCs w:val="18"/>
+              </w:rPr>
+              <w:t xml:space="preserve">           Each component should have explicit states:</w:t>
+            </w:r>
+          </w:p>
+          <w:p>
+            <w:pPr>
+              <w:spacing w:after="0" w:before="0" w:line="240"/>
+            </w:pPr>
+            <w:r>
+              <w:rPr>
+                <w:rFonts w:ascii="Consolas" w:cs="Consolas" w:eastAsia="Consolas" w:hAnsi="Consolas"/>
+                <w:color w:val="1A1A1A"/>
+                <w:sz w:val="18"/>
+                <w:szCs w:val="18"/>
+              </w:rPr>
+              <w:t xml:space="preserve">           empty, loading, error, success. --&gt;</w:t>
+            </w:r>
+          </w:p>
+          <w:p>
+            <w:pPr>
+              <w:spacing w:after="0" w:before="0" w:line="240"/>
+            </w:pPr>
+            <w:r>
+              <w:rPr>
+                <w:rFonts w:ascii="Consolas" w:cs="Consolas" w:eastAsia="Consolas" w:hAnsi="Consolas"/>
+                <w:color w:val="1A1A1A"/>
+                <w:sz w:val="18"/>
+                <w:szCs w:val="18"/>
+              </w:rPr>
+              <w:t xml:space="preserve">      &lt;div class="state-empty"   id="empty"&gt;Type a query to begin.&lt;/div&gt;</w:t>
+            </w:r>
+          </w:p>
+          <w:p>
+            <w:pPr>
+              <w:spacing w:after="0" w:before="0" w:line="240"/>
+            </w:pPr>
+            <w:r>
+              <w:rPr>
+                <w:rFonts w:ascii="Consolas" w:cs="Consolas" w:eastAsia="Consolas" w:hAnsi="Consolas"/>
+                <w:color w:val="1A1A1A"/>
+                <w:sz w:val="18"/>
+                <w:szCs w:val="18"/>
+              </w:rPr>
+              <w:t xml:space="preserve">      &lt;div class="state-loading" id="loading" hidden&gt;</w:t>
+            </w:r>
+          </w:p>
+          <w:p>
+            <w:pPr>
+              <w:spacing w:after="0" w:before="0" w:line="240"/>
+            </w:pPr>
+            <w:r>
+              <w:rPr>
+                <w:rFonts w:ascii="Consolas" w:cs="Consolas" w:eastAsia="Consolas" w:hAnsi="Consolas"/>
+                <w:color w:val="1A1A1A"/>
+                <w:sz w:val="18"/>
+                <w:szCs w:val="18"/>
+              </w:rPr>
+              <w:t xml:space="preserve">        Working… &lt;span class="confidence"&gt;routing&lt;/span&gt;&lt;/div&gt;</w:t>
+            </w:r>
+          </w:p>
+          <w:p>
+            <w:pPr>
+              <w:spacing w:after="0" w:before="0" w:line="240"/>
+            </w:pPr>
+            <w:r>
+              <w:rPr>
+                <w:rFonts w:ascii="Consolas" w:cs="Consolas" w:eastAsia="Consolas" w:hAnsi="Consolas"/>
+                <w:color w:val="1A1A1A"/>
+                <w:sz w:val="18"/>
+                <w:szCs w:val="18"/>
+              </w:rPr>
+              <w:t xml:space="preserve">      &lt;div class="state-error"   id="error"   hidden&gt;</w:t>
+            </w:r>
+          </w:p>
+          <w:p>
+            <w:pPr>
+              <w:spacing w:after="0" w:before="0" w:line="240"/>
+            </w:pPr>
+            <w:r>
+              <w:rPr>
+                <w:rFonts w:ascii="Consolas" w:cs="Consolas" w:eastAsia="Consolas" w:hAnsi="Consolas"/>
+                <w:color w:val="1A1A1A"/>
+                <w:sz w:val="18"/>
+                <w:szCs w:val="18"/>
+              </w:rPr>
+              <w:t xml:space="preserve">        Something went wrong.&lt;/div&gt;</w:t>
+            </w:r>
+          </w:p>
+          <w:p>
+            <w:pPr>
+              <w:spacing w:after="0" w:before="0" w:line="240"/>
+            </w:pPr>
+            <w:r>
+              <w:rPr>
+                <w:rFonts w:ascii="Consolas" w:cs="Consolas" w:eastAsia="Consolas" w:hAnsi="Consolas"/>
+                <w:color w:val="1A1A1A"/>
+                <w:sz w:val="18"/>
+                <w:szCs w:val="18"/>
+              </w:rPr>
+              <w:t xml:space="preserve">    &lt;/main&gt;</w:t>
+            </w:r>
+          </w:p>
+          <w:p>
+            <w:pPr>
+              <w:spacing w:after="0" w:before="0" w:line="240"/>
+            </w:pPr>
+            <w:r>
+              <w:rPr>
+                <w:rFonts w:ascii="Consolas" w:cs="Consolas" w:eastAsia="Consolas" w:hAnsi="Consolas"/>
+                <w:color w:val="1A1A1A"/>
+                <w:sz w:val="18"/>
+                <w:szCs w:val="18"/>
+              </w:rPr>
+              <w:t xml:space="preserve">    &lt;footer&gt;&lt;/footer&gt;</w:t>
+            </w:r>
+          </w:p>
+          <w:p>
+            <w:pPr>
+              <w:spacing w:after="0" w:before="0" w:line="240"/>
+            </w:pPr>
+            <w:r>
+              <w:rPr>
+                <w:rFonts w:ascii="Consolas" w:cs="Consolas" w:eastAsia="Consolas" w:hAnsi="Consolas"/>
+                <w:color w:val="1A1A1A"/>
+                <w:sz w:val="18"/>
+                <w:szCs w:val="18"/>
+              </w:rPr>
+              <w:t xml:space="preserve">  &lt;/div&gt;</w:t>
+            </w:r>
+          </w:p>
+          <w:p>
+            <w:pPr>
+              <w:spacing w:after="0" w:before="0" w:line="240"/>
+            </w:pPr>
+            <w:r>
+              <w:rPr>
+                <w:rFonts w:ascii="Consolas" w:cs="Consolas" w:eastAsia="Consolas" w:hAnsi="Consolas"/>
+                <w:color w:val="1A1A1A"/>
+                <w:sz w:val="18"/>
+                <w:szCs w:val="18"/>
+              </w:rPr>
+              <w:t xml:space="preserve">  &lt;script&gt;</w:t>
+            </w:r>
+          </w:p>
+          <w:p>
+            <w:pPr>
+              <w:spacing w:after="0" w:before="0" w:line="240"/>
+            </w:pPr>
+            <w:r>
+              <w:rPr>
+                <w:rFonts w:ascii="Consolas" w:cs="Consolas" w:eastAsia="Consolas" w:hAnsi="Consolas"/>
+                <w:color w:val="1A1A1A"/>
+                <w:sz w:val="18"/>
+                <w:szCs w:val="18"/>
+              </w:rPr>
+              <w:t xml:space="preserve">    // State machine: empty → loading → success | error</w:t>
+            </w:r>
+          </w:p>
+          <w:p>
+            <w:pPr>
+              <w:spacing w:after="0" w:before="0" w:line="240"/>
+            </w:pPr>
+            <w:r>
+              <w:rPr>
+                <w:rFonts w:ascii="Consolas" w:cs="Consolas" w:eastAsia="Consolas" w:hAnsi="Consolas"/>
+                <w:color w:val="1A1A1A"/>
+                <w:sz w:val="18"/>
+                <w:szCs w:val="18"/>
+              </w:rPr>
+              <w:t xml:space="preserve">    // Replace with your real workflow logic.</w:t>
+            </w:r>
+          </w:p>
+          <w:p>
+            <w:pPr>
+              <w:spacing w:after="0" w:before="0" w:line="240"/>
+            </w:pPr>
+            <w:r>
+              <w:rPr>
+                <w:rFonts w:ascii="Consolas" w:cs="Consolas" w:eastAsia="Consolas" w:hAnsi="Consolas"/>
+                <w:color w:val="1A1A1A"/>
+                <w:sz w:val="18"/>
+                <w:szCs w:val="18"/>
+              </w:rPr>
+              <w:t xml:space="preserve">  &lt;/script&gt;</w:t>
+            </w:r>
+          </w:p>
+          <w:p>
+            <w:pPr>
+              <w:spacing w:after="0" w:before="0" w:line="240"/>
+            </w:pPr>
+            <w:r>
+              <w:rPr>
+                <w:rFonts w:ascii="Consolas" w:cs="Consolas" w:eastAsia="Consolas" w:hAnsi="Consolas"/>
+                <w:color w:val="1A1A1A"/>
+                <w:sz w:val="18"/>
+                <w:szCs w:val="18"/>
+              </w:rPr>
+              <w:t xml:space="preserve">&lt;/body&gt;</w:t>
+            </w:r>
+          </w:p>
+          <w:p>
+            <w:pPr>
+              <w:spacing w:after="0" w:before="0" w:line="240"/>
+            </w:pPr>
+            <w:r>
+              <w:rPr>
+                <w:rFonts w:ascii="Consolas" w:cs="Consolas" w:eastAsia="Consolas" w:hAnsi="Consolas"/>
+                <w:color w:val="1A1A1A"/>
+                <w:sz w:val="18"/>
+                <w:szCs w:val="18"/>
+              </w:rPr>
+              <w:t xml:space="preserve">&lt;/html&gt;</w:t>
+            </w:r>
+          </w:p>
+        </w:tc>
+      </w:tr>
+    </w:tbl>
+    <w:p>
+      <w:pPr>
+        <w:spacing w:after="120" w:before="60" w:line="320"/>
+        <w:jc w:val="left"/>
+      </w:pPr>
+      <w:r>
+        <w:rPr>
+          <w:rFonts w:ascii="Arial" w:cs="Arial" w:eastAsia="Arial" w:hAnsi="Arial"/>
+          <w:b w:val="false"/>
+          <w:bCs w:val="false"/>
+          <w:i w:val="false"/>
+          <w:iCs w:val="false"/>
+          <w:sz w:val="22"/>
+          <w:szCs w:val="22"/>
+        </w:rPr>
+        <w:t xml:space="preserve">Common mistakes: skipping the empty state; loading without a confidence signal; designing success without designing error.</w:t>
+      </w:r>
+    </w:p>
+    <w:p>
+      <w:pPr>
+        <w:pStyle w:val="Heading2"/>
+        <w:spacing w:after="140" w:before="280"/>
+      </w:pPr>
+      <w:r>
+        <w:rPr>
+          <w:rFonts w:ascii="Arial" w:cs="Arial" w:eastAsia="Arial" w:hAnsi="Arial"/>
+          <w:b/>
+          <w:bCs/>
+        </w:rPr>
+        <w:t xml:space="preserve">A.4 The Go-To-Market Leaf — tour.yml</w:t>
+      </w:r>
+    </w:p>
+    <w:p>
+      <w:pPr>
+        <w:spacing w:after="120" w:before="60" w:line="320"/>
+        <w:jc w:val="left"/>
+      </w:pPr>
+      <w:r>
+        <w:rPr>
+          <w:rFonts w:ascii="Arial" w:cs="Arial" w:eastAsia="Arial" w:hAnsi="Arial"/>
+          <w:b w:val="false"/>
+          <w:bCs w:val="false"/>
+          <w:i w:val="false"/>
+          <w:iCs w:val="false"/>
+          <w:sz w:val="22"/>
+          <w:szCs w:val="22"/>
+        </w:rPr>
+        <w:t xml:space="preserve">A YAML tour script. Each step has an anchor (the DOM element to highlight), a headline (one phrase that names the value), a body (one or two buyer-language sentences), and a Spine commitment ID so the tour traces back to a real promise. Sales runs the tour on the prototype; marketing extracts copy from it.</w:t>
+      </w:r>
+    </w:p>
+    <w:tbl>
+      <w:tblPr>
+        <w:tblW w:type="dxa" w:w="9360"/>
+        <w:tblBorders>
+          <w:top w:val="single" w:color="auto" w:sz="4"/>
+          <w:left w:val="single" w:color="auto" w:sz="4"/>
+          <w:bottom w:val="single" w:color="auto" w:sz="4"/>
+          <w:right w:val="single" w:color="auto" w:sz="4"/>
+          <w:insideH w:val="single" w:color="auto" w:sz="4"/>
+          <w:insideV w:val="single" w:color="auto" w:sz="4"/>
+        </w:tblBorders>
+      </w:tblPr>
+      <w:tblGrid>
+        <w:gridCol w:w="9360"/>
+      </w:tblGrid>
+      <w:tr>
+        <w:tc>
+          <w:tcPr>
+            <w:tcW w:type="dxa" w:w="9360"/>
+            <w:tcBorders>
+              <w:top w:val="single" w:color="D7DBE3" w:sz="4"/>
+              <w:left w:val="single" w:color="0B5FA5" w:sz="8"/>
+              <w:bottom w:val="single" w:color="D7DBE3" w:sz="4"/>
+              <w:right w:val="single" w:color="D7DBE3" w:sz="4"/>
+            </w:tcBorders>
+            <w:shd w:fill="F5F6FA" w:val="clear"/>
+            <w:tcMar>
+              <w:top w:type="dxa" w:w="160"/>
+              <w:left w:type="dxa" w:w="240"/>
+              <w:bottom w:type="dxa" w:w="160"/>
+              <w:right w:type="dxa" w:w="240"/>
+            </w:tcMar>
+          </w:tcPr>
+          <w:p>
+            <w:pPr>
+              <w:spacing w:after="0" w:before="0" w:line="240"/>
+            </w:pPr>
+            <w:r>
+              <w:rPr>
+                <w:rFonts w:ascii="Consolas" w:cs="Consolas" w:eastAsia="Consolas" w:hAnsi="Consolas"/>
+                <w:color w:val="1A1A1A"/>
+                <w:sz w:val="18"/>
+                <w:szCs w:val="18"/>
+              </w:rPr>
+              <w:t xml:space="preserve"># tour.yml — Spine and Leaf GTM template</w:t>
+            </w:r>
+          </w:p>
+          <w:p>
+            <w:pPr>
+              <w:spacing w:after="0" w:before="0" w:line="240"/>
+            </w:pPr>
+            <w:r>
+              <w:rPr>
+                <w:rFonts w:ascii="Consolas" w:cs="Consolas" w:eastAsia="Consolas" w:hAnsi="Consolas"/>
+                <w:color w:val="1A1A1A"/>
+                <w:sz w:val="18"/>
+                <w:szCs w:val="18"/>
+              </w:rPr>
+              <w:t xml:space="preserve">tour: &lt;Product&gt; Value Tour</w:t>
+            </w:r>
+          </w:p>
+          <w:p>
+            <w:pPr>
+              <w:spacing w:after="0" w:before="0" w:line="240"/>
+            </w:pPr>
+            <w:r>
+              <w:rPr>
+                <w:rFonts w:ascii="Consolas" w:cs="Consolas" w:eastAsia="Consolas" w:hAnsi="Consolas"/>
+                <w:color w:val="1A1A1A"/>
+                <w:sz w:val="18"/>
+                <w:szCs w:val="18"/>
+              </w:rPr>
+              <w:t xml:space="preserve">version: 0.1</w:t>
+            </w:r>
+          </w:p>
+          <w:p>
+            <w:pPr>
+              <w:spacing w:after="0" w:before="0" w:line="240"/>
+            </w:pPr>
+            <w:r>
+              <w:rPr>
+                <w:rFonts w:ascii="Consolas" w:cs="Consolas" w:eastAsia="Consolas" w:hAnsi="Consolas"/>
+                <w:color w:val="1A1A1A"/>
+                <w:sz w:val="18"/>
+                <w:szCs w:val="18"/>
+              </w:rPr>
+              <w:t xml:space="preserve">spine_version: 0.1   # must match the Spine you traced from</w:t>
+            </w:r>
+          </w:p>
+          <w:p>
+            <w:pPr>
+              <w:spacing w:after="0" w:before="0" w:line="240"/>
+            </w:pPr>
+            <w:r>
+              <w:rPr>
+                <w:rFonts w:ascii="Consolas" w:cs="Consolas" w:eastAsia="Consolas" w:hAnsi="Consolas"/>
+                <w:color w:val="1A1A1A"/>
+                <w:sz w:val="18"/>
+                <w:szCs w:val="18"/>
+              </w:rPr>
+              <w:t xml:space="preserve"> </w:t>
+            </w:r>
+          </w:p>
+          <w:p>
+            <w:pPr>
+              <w:spacing w:after="0" w:before="0" w:line="240"/>
+            </w:pPr>
+            <w:r>
+              <w:rPr>
+                <w:rFonts w:ascii="Consolas" w:cs="Consolas" w:eastAsia="Consolas" w:hAnsi="Consolas"/>
+                <w:color w:val="1A1A1A"/>
+                <w:sz w:val="18"/>
+                <w:szCs w:val="18"/>
+              </w:rPr>
+              <w:t xml:space="preserve">steps:</w:t>
+            </w:r>
+          </w:p>
+          <w:p>
+            <w:pPr>
+              <w:spacing w:after="0" w:before="0" w:line="240"/>
+            </w:pPr>
+            <w:r>
+              <w:rPr>
+                <w:rFonts w:ascii="Consolas" w:cs="Consolas" w:eastAsia="Consolas" w:hAnsi="Consolas"/>
+                <w:color w:val="1A1A1A"/>
+                <w:sz w:val="18"/>
+                <w:szCs w:val="18"/>
+              </w:rPr>
+              <w:t xml:space="preserve">  - step: 1</w:t>
+            </w:r>
+          </w:p>
+          <w:p>
+            <w:pPr>
+              <w:spacing w:after="0" w:before="0" w:line="240"/>
+            </w:pPr>
+            <w:r>
+              <w:rPr>
+                <w:rFonts w:ascii="Consolas" w:cs="Consolas" w:eastAsia="Consolas" w:hAnsi="Consolas"/>
+                <w:color w:val="1A1A1A"/>
+                <w:sz w:val="18"/>
+                <w:szCs w:val="18"/>
+              </w:rPr>
+              <w:t xml:space="preserve">    anchor: "#hero"</w:t>
+            </w:r>
+          </w:p>
+          <w:p>
+            <w:pPr>
+              <w:spacing w:after="0" w:before="0" w:line="240"/>
+            </w:pPr>
+            <w:r>
+              <w:rPr>
+                <w:rFonts w:ascii="Consolas" w:cs="Consolas" w:eastAsia="Consolas" w:hAnsi="Consolas"/>
+                <w:color w:val="1A1A1A"/>
+                <w:sz w:val="18"/>
+                <w:szCs w:val="18"/>
+              </w:rPr>
+              <w:t xml:space="preserve">    headline: &lt;One phrase that names the value&gt;</w:t>
+            </w:r>
+          </w:p>
+          <w:p>
+            <w:pPr>
+              <w:spacing w:after="0" w:before="0" w:line="240"/>
+            </w:pPr>
+            <w:r>
+              <w:rPr>
+                <w:rFonts w:ascii="Consolas" w:cs="Consolas" w:eastAsia="Consolas" w:hAnsi="Consolas"/>
+                <w:color w:val="1A1A1A"/>
+                <w:sz w:val="18"/>
+                <w:szCs w:val="18"/>
+              </w:rPr>
+              <w:t xml:space="preserve">    body: &gt;</w:t>
+            </w:r>
+          </w:p>
+          <w:p>
+            <w:pPr>
+              <w:spacing w:after="0" w:before="0" w:line="240"/>
+            </w:pPr>
+            <w:r>
+              <w:rPr>
+                <w:rFonts w:ascii="Consolas" w:cs="Consolas" w:eastAsia="Consolas" w:hAnsi="Consolas"/>
+                <w:color w:val="1A1A1A"/>
+                <w:sz w:val="18"/>
+                <w:szCs w:val="18"/>
+              </w:rPr>
+              <w:t xml:space="preserve">      &lt;One or two sentences. Speak the buyer's language,</w:t>
+            </w:r>
+          </w:p>
+          <w:p>
+            <w:pPr>
+              <w:spacing w:after="0" w:before="0" w:line="240"/>
+            </w:pPr>
+            <w:r>
+              <w:rPr>
+                <w:rFonts w:ascii="Consolas" w:cs="Consolas" w:eastAsia="Consolas" w:hAnsi="Consolas"/>
+                <w:color w:val="1A1A1A"/>
+                <w:sz w:val="18"/>
+                <w:szCs w:val="18"/>
+              </w:rPr>
+              <w:t xml:space="preserve">       not the engineer's.&gt;</w:t>
+            </w:r>
+          </w:p>
+          <w:p>
+            <w:pPr>
+              <w:spacing w:after="0" w:before="0" w:line="240"/>
+            </w:pPr>
+            <w:r>
+              <w:rPr>
+                <w:rFonts w:ascii="Consolas" w:cs="Consolas" w:eastAsia="Consolas" w:hAnsi="Consolas"/>
+                <w:color w:val="1A1A1A"/>
+                <w:sz w:val="18"/>
+                <w:szCs w:val="18"/>
+              </w:rPr>
+              <w:t xml:space="preserve">    spine_commitment: C1</w:t>
+            </w:r>
+          </w:p>
+          <w:p>
+            <w:pPr>
+              <w:spacing w:after="0" w:before="0" w:line="240"/>
+            </w:pPr>
+            <w:r>
+              <w:rPr>
+                <w:rFonts w:ascii="Consolas" w:cs="Consolas" w:eastAsia="Consolas" w:hAnsi="Consolas"/>
+                <w:color w:val="1A1A1A"/>
+                <w:sz w:val="18"/>
+                <w:szCs w:val="18"/>
+              </w:rPr>
+              <w:t xml:space="preserve"> </w:t>
+            </w:r>
+          </w:p>
+          <w:p>
+            <w:pPr>
+              <w:spacing w:after="0" w:before="0" w:line="240"/>
+            </w:pPr>
+            <w:r>
+              <w:rPr>
+                <w:rFonts w:ascii="Consolas" w:cs="Consolas" w:eastAsia="Consolas" w:hAnsi="Consolas"/>
+                <w:color w:val="1A1A1A"/>
+                <w:sz w:val="18"/>
+                <w:szCs w:val="18"/>
+              </w:rPr>
+              <w:t xml:space="preserve">  - step: 2</w:t>
+            </w:r>
+          </w:p>
+          <w:p>
+            <w:pPr>
+              <w:spacing w:after="0" w:before="0" w:line="240"/>
+            </w:pPr>
+            <w:r>
+              <w:rPr>
+                <w:rFonts w:ascii="Consolas" w:cs="Consolas" w:eastAsia="Consolas" w:hAnsi="Consolas"/>
+                <w:color w:val="1A1A1A"/>
+                <w:sz w:val="18"/>
+                <w:szCs w:val="18"/>
+              </w:rPr>
+              <w:t xml:space="preserve">    anchor: "#workflow-a"</w:t>
+            </w:r>
+          </w:p>
+          <w:p>
+            <w:pPr>
+              <w:spacing w:after="0" w:before="0" w:line="240"/>
+            </w:pPr>
+            <w:r>
+              <w:rPr>
+                <w:rFonts w:ascii="Consolas" w:cs="Consolas" w:eastAsia="Consolas" w:hAnsi="Consolas"/>
+                <w:color w:val="1A1A1A"/>
+                <w:sz w:val="18"/>
+                <w:szCs w:val="18"/>
+              </w:rPr>
+              <w:t xml:space="preserve">    headline: &lt;Demonstrate a concrete pain solved&gt;</w:t>
+            </w:r>
+          </w:p>
+          <w:p>
+            <w:pPr>
+              <w:spacing w:after="0" w:before="0" w:line="240"/>
+            </w:pPr>
+            <w:r>
+              <w:rPr>
+                <w:rFonts w:ascii="Consolas" w:cs="Consolas" w:eastAsia="Consolas" w:hAnsi="Consolas"/>
+                <w:color w:val="1A1A1A"/>
+                <w:sz w:val="18"/>
+                <w:szCs w:val="18"/>
+              </w:rPr>
+              <w:t xml:space="preserve">    body: &lt;The before-state, then the after-state. Specific.&gt;</w:t>
+            </w:r>
+          </w:p>
+          <w:p>
+            <w:pPr>
+              <w:spacing w:after="0" w:before="0" w:line="240"/>
+            </w:pPr>
+            <w:r>
+              <w:rPr>
+                <w:rFonts w:ascii="Consolas" w:cs="Consolas" w:eastAsia="Consolas" w:hAnsi="Consolas"/>
+                <w:color w:val="1A1A1A"/>
+                <w:sz w:val="18"/>
+                <w:szCs w:val="18"/>
+              </w:rPr>
+              <w:t xml:space="preserve">    spine_commitment: C2</w:t>
+            </w:r>
+          </w:p>
+          <w:p>
+            <w:pPr>
+              <w:spacing w:after="0" w:before="0" w:line="240"/>
+            </w:pPr>
+            <w:r>
+              <w:rPr>
+                <w:rFonts w:ascii="Consolas" w:cs="Consolas" w:eastAsia="Consolas" w:hAnsi="Consolas"/>
+                <w:color w:val="1A1A1A"/>
+                <w:sz w:val="18"/>
+                <w:szCs w:val="18"/>
+              </w:rPr>
+              <w:t xml:space="preserve"> </w:t>
+            </w:r>
+          </w:p>
+          <w:p>
+            <w:pPr>
+              <w:spacing w:after="0" w:before="0" w:line="240"/>
+            </w:pPr>
+            <w:r>
+              <w:rPr>
+                <w:rFonts w:ascii="Consolas" w:cs="Consolas" w:eastAsia="Consolas" w:hAnsi="Consolas"/>
+                <w:color w:val="1A1A1A"/>
+                <w:sz w:val="18"/>
+                <w:szCs w:val="18"/>
+              </w:rPr>
+              <w:t xml:space="preserve">  - step: 3</w:t>
+            </w:r>
+          </w:p>
+          <w:p>
+            <w:pPr>
+              <w:spacing w:after="0" w:before="0" w:line="240"/>
+            </w:pPr>
+            <w:r>
+              <w:rPr>
+                <w:rFonts w:ascii="Consolas" w:cs="Consolas" w:eastAsia="Consolas" w:hAnsi="Consolas"/>
+                <w:color w:val="1A1A1A"/>
+                <w:sz w:val="18"/>
+                <w:szCs w:val="18"/>
+              </w:rPr>
+              <w:t xml:space="preserve">    anchor: "#trust-signals"</w:t>
+            </w:r>
+          </w:p>
+          <w:p>
+            <w:pPr>
+              <w:spacing w:after="0" w:before="0" w:line="240"/>
+            </w:pPr>
+            <w:r>
+              <w:rPr>
+                <w:rFonts w:ascii="Consolas" w:cs="Consolas" w:eastAsia="Consolas" w:hAnsi="Consolas"/>
+                <w:color w:val="1A1A1A"/>
+                <w:sz w:val="18"/>
+                <w:szCs w:val="18"/>
+              </w:rPr>
+              <w:t xml:space="preserve">    headline: &lt;Show how the user verifies the system&gt;</w:t>
+            </w:r>
+          </w:p>
+          <w:p>
+            <w:pPr>
+              <w:spacing w:after="0" w:before="0" w:line="240"/>
+            </w:pPr>
+            <w:r>
+              <w:rPr>
+                <w:rFonts w:ascii="Consolas" w:cs="Consolas" w:eastAsia="Consolas" w:hAnsi="Consolas"/>
+                <w:color w:val="1A1A1A"/>
+                <w:sz w:val="18"/>
+                <w:szCs w:val="18"/>
+              </w:rPr>
+              <w:t xml:space="preserve">    body: &lt;Confidence indicators, source citations, override path.&gt;</w:t>
+            </w:r>
+          </w:p>
+          <w:p>
+            <w:pPr>
+              <w:spacing w:after="0" w:before="0" w:line="240"/>
+            </w:pPr>
+            <w:r>
+              <w:rPr>
+                <w:rFonts w:ascii="Consolas" w:cs="Consolas" w:eastAsia="Consolas" w:hAnsi="Consolas"/>
+                <w:color w:val="1A1A1A"/>
+                <w:sz w:val="18"/>
+                <w:szCs w:val="18"/>
+              </w:rPr>
+              <w:t xml:space="preserve">    spine_commitment: C3</w:t>
+            </w:r>
+          </w:p>
+          <w:p>
+            <w:pPr>
+              <w:spacing w:after="0" w:before="0" w:line="240"/>
+            </w:pPr>
+            <w:r>
+              <w:rPr>
+                <w:rFonts w:ascii="Consolas" w:cs="Consolas" w:eastAsia="Consolas" w:hAnsi="Consolas"/>
+                <w:color w:val="1A1A1A"/>
+                <w:sz w:val="18"/>
+                <w:szCs w:val="18"/>
+              </w:rPr>
+              <w:t xml:space="preserve"> </w:t>
+            </w:r>
+          </w:p>
+          <w:p>
+            <w:pPr>
+              <w:spacing w:after="0" w:before="0" w:line="240"/>
+            </w:pPr>
+            <w:r>
+              <w:rPr>
+                <w:rFonts w:ascii="Consolas" w:cs="Consolas" w:eastAsia="Consolas" w:hAnsi="Consolas"/>
+                <w:color w:val="1A1A1A"/>
+                <w:sz w:val="18"/>
+                <w:szCs w:val="18"/>
+              </w:rPr>
+              <w:t xml:space="preserve">  - step: 4</w:t>
+            </w:r>
+          </w:p>
+          <w:p>
+            <w:pPr>
+              <w:spacing w:after="0" w:before="0" w:line="240"/>
+            </w:pPr>
+            <w:r>
+              <w:rPr>
+                <w:rFonts w:ascii="Consolas" w:cs="Consolas" w:eastAsia="Consolas" w:hAnsi="Consolas"/>
+                <w:color w:val="1A1A1A"/>
+                <w:sz w:val="18"/>
+                <w:szCs w:val="18"/>
+              </w:rPr>
+              <w:t xml:space="preserve">    anchor: "#empty-state"</w:t>
+            </w:r>
+          </w:p>
+          <w:p>
+            <w:pPr>
+              <w:spacing w:after="0" w:before="0" w:line="240"/>
+            </w:pPr>
+            <w:r>
+              <w:rPr>
+                <w:rFonts w:ascii="Consolas" w:cs="Consolas" w:eastAsia="Consolas" w:hAnsi="Consolas"/>
+                <w:color w:val="1A1A1A"/>
+                <w:sz w:val="18"/>
+                <w:szCs w:val="18"/>
+              </w:rPr>
+              <w:t xml:space="preserve">    headline: &lt;What the user sees on a quiet day&gt;</w:t>
+            </w:r>
+          </w:p>
+          <w:p>
+            <w:pPr>
+              <w:spacing w:after="0" w:before="0" w:line="240"/>
+            </w:pPr>
+            <w:r>
+              <w:rPr>
+                <w:rFonts w:ascii="Consolas" w:cs="Consolas" w:eastAsia="Consolas" w:hAnsi="Consolas"/>
+                <w:color w:val="1A1A1A"/>
+                <w:sz w:val="18"/>
+                <w:szCs w:val="18"/>
+              </w:rPr>
+              <w:t xml:space="preserve">    body: &lt;Quiet days are 80% of the user's life. Design for them.&gt;</w:t>
+            </w:r>
+          </w:p>
+          <w:p>
+            <w:pPr>
+              <w:spacing w:after="0" w:before="0" w:line="240"/>
+            </w:pPr>
+            <w:r>
+              <w:rPr>
+                <w:rFonts w:ascii="Consolas" w:cs="Consolas" w:eastAsia="Consolas" w:hAnsi="Consolas"/>
+                <w:color w:val="1A1A1A"/>
+                <w:sz w:val="18"/>
+                <w:szCs w:val="18"/>
+              </w:rPr>
+              <w:t xml:space="preserve">    spine_commitment: C1</w:t>
+            </w:r>
+          </w:p>
+        </w:tc>
+      </w:tr>
+    </w:tbl>
+    <w:p>
+      <w:pPr>
+        <w:spacing w:after="120" w:before="60" w:line="320"/>
+        <w:jc w:val="left"/>
+      </w:pPr>
+      <w:r>
+        <w:rPr>
+          <w:rFonts w:ascii="Arial" w:cs="Arial" w:eastAsia="Arial" w:hAnsi="Arial"/>
+          <w:b w:val="false"/>
+          <w:bCs w:val="false"/>
+          <w:i w:val="false"/>
+          <w:iCs w:val="false"/>
+          <w:sz w:val="22"/>
+          <w:szCs w:val="22"/>
+        </w:rPr>
+        <w:t xml:space="preserve">Common mistakes: team vocabulary instead of buyer language; leading with features, not value; skipping the trust-signal step; writing more than seven steps.</w:t>
+      </w:r>
+    </w:p>
+    <w:p>
+      <w:pPr>
+        <w:pStyle w:val="Heading2"/>
+        <w:spacing w:after="140" w:before="280"/>
+      </w:pPr>
+      <w:r>
+        <w:rPr>
+          <w:rFonts w:ascii="Arial" w:cs="Arial" w:eastAsia="Arial" w:hAnsi="Arial"/>
+          <w:b/>
+          <w:bCs/>
+        </w:rPr>
+        <w:t xml:space="preserve">A.5 The Compliance Leaf — traceability.csv</w:t>
+      </w:r>
+    </w:p>
+    <w:p>
+      <w:pPr>
+        <w:spacing w:after="120" w:before="60" w:line="320"/>
+        <w:jc w:val="left"/>
+      </w:pPr>
+      <w:r>
+        <w:rPr>
+          <w:rFonts w:ascii="Arial" w:cs="Arial" w:eastAsia="Arial" w:hAnsi="Arial"/>
+          <w:b w:val="false"/>
+          <w:bCs w:val="false"/>
+          <w:i w:val="false"/>
+          <w:iCs w:val="false"/>
+          <w:sz w:val="22"/>
+          <w:szCs w:val="22"/>
+        </w:rPr>
+        <w:t xml:space="preserve">A CSV that maps every committed feature to a Spine commitment and a test case. Update it continuously, not at launch. The matrix is the document of record for what you have actually committed to ship; if a feature is in the prototype but not in the matrix, it is either out of scope or the matrix is missing a row — both worth a conversation.</w:t>
+      </w:r>
+    </w:p>
+    <w:tbl>
+      <w:tblPr>
+        <w:tblW w:type="dxa" w:w="9360"/>
+        <w:tblBorders>
+          <w:top w:val="single" w:color="auto" w:sz="4"/>
+          <w:left w:val="single" w:color="auto" w:sz="4"/>
+          <w:bottom w:val="single" w:color="auto" w:sz="4"/>
+          <w:right w:val="single" w:color="auto" w:sz="4"/>
+          <w:insideH w:val="single" w:color="auto" w:sz="4"/>
+          <w:insideV w:val="single" w:color="auto" w:sz="4"/>
+        </w:tblBorders>
+      </w:tblPr>
+      <w:tblGrid>
+        <w:gridCol w:w="9360"/>
+      </w:tblGrid>
+      <w:tr>
+        <w:tc>
+          <w:tcPr>
+            <w:tcW w:type="dxa" w:w="9360"/>
+            <w:tcBorders>
+              <w:top w:val="single" w:color="D7DBE3" w:sz="4"/>
+              <w:left w:val="single" w:color="0B5FA5" w:sz="8"/>
+              <w:bottom w:val="single" w:color="D7DBE3" w:sz="4"/>
+              <w:right w:val="single" w:color="D7DBE3" w:sz="4"/>
+            </w:tcBorders>
+            <w:shd w:fill="F5F6FA" w:val="clear"/>
+            <w:tcMar>
+              <w:top w:type="dxa" w:w="160"/>
+              <w:left w:type="dxa" w:w="240"/>
+              <w:bottom w:type="dxa" w:w="160"/>
+              <w:right w:type="dxa" w:w="240"/>
+            </w:tcMar>
+          </w:tcPr>
+          <w:p>
+            <w:pPr>
+              <w:spacing w:after="0" w:before="0" w:line="240"/>
+            </w:pPr>
+            <w:r>
+              <w:rPr>
+                <w:rFonts w:ascii="Consolas" w:cs="Consolas" w:eastAsia="Consolas" w:hAnsi="Consolas"/>
+                <w:color w:val="1A1A1A"/>
+                <w:sz w:val="18"/>
+                <w:szCs w:val="18"/>
+              </w:rPr>
+              <w:t xml:space="preserve">feature_id,feature_name,spine_commitment,test_case,verification_owner,status</w:t>
+            </w:r>
+          </w:p>
+          <w:p>
+            <w:pPr>
+              <w:spacing w:after="0" w:before="0" w:line="240"/>
+            </w:pPr>
+            <w:r>
+              <w:rPr>
+                <w:rFonts w:ascii="Consolas" w:cs="Consolas" w:eastAsia="Consolas" w:hAnsi="Consolas"/>
+                <w:color w:val="1A1A1A"/>
+                <w:sz w:val="18"/>
+                <w:szCs w:val="18"/>
+              </w:rPr>
+              <w:t xml:space="preserve">F1,Domain workflow A,C1,User completes &lt;task&gt; in under &lt;X&gt; seconds,QA Lead,not_started</w:t>
+            </w:r>
+          </w:p>
+          <w:p>
+            <w:pPr>
+              <w:spacing w:after="0" w:before="0" w:line="240"/>
+            </w:pPr>
+            <w:r>
+              <w:rPr>
+                <w:rFonts w:ascii="Consolas" w:cs="Consolas" w:eastAsia="Consolas" w:hAnsi="Consolas"/>
+                <w:color w:val="1A1A1A"/>
+                <w:sz w:val="18"/>
+                <w:szCs w:val="18"/>
+              </w:rPr>
+              <w:t xml:space="preserve">F2,Confidence indicator,C3,Every output displays a confidence score,Frontend Eng,not_started</w:t>
+            </w:r>
+          </w:p>
+          <w:p>
+            <w:pPr>
+              <w:spacing w:after="0" w:before="0" w:line="240"/>
+            </w:pPr>
+            <w:r>
+              <w:rPr>
+                <w:rFonts w:ascii="Consolas" w:cs="Consolas" w:eastAsia="Consolas" w:hAnsi="Consolas"/>
+                <w:color w:val="1A1A1A"/>
+                <w:sz w:val="18"/>
+                <w:szCs w:val="18"/>
+              </w:rPr>
+              <w:t xml:space="preserve">F3,Source citation,C3,Every claim links to a source document,Backend Eng,not_started</w:t>
+            </w:r>
+          </w:p>
+          <w:p>
+            <w:pPr>
+              <w:spacing w:after="0" w:before="0" w:line="240"/>
+            </w:pPr>
+            <w:r>
+              <w:rPr>
+                <w:rFonts w:ascii="Consolas" w:cs="Consolas" w:eastAsia="Consolas" w:hAnsi="Consolas"/>
+                <w:color w:val="1A1A1A"/>
+                <w:sz w:val="18"/>
+                <w:szCs w:val="18"/>
+              </w:rPr>
+              <w:t xml:space="preserve">F4,Empty state,C1,Empty state copy + CTA renders for first-time users,Design,not_started</w:t>
+            </w:r>
+          </w:p>
+          <w:p>
+            <w:pPr>
+              <w:spacing w:after="0" w:before="0" w:line="240"/>
+            </w:pPr>
+            <w:r>
+              <w:rPr>
+                <w:rFonts w:ascii="Consolas" w:cs="Consolas" w:eastAsia="Consolas" w:hAnsi="Consolas"/>
+                <w:color w:val="1A1A1A"/>
+                <w:sz w:val="18"/>
+                <w:szCs w:val="18"/>
+              </w:rPr>
+              <w:t xml:space="preserve">F5,Error recovery,C2,Retry path appears within 2s of a failed call,Frontend Eng,not_started</w:t>
+            </w:r>
+          </w:p>
+        </w:tc>
+      </w:tr>
+    </w:tbl>
+    <w:p>
+      <w:pPr>
+        <w:spacing w:after="120" w:before="60" w:line="320"/>
+        <w:jc w:val="left"/>
+      </w:pPr>
+      <w:r>
+        <w:rPr>
+          <w:rFonts w:ascii="Arial" w:cs="Arial" w:eastAsia="Arial" w:hAnsi="Arial"/>
+          <w:b w:val="false"/>
+          <w:bCs w:val="false"/>
+          <w:i w:val="false"/>
+          <w:iCs w:val="false"/>
+          <w:sz w:val="22"/>
+          <w:szCs w:val="22"/>
+        </w:rPr>
+        <w:t xml:space="preserve">Common mistakes: starting the matrix at week thirteen; leaving the spine_commitment column blank; marking complete before verification runs.</w:t>
+      </w:r>
+    </w:p>
+    <w:p>
+      <w:pPr>
+        <w:pStyle w:val="Heading2"/>
+        <w:spacing w:after="140" w:before="280"/>
+      </w:pPr>
+      <w:r>
+        <w:rPr>
+          <w:rFonts w:ascii="Arial" w:cs="Arial" w:eastAsia="Arial" w:hAnsi="Arial"/>
+          <w:b/>
+          <w:bCs/>
+        </w:rPr>
+        <w:t xml:space="preserve">A.6 The Sequencing Leaf — sequencing.yml + sequencing.mmd</w:t>
+      </w:r>
+    </w:p>
+    <w:p>
+      <w:pPr>
+        <w:spacing w:after="120" w:before="60" w:line="320"/>
+        <w:jc w:val="left"/>
+      </w:pPr>
+      <w:r>
+        <w:rPr>
+          <w:rFonts w:ascii="Arial" w:cs="Arial" w:eastAsia="Arial" w:hAnsi="Arial"/>
+          <w:b w:val="false"/>
+          <w:bCs w:val="false"/>
+          <w:i w:val="false"/>
+          <w:iCs w:val="false"/>
+          <w:sz w:val="22"/>
+          <w:szCs w:val="22"/>
+        </w:rPr>
+        <w:t xml:space="preserve">Two files. The YAML carries the data — nodes, edges, slices. The Mermaid carries the visualization. They share IDs, so a change in one is reflected in the other. The Mermaid diagram renders in any GitHub or VS Code preview. The YAML is what your tooling reads when computing critical paths and bandwidth-aware schedules.</w:t>
+      </w:r>
+    </w:p>
+    <w:p>
+      <w:pPr>
+        <w:spacing w:after="120" w:before="60" w:line="320"/>
+        <w:jc w:val="left"/>
+      </w:pPr>
+      <w:r>
+        <w:rPr>
+          <w:rFonts w:ascii="Arial" w:cs="Arial" w:eastAsia="Arial" w:hAnsi="Arial"/>
+          <w:b w:val="false"/>
+          <w:bCs w:val="false"/>
+          <w:i w:val="false"/>
+          <w:iCs w:val="false"/>
+          <w:sz w:val="22"/>
+          <w:szCs w:val="22"/>
+        </w:rPr>
+        <w:t xml:space="preserve">The two-file split matters: the YAML is the substrate the rest of the methodology depends on (the Compliance Leaf can join its features against this, for example), and the Mermaid is the rendering humans look at. Either can be regenerated from the other when the tooling is in place; for now, keep them hand-synced.</w:t>
+      </w:r>
+    </w:p>
+    <w:p>
+      <w:pPr>
+        <w:pStyle w:val="Heading3"/>
+        <w:spacing w:after="140" w:before="280"/>
+      </w:pPr>
+      <w:r>
+        <w:rPr>
+          <w:rFonts w:ascii="Arial" w:cs="Arial" w:eastAsia="Arial" w:hAnsi="Arial"/>
+          <w:b/>
+          <w:bCs/>
+        </w:rPr>
+        <w:t xml:space="preserve">sequencing.yml</w:t>
+      </w:r>
+    </w:p>
+    <w:tbl>
+      <w:tblPr>
+        <w:tblW w:type="dxa" w:w="9360"/>
+        <w:tblBorders>
+          <w:top w:val="single" w:color="auto" w:sz="4"/>
+          <w:left w:val="single" w:color="auto" w:sz="4"/>
+          <w:bottom w:val="single" w:color="auto" w:sz="4"/>
+          <w:right w:val="single" w:color="auto" w:sz="4"/>
+          <w:insideH w:val="single" w:color="auto" w:sz="4"/>
+          <w:insideV w:val="single" w:color="auto" w:sz="4"/>
+        </w:tblBorders>
+      </w:tblPr>
+      <w:tblGrid>
+        <w:gridCol w:w="9360"/>
+      </w:tblGrid>
+      <w:tr>
+        <w:tc>
+          <w:tcPr>
+            <w:tcW w:type="dxa" w:w="9360"/>
+            <w:tcBorders>
+              <w:top w:val="single" w:color="D7DBE3" w:sz="4"/>
+              <w:left w:val="single" w:color="0B5FA5" w:sz="8"/>
+              <w:bottom w:val="single" w:color="D7DBE3" w:sz="4"/>
+              <w:right w:val="single" w:color="D7DBE3" w:sz="4"/>
+            </w:tcBorders>
+            <w:shd w:fill="F5F6FA" w:val="clear"/>
+            <w:tcMar>
+              <w:top w:type="dxa" w:w="160"/>
+              <w:left w:type="dxa" w:w="240"/>
+              <w:bottom w:type="dxa" w:w="160"/>
+              <w:right w:type="dxa" w:w="240"/>
+            </w:tcMar>
+          </w:tcPr>
+          <w:p>
+            <w:pPr>
+              <w:spacing w:after="0" w:before="0" w:line="240"/>
+            </w:pPr>
+            <w:r>
+              <w:rPr>
+                <w:rFonts w:ascii="Consolas" w:cs="Consolas" w:eastAsia="Consolas" w:hAnsi="Consolas"/>
+                <w:color w:val="1A1A1A"/>
+                <w:sz w:val="18"/>
+                <w:szCs w:val="18"/>
+              </w:rPr>
+              <w:t xml:space="preserve"># sequencing.yml — Spine and Leaf · Sequencing template</w:t>
+            </w:r>
+          </w:p>
+          <w:p>
+            <w:pPr>
+              <w:spacing w:after="0" w:before="0" w:line="240"/>
+            </w:pPr>
+            <w:r>
+              <w:rPr>
+                <w:rFonts w:ascii="Consolas" w:cs="Consolas" w:eastAsia="Consolas" w:hAnsi="Consolas"/>
+                <w:color w:val="1A1A1A"/>
+                <w:sz w:val="18"/>
+                <w:szCs w:val="18"/>
+              </w:rPr>
+              <w:t xml:space="preserve"># Work-item-centric. Slice memberships and status live on each item.</w:t>
+            </w:r>
+          </w:p>
+          <w:p>
+            <w:pPr>
+              <w:spacing w:after="0" w:before="0" w:line="240"/>
+            </w:pPr>
+            <w:r>
+              <w:rPr>
+                <w:rFonts w:ascii="Consolas" w:cs="Consolas" w:eastAsia="Consolas" w:hAnsi="Consolas"/>
+                <w:color w:val="1A1A1A"/>
+                <w:sz w:val="18"/>
+                <w:szCs w:val="18"/>
+              </w:rPr>
+              <w:t xml:space="preserve">spine_version: 0.1</w:t>
+            </w:r>
+          </w:p>
+          <w:p>
+            <w:pPr>
+              <w:spacing w:after="0" w:before="0" w:line="240"/>
+            </w:pPr>
+            <w:r>
+              <w:rPr>
+                <w:rFonts w:ascii="Consolas" w:cs="Consolas" w:eastAsia="Consolas" w:hAnsi="Consolas"/>
+                <w:color w:val="1A1A1A"/>
+                <w:sz w:val="18"/>
+                <w:szCs w:val="18"/>
+              </w:rPr>
+              <w:t xml:space="preserve"> </w:t>
+            </w:r>
+          </w:p>
+          <w:p>
+            <w:pPr>
+              <w:spacing w:after="0" w:before="0" w:line="240"/>
+            </w:pPr>
+            <w:r>
+              <w:rPr>
+                <w:rFonts w:ascii="Consolas" w:cs="Consolas" w:eastAsia="Consolas" w:hAnsi="Consolas"/>
+                <w:color w:val="1A1A1A"/>
+                <w:sz w:val="18"/>
+                <w:szCs w:val="18"/>
+              </w:rPr>
+              <w:t xml:space="preserve">slices:</w:t>
+            </w:r>
+          </w:p>
+          <w:p>
+            <w:pPr>
+              <w:spacing w:after="0" w:before="0" w:line="240"/>
+            </w:pPr>
+            <w:r>
+              <w:rPr>
+                <w:rFonts w:ascii="Consolas" w:cs="Consolas" w:eastAsia="Consolas" w:hAnsi="Consolas"/>
+                <w:color w:val="1A1A1A"/>
+                <w:sz w:val="18"/>
+                <w:szCs w:val="18"/>
+              </w:rPr>
+              <w:t xml:space="preserve">  - id: mvp</w:t>
+            </w:r>
+          </w:p>
+          <w:p>
+            <w:pPr>
+              <w:spacing w:after="0" w:before="0" w:line="240"/>
+            </w:pPr>
+            <w:r>
+              <w:rPr>
+                <w:rFonts w:ascii="Consolas" w:cs="Consolas" w:eastAsia="Consolas" w:hAnsi="Consolas"/>
+                <w:color w:val="1A1A1A"/>
+                <w:sz w:val="18"/>
+                <w:szCs w:val="18"/>
+              </w:rPr>
+              <w:t xml:space="preserve">    name: Thin MVP</w:t>
+            </w:r>
+          </w:p>
+          <w:p>
+            <w:pPr>
+              <w:spacing w:after="0" w:before="0" w:line="240"/>
+            </w:pPr>
+            <w:r>
+              <w:rPr>
+                <w:rFonts w:ascii="Consolas" w:cs="Consolas" w:eastAsia="Consolas" w:hAnsi="Consolas"/>
+                <w:color w:val="1A1A1A"/>
+                <w:sz w:val="18"/>
+                <w:szCs w:val="18"/>
+              </w:rPr>
+              <w:t xml:space="preserve">    description: Local-only save &amp; resume. Ships in days.</w:t>
+            </w:r>
+          </w:p>
+          <w:p>
+            <w:pPr>
+              <w:spacing w:after="0" w:before="0" w:line="240"/>
+            </w:pPr>
+            <w:r>
+              <w:rPr>
+                <w:rFonts w:ascii="Consolas" w:cs="Consolas" w:eastAsia="Consolas" w:hAnsi="Consolas"/>
+                <w:color w:val="1A1A1A"/>
+                <w:sz w:val="18"/>
+                <w:szCs w:val="18"/>
+              </w:rPr>
+              <w:t xml:space="preserve">  - id: pilot</w:t>
+            </w:r>
+          </w:p>
+          <w:p>
+            <w:pPr>
+              <w:spacing w:after="0" w:before="0" w:line="240"/>
+            </w:pPr>
+            <w:r>
+              <w:rPr>
+                <w:rFonts w:ascii="Consolas" w:cs="Consolas" w:eastAsia="Consolas" w:hAnsi="Consolas"/>
+                <w:color w:val="1A1A1A"/>
+                <w:sz w:val="18"/>
+                <w:szCs w:val="18"/>
+              </w:rPr>
+              <w:t xml:space="preserve">    name: Pilot</w:t>
+            </w:r>
+          </w:p>
+          <w:p>
+            <w:pPr>
+              <w:spacing w:after="0" w:before="0" w:line="240"/>
+            </w:pPr>
+            <w:r>
+              <w:rPr>
+                <w:rFonts w:ascii="Consolas" w:cs="Consolas" w:eastAsia="Consolas" w:hAnsi="Consolas"/>
+                <w:color w:val="1A1A1A"/>
+                <w:sz w:val="18"/>
+                <w:szCs w:val="18"/>
+              </w:rPr>
+              <w:t xml:space="preserve">    description: Server-backed with login + GTM prep.</w:t>
+            </w:r>
+          </w:p>
+          <w:p>
+            <w:pPr>
+              <w:spacing w:after="0" w:before="0" w:line="240"/>
+            </w:pPr>
+            <w:r>
+              <w:rPr>
+                <w:rFonts w:ascii="Consolas" w:cs="Consolas" w:eastAsia="Consolas" w:hAnsi="Consolas"/>
+                <w:color w:val="1A1A1A"/>
+                <w:sz w:val="18"/>
+                <w:szCs w:val="18"/>
+              </w:rPr>
+              <w:t xml:space="preserve">  - id: ga</w:t>
+            </w:r>
+          </w:p>
+          <w:p>
+            <w:pPr>
+              <w:spacing w:after="0" w:before="0" w:line="240"/>
+            </w:pPr>
+            <w:r>
+              <w:rPr>
+                <w:rFonts w:ascii="Consolas" w:cs="Consolas" w:eastAsia="Consolas" w:hAnsi="Consolas"/>
+                <w:color w:val="1A1A1A"/>
+                <w:sz w:val="18"/>
+                <w:szCs w:val="18"/>
+              </w:rPr>
+              <w:t xml:space="preserve">    name: GA</w:t>
+            </w:r>
+          </w:p>
+          <w:p>
+            <w:pPr>
+              <w:spacing w:after="0" w:before="0" w:line="240"/>
+            </w:pPr>
+            <w:r>
+              <w:rPr>
+                <w:rFonts w:ascii="Consolas" w:cs="Consolas" w:eastAsia="Consolas" w:hAnsi="Consolas"/>
+                <w:color w:val="1A1A1A"/>
+                <w:sz w:val="18"/>
+                <w:szCs w:val="18"/>
+              </w:rPr>
+              <w:t xml:space="preserve">    description: Full feature.</w:t>
+            </w:r>
+          </w:p>
+          <w:p>
+            <w:pPr>
+              <w:spacing w:after="0" w:before="0" w:line="240"/>
+            </w:pPr>
+            <w:r>
+              <w:rPr>
+                <w:rFonts w:ascii="Consolas" w:cs="Consolas" w:eastAsia="Consolas" w:hAnsi="Consolas"/>
+                <w:color w:val="1A1A1A"/>
+                <w:sz w:val="18"/>
+                <w:szCs w:val="18"/>
+              </w:rPr>
+              <w:t xml:space="preserve"> </w:t>
+            </w:r>
+          </w:p>
+          <w:p>
+            <w:pPr>
+              <w:spacing w:after="0" w:before="0" w:line="240"/>
+            </w:pPr>
+            <w:r>
+              <w:rPr>
+                <w:rFonts w:ascii="Consolas" w:cs="Consolas" w:eastAsia="Consolas" w:hAnsi="Consolas"/>
+                <w:color w:val="1A1A1A"/>
+                <w:sz w:val="18"/>
+                <w:szCs w:val="18"/>
+              </w:rPr>
+              <w:t xml:space="preserve">items:</w:t>
+            </w:r>
+          </w:p>
+          <w:p>
+            <w:pPr>
+              <w:spacing w:after="0" w:before="0" w:line="240"/>
+            </w:pPr>
+            <w:r>
+              <w:rPr>
+                <w:rFonts w:ascii="Consolas" w:cs="Consolas" w:eastAsia="Consolas" w:hAnsi="Consolas"/>
+                <w:color w:val="1A1A1A"/>
+                <w:sz w:val="18"/>
+                <w:szCs w:val="18"/>
+              </w:rPr>
+              <w:t xml:space="preserve">  - id: N1</w:t>
+            </w:r>
+          </w:p>
+          <w:p>
+            <w:pPr>
+              <w:spacing w:after="0" w:before="0" w:line="240"/>
+            </w:pPr>
+            <w:r>
+              <w:rPr>
+                <w:rFonts w:ascii="Consolas" w:cs="Consolas" w:eastAsia="Consolas" w:hAnsi="Consolas"/>
+                <w:color w:val="1A1A1A"/>
+                <w:sz w:val="18"/>
+                <w:szCs w:val="18"/>
+              </w:rPr>
+              <w:t xml:space="preserve">    title: &lt;story title — short imperative phrase&gt;</w:t>
+            </w:r>
+          </w:p>
+          <w:p>
+            <w:pPr>
+              <w:spacing w:after="0" w:before="0" w:line="240"/>
+            </w:pPr>
+            <w:r>
+              <w:rPr>
+                <w:rFonts w:ascii="Consolas" w:cs="Consolas" w:eastAsia="Consolas" w:hAnsi="Consolas"/>
+                <w:color w:val="1A1A1A"/>
+                <w:sz w:val="18"/>
+                <w:szCs w:val="18"/>
+              </w:rPr>
+              <w:t xml:space="preserve">    discipline: frontend   # frontend | backend | fullstack | design | gtm | data | compliance | docs</w:t>
+            </w:r>
+          </w:p>
+          <w:p>
+            <w:pPr>
+              <w:spacing w:after="0" w:before="0" w:line="240"/>
+            </w:pPr>
+            <w:r>
+              <w:rPr>
+                <w:rFonts w:ascii="Consolas" w:cs="Consolas" w:eastAsia="Consolas" w:hAnsi="Consolas"/>
+                <w:color w:val="1A1A1A"/>
+                <w:sz w:val="18"/>
+                <w:szCs w:val="18"/>
+              </w:rPr>
+              <w:t xml:space="preserve">    effort: 1              # ideal days; supports decimals</w:t>
+            </w:r>
+          </w:p>
+          <w:p>
+            <w:pPr>
+              <w:spacing w:after="0" w:before="0" w:line="240"/>
+            </w:pPr>
+            <w:r>
+              <w:rPr>
+                <w:rFonts w:ascii="Consolas" w:cs="Consolas" w:eastAsia="Consolas" w:hAnsi="Consolas"/>
+                <w:color w:val="1A1A1A"/>
+                <w:sz w:val="18"/>
+                <w:szCs w:val="18"/>
+              </w:rPr>
+              <w:t xml:space="preserve">    user_visible: true     # does the customer see this when shipped?</w:t>
+            </w:r>
+          </w:p>
+          <w:p>
+            <w:pPr>
+              <w:spacing w:after="0" w:before="0" w:line="240"/>
+            </w:pPr>
+            <w:r>
+              <w:rPr>
+                <w:rFonts w:ascii="Consolas" w:cs="Consolas" w:eastAsia="Consolas" w:hAnsi="Consolas"/>
+                <w:color w:val="1A1A1A"/>
+                <w:sz w:val="18"/>
+                <w:szCs w:val="18"/>
+              </w:rPr>
+              <w:t xml:space="preserve">    spine_commitment: C1   # which Spine commitment this serves</w:t>
+            </w:r>
+          </w:p>
+          <w:p>
+            <w:pPr>
+              <w:spacing w:after="0" w:before="0" w:line="240"/>
+            </w:pPr>
+            <w:r>
+              <w:rPr>
+                <w:rFonts w:ascii="Consolas" w:cs="Consolas" w:eastAsia="Consolas" w:hAnsi="Consolas"/>
+                <w:color w:val="1A1A1A"/>
+                <w:sz w:val="18"/>
+                <w:szCs w:val="18"/>
+              </w:rPr>
+              <w:t xml:space="preserve">    slices: [mvp, ga]      # which slices this item belongs to</w:t>
+            </w:r>
+          </w:p>
+          <w:p>
+            <w:pPr>
+              <w:spacing w:after="0" w:before="0" w:line="240"/>
+            </w:pPr>
+            <w:r>
+              <w:rPr>
+                <w:rFonts w:ascii="Consolas" w:cs="Consolas" w:eastAsia="Consolas" w:hAnsi="Consolas"/>
+                <w:color w:val="1A1A1A"/>
+                <w:sz w:val="18"/>
+                <w:szCs w:val="18"/>
+              </w:rPr>
+              <w:t xml:space="preserve">    status: not_started    # not_started | in_progress | done</w:t>
+            </w:r>
+          </w:p>
+          <w:p>
+            <w:pPr>
+              <w:spacing w:after="0" w:before="0" w:line="240"/>
+            </w:pPr>
+            <w:r>
+              <w:rPr>
+                <w:rFonts w:ascii="Consolas" w:cs="Consolas" w:eastAsia="Consolas" w:hAnsi="Consolas"/>
+                <w:color w:val="1A1A1A"/>
+                <w:sz w:val="18"/>
+                <w:szCs w:val="18"/>
+              </w:rPr>
+              <w:t xml:space="preserve"> </w:t>
+            </w:r>
+          </w:p>
+          <w:p>
+            <w:pPr>
+              <w:spacing w:after="0" w:before="0" w:line="240"/>
+            </w:pPr>
+            <w:r>
+              <w:rPr>
+                <w:rFonts w:ascii="Consolas" w:cs="Consolas" w:eastAsia="Consolas" w:hAnsi="Consolas"/>
+                <w:color w:val="1A1A1A"/>
+                <w:sz w:val="18"/>
+                <w:szCs w:val="18"/>
+              </w:rPr>
+              <w:t xml:space="preserve">  - id: N2</w:t>
+            </w:r>
+          </w:p>
+          <w:p>
+            <w:pPr>
+              <w:spacing w:after="0" w:before="0" w:line="240"/>
+            </w:pPr>
+            <w:r>
+              <w:rPr>
+                <w:rFonts w:ascii="Consolas" w:cs="Consolas" w:eastAsia="Consolas" w:hAnsi="Consolas"/>
+                <w:color w:val="1A1A1A"/>
+                <w:sz w:val="18"/>
+                <w:szCs w:val="18"/>
+              </w:rPr>
+              <w:t xml:space="preserve">    title: &lt;story title&gt;</w:t>
+            </w:r>
+          </w:p>
+          <w:p>
+            <w:pPr>
+              <w:spacing w:after="0" w:before="0" w:line="240"/>
+            </w:pPr>
+            <w:r>
+              <w:rPr>
+                <w:rFonts w:ascii="Consolas" w:cs="Consolas" w:eastAsia="Consolas" w:hAnsi="Consolas"/>
+                <w:color w:val="1A1A1A"/>
+                <w:sz w:val="18"/>
+                <w:szCs w:val="18"/>
+              </w:rPr>
+              <w:t xml:space="preserve">    discipline: backend</w:t>
+            </w:r>
+          </w:p>
+          <w:p>
+            <w:pPr>
+              <w:spacing w:after="0" w:before="0" w:line="240"/>
+            </w:pPr>
+            <w:r>
+              <w:rPr>
+                <w:rFonts w:ascii="Consolas" w:cs="Consolas" w:eastAsia="Consolas" w:hAnsi="Consolas"/>
+                <w:color w:val="1A1A1A"/>
+                <w:sz w:val="18"/>
+                <w:szCs w:val="18"/>
+              </w:rPr>
+              <w:t xml:space="preserve">    effort: 3</w:t>
+            </w:r>
+          </w:p>
+          <w:p>
+            <w:pPr>
+              <w:spacing w:after="0" w:before="0" w:line="240"/>
+            </w:pPr>
+            <w:r>
+              <w:rPr>
+                <w:rFonts w:ascii="Consolas" w:cs="Consolas" w:eastAsia="Consolas" w:hAnsi="Consolas"/>
+                <w:color w:val="1A1A1A"/>
+                <w:sz w:val="18"/>
+                <w:szCs w:val="18"/>
+              </w:rPr>
+              <w:t xml:space="preserve">    user_visible: false</w:t>
+            </w:r>
+          </w:p>
+          <w:p>
+            <w:pPr>
+              <w:spacing w:after="0" w:before="0" w:line="240"/>
+            </w:pPr>
+            <w:r>
+              <w:rPr>
+                <w:rFonts w:ascii="Consolas" w:cs="Consolas" w:eastAsia="Consolas" w:hAnsi="Consolas"/>
+                <w:color w:val="1A1A1A"/>
+                <w:sz w:val="18"/>
+                <w:szCs w:val="18"/>
+              </w:rPr>
+              <w:t xml:space="preserve">    spine_commitment: C1</w:t>
+            </w:r>
+          </w:p>
+          <w:p>
+            <w:pPr>
+              <w:spacing w:after="0" w:before="0" w:line="240"/>
+            </w:pPr>
+            <w:r>
+              <w:rPr>
+                <w:rFonts w:ascii="Consolas" w:cs="Consolas" w:eastAsia="Consolas" w:hAnsi="Consolas"/>
+                <w:color w:val="1A1A1A"/>
+                <w:sz w:val="18"/>
+                <w:szCs w:val="18"/>
+              </w:rPr>
+              <w:t xml:space="preserve">    slices: [pilot, ga]</w:t>
+            </w:r>
+          </w:p>
+          <w:p>
+            <w:pPr>
+              <w:spacing w:after="0" w:before="0" w:line="240"/>
+            </w:pPr>
+            <w:r>
+              <w:rPr>
+                <w:rFonts w:ascii="Consolas" w:cs="Consolas" w:eastAsia="Consolas" w:hAnsi="Consolas"/>
+                <w:color w:val="1A1A1A"/>
+                <w:sz w:val="18"/>
+                <w:szCs w:val="18"/>
+              </w:rPr>
+              <w:t xml:space="preserve">    status: not_started</w:t>
+            </w:r>
+          </w:p>
+          <w:p>
+            <w:pPr>
+              <w:spacing w:after="0" w:before="0" w:line="240"/>
+            </w:pPr>
+            <w:r>
+              <w:rPr>
+                <w:rFonts w:ascii="Consolas" w:cs="Consolas" w:eastAsia="Consolas" w:hAnsi="Consolas"/>
+                <w:color w:val="1A1A1A"/>
+                <w:sz w:val="18"/>
+                <w:szCs w:val="18"/>
+              </w:rPr>
+              <w:t xml:space="preserve"> </w:t>
+            </w:r>
+          </w:p>
+          <w:p>
+            <w:pPr>
+              <w:spacing w:after="0" w:before="0" w:line="240"/>
+            </w:pPr>
+            <w:r>
+              <w:rPr>
+                <w:rFonts w:ascii="Consolas" w:cs="Consolas" w:eastAsia="Consolas" w:hAnsi="Consolas"/>
+                <w:color w:val="1A1A1A"/>
+                <w:sz w:val="18"/>
+                <w:szCs w:val="18"/>
+              </w:rPr>
+              <w:t xml:space="preserve">edges:</w:t>
+            </w:r>
+          </w:p>
+          <w:p>
+            <w:pPr>
+              <w:spacing w:after="0" w:before="0" w:line="240"/>
+            </w:pPr>
+            <w:r>
+              <w:rPr>
+                <w:rFonts w:ascii="Consolas" w:cs="Consolas" w:eastAsia="Consolas" w:hAnsi="Consolas"/>
+                <w:color w:val="1A1A1A"/>
+                <w:sz w:val="18"/>
+                <w:szCs w:val="18"/>
+              </w:rPr>
+              <w:t xml:space="preserve">  - from: N1</w:t>
+            </w:r>
+          </w:p>
+          <w:p>
+            <w:pPr>
+              <w:spacing w:after="0" w:before="0" w:line="240"/>
+            </w:pPr>
+            <w:r>
+              <w:rPr>
+                <w:rFonts w:ascii="Consolas" w:cs="Consolas" w:eastAsia="Consolas" w:hAnsi="Consolas"/>
+                <w:color w:val="1A1A1A"/>
+                <w:sz w:val="18"/>
+                <w:szCs w:val="18"/>
+              </w:rPr>
+              <w:t xml:space="preserve">    to: N6</w:t>
+            </w:r>
+          </w:p>
+          <w:p>
+            <w:pPr>
+              <w:spacing w:after="0" w:before="0" w:line="240"/>
+            </w:pPr>
+            <w:r>
+              <w:rPr>
+                <w:rFonts w:ascii="Consolas" w:cs="Consolas" w:eastAsia="Consolas" w:hAnsi="Consolas"/>
+                <w:color w:val="1A1A1A"/>
+                <w:sz w:val="18"/>
+                <w:szCs w:val="18"/>
+              </w:rPr>
+              <w:t xml:space="preserve">    type: blocks           # blocks | informs</w:t>
+            </w:r>
+          </w:p>
+          <w:p>
+            <w:pPr>
+              <w:spacing w:after="0" w:before="0" w:line="240"/>
+            </w:pPr>
+            <w:r>
+              <w:rPr>
+                <w:rFonts w:ascii="Consolas" w:cs="Consolas" w:eastAsia="Consolas" w:hAnsi="Consolas"/>
+                <w:color w:val="1A1A1A"/>
+                <w:sz w:val="18"/>
+                <w:szCs w:val="18"/>
+              </w:rPr>
+              <w:t xml:space="preserve">    reason: &lt;why this dependency exists — one phrase&gt;</w:t>
+            </w:r>
+          </w:p>
+          <w:p>
+            <w:pPr>
+              <w:spacing w:after="0" w:before="0" w:line="240"/>
+            </w:pPr>
+            <w:r>
+              <w:rPr>
+                <w:rFonts w:ascii="Consolas" w:cs="Consolas" w:eastAsia="Consolas" w:hAnsi="Consolas"/>
+                <w:color w:val="1A1A1A"/>
+                <w:sz w:val="18"/>
+                <w:szCs w:val="18"/>
+              </w:rPr>
+              <w:t xml:space="preserve"> </w:t>
+            </w:r>
+          </w:p>
+          <w:p>
+            <w:pPr>
+              <w:spacing w:after="0" w:before="0" w:line="240"/>
+            </w:pPr>
+            <w:r>
+              <w:rPr>
+                <w:rFonts w:ascii="Consolas" w:cs="Consolas" w:eastAsia="Consolas" w:hAnsi="Consolas"/>
+                <w:color w:val="1A1A1A"/>
+                <w:sz w:val="18"/>
+                <w:szCs w:val="18"/>
+              </w:rPr>
+              <w:t xml:space="preserve">  - from: N2</w:t>
+            </w:r>
+          </w:p>
+          <w:p>
+            <w:pPr>
+              <w:spacing w:after="0" w:before="0" w:line="240"/>
+            </w:pPr>
+            <w:r>
+              <w:rPr>
+                <w:rFonts w:ascii="Consolas" w:cs="Consolas" w:eastAsia="Consolas" w:hAnsi="Consolas"/>
+                <w:color w:val="1A1A1A"/>
+                <w:sz w:val="18"/>
+                <w:szCs w:val="18"/>
+              </w:rPr>
+              <w:t xml:space="preserve">    to: N6</w:t>
+            </w:r>
+          </w:p>
+          <w:p>
+            <w:pPr>
+              <w:spacing w:after="0" w:before="0" w:line="240"/>
+            </w:pPr>
+            <w:r>
+              <w:rPr>
+                <w:rFonts w:ascii="Consolas" w:cs="Consolas" w:eastAsia="Consolas" w:hAnsi="Consolas"/>
+                <w:color w:val="1A1A1A"/>
+                <w:sz w:val="18"/>
+                <w:szCs w:val="18"/>
+              </w:rPr>
+              <w:t xml:space="preserve">    type: informs          # N6 prefers N2 but works with N1</w:t>
+            </w:r>
+          </w:p>
+          <w:p>
+            <w:pPr>
+              <w:spacing w:after="0" w:before="0" w:line="240"/>
+            </w:pPr>
+            <w:r>
+              <w:rPr>
+                <w:rFonts w:ascii="Consolas" w:cs="Consolas" w:eastAsia="Consolas" w:hAnsi="Consolas"/>
+                <w:color w:val="1A1A1A"/>
+                <w:sz w:val="18"/>
+                <w:szCs w:val="18"/>
+              </w:rPr>
+              <w:t xml:space="preserve">    reason: &lt;...&gt;</w:t>
+            </w:r>
+          </w:p>
+        </w:tc>
+      </w:tr>
+    </w:tbl>
+    <w:p>
+      <w:pPr>
+        <w:pStyle w:val="Heading3"/>
+        <w:spacing w:after="140" w:before="280"/>
+      </w:pPr>
+      <w:r>
+        <w:rPr>
+          <w:rFonts w:ascii="Arial" w:cs="Arial" w:eastAsia="Arial" w:hAnsi="Arial"/>
+          <w:b/>
+          <w:bCs/>
+        </w:rPr>
+        <w:t xml:space="preserve">sequencing.mmd (Mermaid)</w:t>
+      </w:r>
+    </w:p>
+    <w:tbl>
+      <w:tblPr>
+        <w:tblW w:type="dxa" w:w="9360"/>
+        <w:tblBorders>
+          <w:top w:val="single" w:color="auto" w:sz="4"/>
+          <w:left w:val="single" w:color="auto" w:sz="4"/>
+          <w:bottom w:val="single" w:color="auto" w:sz="4"/>
+          <w:right w:val="single" w:color="auto" w:sz="4"/>
+          <w:insideH w:val="single" w:color="auto" w:sz="4"/>
+          <w:insideV w:val="single" w:color="auto" w:sz="4"/>
+        </w:tblBorders>
+      </w:tblPr>
+      <w:tblGrid>
+        <w:gridCol w:w="9360"/>
+      </w:tblGrid>
+      <w:tr>
+        <w:tc>
+          <w:tcPr>
+            <w:tcW w:type="dxa" w:w="9360"/>
+            <w:tcBorders>
+              <w:top w:val="single" w:color="D7DBE3" w:sz="4"/>
+              <w:left w:val="single" w:color="0B5FA5" w:sz="8"/>
+              <w:bottom w:val="single" w:color="D7DBE3" w:sz="4"/>
+              <w:right w:val="single" w:color="D7DBE3" w:sz="4"/>
+            </w:tcBorders>
+            <w:shd w:fill="F5F6FA" w:val="clear"/>
+            <w:tcMar>
+              <w:top w:type="dxa" w:w="160"/>
+              <w:left w:type="dxa" w:w="240"/>
+              <w:bottom w:type="dxa" w:w="160"/>
+              <w:right w:type="dxa" w:w="240"/>
+            </w:tcMar>
+          </w:tcPr>
+          <w:p>
+            <w:pPr>
+              <w:spacing w:after="0" w:before="0" w:line="240"/>
+            </w:pPr>
+            <w:r>
+              <w:rPr>
+                <w:rFonts w:ascii="Consolas" w:cs="Consolas" w:eastAsia="Consolas" w:hAnsi="Consolas"/>
+                <w:color w:val="1A1A1A"/>
+                <w:sz w:val="18"/>
+                <w:szCs w:val="18"/>
+              </w:rPr>
+              <w:t xml:space="preserve">graph LR</w:t>
+            </w:r>
+          </w:p>
+          <w:p>
+            <w:pPr>
+              <w:spacing w:after="0" w:before="0" w:line="240"/>
+            </w:pPr>
+            <w:r>
+              <w:rPr>
+                <w:rFonts w:ascii="Consolas" w:cs="Consolas" w:eastAsia="Consolas" w:hAnsi="Consolas"/>
+                <w:color w:val="1A1A1A"/>
+                <w:sz w:val="18"/>
+                <w:szCs w:val="18"/>
+              </w:rPr>
+              <w:t xml:space="preserve">    %% Disciplinary color classes</w:t>
+            </w:r>
+          </w:p>
+          <w:p>
+            <w:pPr>
+              <w:spacing w:after="0" w:before="0" w:line="240"/>
+            </w:pPr>
+            <w:r>
+              <w:rPr>
+                <w:rFonts w:ascii="Consolas" w:cs="Consolas" w:eastAsia="Consolas" w:hAnsi="Consolas"/>
+                <w:color w:val="1A1A1A"/>
+                <w:sz w:val="18"/>
+                <w:szCs w:val="18"/>
+              </w:rPr>
+              <w:t xml:space="preserve">    classDef frontend fill:#4DA6E8,stroke:#fff,color:#fff;</w:t>
+            </w:r>
+          </w:p>
+          <w:p>
+            <w:pPr>
+              <w:spacing w:after="0" w:before="0" w:line="240"/>
+            </w:pPr>
+            <w:r>
+              <w:rPr>
+                <w:rFonts w:ascii="Consolas" w:cs="Consolas" w:eastAsia="Consolas" w:hAnsi="Consolas"/>
+                <w:color w:val="1A1A1A"/>
+                <w:sz w:val="18"/>
+                <w:szCs w:val="18"/>
+              </w:rPr>
+              <w:t xml:space="preserve">    classDef backend  fill:#4DD88A,stroke:#fff,color:#fff;</w:t>
+            </w:r>
+          </w:p>
+          <w:p>
+            <w:pPr>
+              <w:spacing w:after="0" w:before="0" w:line="240"/>
+            </w:pPr>
+            <w:r>
+              <w:rPr>
+                <w:rFonts w:ascii="Consolas" w:cs="Consolas" w:eastAsia="Consolas" w:hAnsi="Consolas"/>
+                <w:color w:val="1A1A1A"/>
+                <w:sz w:val="18"/>
+                <w:szCs w:val="18"/>
+              </w:rPr>
+              <w:t xml:space="preserve">    classDef fullstack fill:#A87CE8,stroke:#fff,color:#fff;</w:t>
+            </w:r>
+          </w:p>
+          <w:p>
+            <w:pPr>
+              <w:spacing w:after="0" w:before="0" w:line="240"/>
+            </w:pPr>
+            <w:r>
+              <w:rPr>
+                <w:rFonts w:ascii="Consolas" w:cs="Consolas" w:eastAsia="Consolas" w:hAnsi="Consolas"/>
+                <w:color w:val="1A1A1A"/>
+                <w:sz w:val="18"/>
+                <w:szCs w:val="18"/>
+              </w:rPr>
+              <w:t xml:space="preserve">    classDef gtm      fill:#E8A034,stroke:#fff,color:#fff;</w:t>
+            </w:r>
+          </w:p>
+          <w:p>
+            <w:pPr>
+              <w:spacing w:after="0" w:before="0" w:line="240"/>
+            </w:pPr>
+            <w:r>
+              <w:rPr>
+                <w:rFonts w:ascii="Consolas" w:cs="Consolas" w:eastAsia="Consolas" w:hAnsi="Consolas"/>
+                <w:color w:val="1A1A1A"/>
+                <w:sz w:val="18"/>
+                <w:szCs w:val="18"/>
+              </w:rPr>
+              <w:t xml:space="preserve">    classDef design   fill:#E85454,stroke:#fff,color:#fff;</w:t>
+            </w:r>
+          </w:p>
+          <w:p>
+            <w:pPr>
+              <w:spacing w:after="0" w:before="0" w:line="240"/>
+            </w:pPr>
+            <w:r>
+              <w:rPr>
+                <w:rFonts w:ascii="Consolas" w:cs="Consolas" w:eastAsia="Consolas" w:hAnsi="Consolas"/>
+                <w:color w:val="1A1A1A"/>
+                <w:sz w:val="18"/>
+                <w:szCs w:val="18"/>
+              </w:rPr>
+              <w:t xml:space="preserve">    classDef compliance fill:#FF5470,stroke:#fff,color:#fff;</w:t>
+            </w:r>
+          </w:p>
+          <w:p>
+            <w:pPr>
+              <w:spacing w:after="0" w:before="0" w:line="240"/>
+            </w:pPr>
+            <w:r>
+              <w:rPr>
+                <w:rFonts w:ascii="Consolas" w:cs="Consolas" w:eastAsia="Consolas" w:hAnsi="Consolas"/>
+                <w:color w:val="1A1A1A"/>
+                <w:sz w:val="18"/>
+                <w:szCs w:val="18"/>
+              </w:rPr>
+              <w:t xml:space="preserve"> </w:t>
+            </w:r>
+          </w:p>
+          <w:p>
+            <w:pPr>
+              <w:spacing w:after="0" w:before="0" w:line="240"/>
+            </w:pPr>
+            <w:r>
+              <w:rPr>
+                <w:rFonts w:ascii="Consolas" w:cs="Consolas" w:eastAsia="Consolas" w:hAnsi="Consolas"/>
+                <w:color w:val="1A1A1A"/>
+                <w:sz w:val="18"/>
+                <w:szCs w:val="18"/>
+              </w:rPr>
+              <w:t xml:space="preserve">    %% Nodes  (id["label · effort · user_visible flag"])</w:t>
+            </w:r>
+          </w:p>
+          <w:p>
+            <w:pPr>
+              <w:spacing w:after="0" w:before="0" w:line="240"/>
+            </w:pPr>
+            <w:r>
+              <w:rPr>
+                <w:rFonts w:ascii="Consolas" w:cs="Consolas" w:eastAsia="Consolas" w:hAnsi="Consolas"/>
+                <w:color w:val="1A1A1A"/>
+                <w:sz w:val="18"/>
+                <w:szCs w:val="18"/>
+              </w:rPr>
+              <w:t xml:space="preserve">    N1["N1 · localStorage · 1d · ◉"]:::frontend</w:t>
+            </w:r>
+          </w:p>
+          <w:p>
+            <w:pPr>
+              <w:spacing w:after="0" w:before="0" w:line="240"/>
+            </w:pPr>
+            <w:r>
+              <w:rPr>
+                <w:rFonts w:ascii="Consolas" w:cs="Consolas" w:eastAsia="Consolas" w:hAnsi="Consolas"/>
+                <w:color w:val="1A1A1A"/>
+                <w:sz w:val="18"/>
+                <w:szCs w:val="18"/>
+              </w:rPr>
+              <w:t xml:space="preserve">    N2["N2 · backend persistence · 3d"]:::backend</w:t>
+            </w:r>
+          </w:p>
+          <w:p>
+            <w:pPr>
+              <w:spacing w:after="0" w:before="0" w:line="240"/>
+            </w:pPr>
+            <w:r>
+              <w:rPr>
+                <w:rFonts w:ascii="Consolas" w:cs="Consolas" w:eastAsia="Consolas" w:hAnsi="Consolas"/>
+                <w:color w:val="1A1A1A"/>
+                <w:sz w:val="18"/>
+                <w:szCs w:val="18"/>
+              </w:rPr>
+              <w:t xml:space="preserve">    N5["N5 · authentication · 4d · ◉"]:::fullstack</w:t>
+            </w:r>
+          </w:p>
+          <w:p>
+            <w:pPr>
+              <w:spacing w:after="0" w:before="0" w:line="240"/>
+            </w:pPr>
+            <w:r>
+              <w:rPr>
+                <w:rFonts w:ascii="Consolas" w:cs="Consolas" w:eastAsia="Consolas" w:hAnsi="Consolas"/>
+                <w:color w:val="1A1A1A"/>
+                <w:sz w:val="18"/>
+                <w:szCs w:val="18"/>
+              </w:rPr>
+              <w:t xml:space="preserve">    N6["N6 · resume button · 1d · ◉"]:::frontend</w:t>
+            </w:r>
+          </w:p>
+          <w:p>
+            <w:pPr>
+              <w:spacing w:after="0" w:before="0" w:line="240"/>
+            </w:pPr>
+            <w:r>
+              <w:rPr>
+                <w:rFonts w:ascii="Consolas" w:cs="Consolas" w:eastAsia="Consolas" w:hAnsi="Consolas"/>
+                <w:color w:val="1A1A1A"/>
+                <w:sz w:val="18"/>
+                <w:szCs w:val="18"/>
+              </w:rPr>
+              <w:t xml:space="preserve">    %% ... add the rest from sequencing.yml</w:t>
+            </w:r>
+          </w:p>
+          <w:p>
+            <w:pPr>
+              <w:spacing w:after="0" w:before="0" w:line="240"/>
+            </w:pPr>
+            <w:r>
+              <w:rPr>
+                <w:rFonts w:ascii="Consolas" w:cs="Consolas" w:eastAsia="Consolas" w:hAnsi="Consolas"/>
+                <w:color w:val="1A1A1A"/>
+                <w:sz w:val="18"/>
+                <w:szCs w:val="18"/>
+              </w:rPr>
+              <w:t xml:space="preserve"> </w:t>
+            </w:r>
+          </w:p>
+          <w:p>
+            <w:pPr>
+              <w:spacing w:after="0" w:before="0" w:line="240"/>
+            </w:pPr>
+            <w:r>
+              <w:rPr>
+                <w:rFonts w:ascii="Consolas" w:cs="Consolas" w:eastAsia="Consolas" w:hAnsi="Consolas"/>
+                <w:color w:val="1A1A1A"/>
+                <w:sz w:val="18"/>
+                <w:szCs w:val="18"/>
+              </w:rPr>
+              <w:t xml:space="preserve">    %% Edges  (--&gt;|type| for blocks, -.-&gt;|informs| for informs)</w:t>
+            </w:r>
+          </w:p>
+          <w:p>
+            <w:pPr>
+              <w:spacing w:after="0" w:before="0" w:line="240"/>
+            </w:pPr>
+            <w:r>
+              <w:rPr>
+                <w:rFonts w:ascii="Consolas" w:cs="Consolas" w:eastAsia="Consolas" w:hAnsi="Consolas"/>
+                <w:color w:val="1A1A1A"/>
+                <w:sz w:val="18"/>
+                <w:szCs w:val="18"/>
+              </w:rPr>
+              <w:t xml:space="preserve">    N1 --&gt;|blocks| N6</w:t>
+            </w:r>
+          </w:p>
+          <w:p>
+            <w:pPr>
+              <w:spacing w:after="0" w:before="0" w:line="240"/>
+            </w:pPr>
+            <w:r>
+              <w:rPr>
+                <w:rFonts w:ascii="Consolas" w:cs="Consolas" w:eastAsia="Consolas" w:hAnsi="Consolas"/>
+                <w:color w:val="1A1A1A"/>
+                <w:sz w:val="18"/>
+                <w:szCs w:val="18"/>
+              </w:rPr>
+              <w:t xml:space="preserve">    N2 -.-&gt;|informs| N6</w:t>
+            </w:r>
+          </w:p>
+          <w:p>
+            <w:pPr>
+              <w:spacing w:after="0" w:before="0" w:line="240"/>
+            </w:pPr>
+            <w:r>
+              <w:rPr>
+                <w:rFonts w:ascii="Consolas" w:cs="Consolas" w:eastAsia="Consolas" w:hAnsi="Consolas"/>
+                <w:color w:val="1A1A1A"/>
+                <w:sz w:val="18"/>
+                <w:szCs w:val="18"/>
+              </w:rPr>
+              <w:t xml:space="preserve">    N5 --&gt;|blocks| N14</w:t>
+            </w:r>
+          </w:p>
+          <w:p>
+            <w:pPr>
+              <w:spacing w:after="0" w:before="0" w:line="240"/>
+            </w:pPr>
+            <w:r>
+              <w:rPr>
+                <w:rFonts w:ascii="Consolas" w:cs="Consolas" w:eastAsia="Consolas" w:hAnsi="Consolas"/>
+                <w:color w:val="1A1A1A"/>
+                <w:sz w:val="18"/>
+                <w:szCs w:val="18"/>
+              </w:rPr>
+              <w:t xml:space="preserve">    %% ...</w:t>
+            </w:r>
+          </w:p>
+        </w:tc>
+      </w:tr>
+    </w:tbl>
+    <w:p>
+      <w:pPr>
+        <w:spacing w:after="120" w:before="60" w:line="320"/>
+        <w:jc w:val="left"/>
+      </w:pPr>
+      <w:r>
+        <w:rPr>
+          <w:rFonts w:ascii="Arial" w:cs="Arial" w:eastAsia="Arial" w:hAnsi="Arial"/>
+          <w:b w:val="false"/>
+          <w:bCs w:val="false"/>
+          <w:i w:val="false"/>
+          <w:iCs w:val="false"/>
+          <w:sz w:val="22"/>
+          <w:szCs w:val="22"/>
+        </w:rPr>
+        <w:t xml:space="preserve">Common mistakes: too much in one graph (one Leaf per epic, not per product); forgetting to mark items user_visible; confusing blocks with informs; stale status fields; calendar days instead of ideal days; treating the graph as a PM-only artifact (the value lands when the team self-routes from it).</w:t>
+      </w:r>
+    </w:p>
+    <w:p>
+      <w:pPr>
+        <w:spacing w:after="120" w:before="60" w:line="320"/>
+        <w:jc w:val="left"/>
+      </w:pPr>
+      <w:r>
+        <w:rPr>
+          <w:rFonts w:ascii="Arial" w:cs="Arial" w:eastAsia="Arial" w:hAnsi="Arial"/>
+          <w:b w:val="false"/>
+          <w:bCs w:val="false"/>
+          <w:i w:val="false"/>
+          <w:iCs w:val="false"/>
+          <w:sz w:val="22"/>
+          <w:szCs w:val="22"/>
+        </w:rPr>
+        <w:t xml:space="preserve">An interactive demo of this exact template — fifteen work items, three slices, slice + discipline filters, click-to-cycle status, a live Ready Now queue — accompanies this paper. It is the smallest practical Sequencing Leaf and demonstrates the self-service routing model on a generic SaaS feature.</w:t>
+      </w:r>
+    </w:p>
+    <w:p>
+      <w:pPr>
+        <w:pStyle w:val="Heading2"/>
+        <w:spacing w:after="140" w:before="280"/>
+      </w:pPr>
+      <w:r>
+        <w:rPr>
+          <w:rFonts w:ascii="Arial" w:cs="Arial" w:eastAsia="Arial" w:hAnsi="Arial"/>
+          <w:b/>
+          <w:bCs/>
+        </w:rPr>
+        <w:t xml:space="preserve">Using the templates as a system</w:t>
+      </w:r>
+    </w:p>
+    <w:p>
+      <w:pPr>
+        <w:spacing w:after="120" w:before="60" w:line="320"/>
+        <w:jc w:val="left"/>
+      </w:pPr>
+      <w:r>
+        <w:rPr>
+          <w:rFonts w:ascii="Arial" w:cs="Arial" w:eastAsia="Arial" w:hAnsi="Arial"/>
+          <w:b w:val="false"/>
+          <w:bCs w:val="false"/>
+          <w:i w:val="false"/>
+          <w:iCs w:val="false"/>
+          <w:sz w:val="22"/>
+          <w:szCs w:val="22"/>
+        </w:rPr>
+        <w:t xml:space="preserve">Drop all five files into a single repository — call it whatever your project is called. Each template references the Spine version it traces from. When the Spine updates (a metric refines, a scope item drops, a persona sharpens), increment spine_version, then walk through the four other Leaves and update them to match. The artifacts are now derivatives of one source rather than parallel documents that drift. This is the Section 5.7 property made operational, and it is the difference between a methodology that holds together for one cycle and one that compounds across many.</w:t>
+      </w:r>
+    </w:p>
+    <w:p>
+      <w:pPr>
+        <w:spacing w:after="120" w:before="60" w:line="320"/>
+        <w:jc w:val="left"/>
+      </w:pPr>
+      <w:r>
+        <w:rPr>
+          <w:rFonts w:ascii="Arial" w:cs="Arial" w:eastAsia="Arial" w:hAnsi="Arial"/>
+          <w:b w:val="false"/>
+          <w:bCs w:val="false"/>
+          <w:i w:val="false"/>
+          <w:iCs w:val="false"/>
+          <w:sz w:val="22"/>
+          <w:szCs w:val="22"/>
+        </w:rPr>
+        <w:t xml:space="preserve">If you adopt only one template this sprint, adopt the Spine. The other four are higher-resolution. The Spine is the load-bearing one. Without it, the rest decorate.</w:t>
       </w:r>
     </w:p>
     <w:p>
